--- a/01_《三人行》全24集全流程标杆成品库/05_核心人物一人一档/人物12_林开颜_肖雪（2058人生无限公司实习生 ＆ 2008转校生）.docx
+++ b/01_《三人行》全24集全流程标杆成品库/05_核心人物一人一档/人物12_林开颜_肖雪（2058人生无限公司实习生 ＆ 2008转校生）.docx
@@ -1497,277 +1497,6 @@
     </w:p>
     <w:p>
       <w:pPr>
-        <w:spacing w:before="160" w:after="80" w:line="384" w:lineRule="auto"/>
-        <w:jc w:val="left"/>
-      </w:pPr>
-      <w:r>
-        <w:rPr>
-          <w:rFonts w:ascii="Arial" w:hAnsi="Arial" w:eastAsia="黑体"/>
-          <w:b/>
-          <w:color w:val="141414"/>
-          <w:sz w:val="22"/>
-        </w:rPr>
-        <w:t>（附）本角色全剧登场场次、具体行动与核心台词逐集纪实（100%对齐定稿文学剧本）</w:t>
-      </w:r>
-    </w:p>
-    <w:p>
-      <w:pPr>
-        <w:spacing w:before="40" w:after="80" w:line="384" w:lineRule="auto"/>
-        <w:ind w:firstLine="400"/>
-        <w:jc w:val="left"/>
-      </w:pPr>
-      <w:r>
-        <w:rPr>
-          <w:rFonts w:ascii="Times New Roman" w:hAnsi="Times New Roman" w:eastAsia="宋体"/>
-          <w:b w:val="0"/>
-          <w:color w:val="141414"/>
-          <w:sz w:val="20"/>
-        </w:rPr>
-        <w:t>◆ EP01《夺回人生》：【1-30　外　家属院·三个雪人院落 — 夜】：情节与动作调度：背着黑色双肩包的赵左右踏着积雪走进院子，在三个雪人面前停下脚步。他伸出手，轻轻替那个戴着黑色针织帽、插着胡萝卜鼻子的小雪人拂去头顶的浮雪，原本紧绷疲惫的眉眼渐渐柔和下来，轻声对自己说了一句。</w:t>
-      </w:r>
-    </w:p>
-    <w:p>
-      <w:pPr>
-        <w:spacing w:before="40" w:after="80" w:line="384" w:lineRule="auto"/>
-        <w:ind w:firstLine="400"/>
-        <w:jc w:val="left"/>
-      </w:pPr>
-      <w:r>
-        <w:rPr>
-          <w:rFonts w:ascii="Times New Roman" w:hAnsi="Times New Roman" w:eastAsia="宋体"/>
-          <w:b w:val="0"/>
-          <w:color w:val="141414"/>
-          <w:sz w:val="20"/>
-        </w:rPr>
-        <w:t>◆ EP02《第三个雪人》：【2-31　外/内　和艺北街IC卡公用电话亭与人生无限有限公司（2058） — 夜】：情节与动作调度：深夜空旷寂静的“和艺北街”，街角路灯在雪地上投下昏黄的光晕。16岁的赵左右在被窝里用手机发了一条说说：“【说说】今天发生了很多事，不过，祝我生日快乐吧！”与此同时，深夜空旷寂静的“和艺北街（HE YI BEI JIE）”上，身穿黑色皮夹克、内搭白衬衫与黑领带、头戴深色做旧棒球帽的66岁赵了独自走过斑马线，推门走进路牌下的IC卡公用电话亭。 赵了从怀中取出一张黑金配色的卡片——正面印着莫比乌斯环标志与“人生无限有限公司 LIVE ONCE AGAIN｜领航时空旅行服务的新时代”；他将卡片翻转过来，背面正是他的身份证：“姓名：赵了｜性别：男｜民族：汉｜出生：1942年1月21日｜住址：吉春省长林市亭午区正阳街2008附2058号｜公民身份号码：251328194201213910”。 赵了将这张带有芯片的身份证稳稳插入公用电话机“仅限于IC卡”的插槽内，摘下听筒贴在耳边，手指在金属按键上依次拨号。；核心台词实录：客服小雪：“尊敬的贵宾您好，这里是二零五八年的人生无限有限公司，我是您的专属客服小雪。感谢您准时进行时空定位确认，本电话亭将作为您与未来时空通信往返的唯一地址，非常重要。这边再次确认一下您的姓名。”</w:t>
-      </w:r>
-    </w:p>
-    <w:p>
-      <w:pPr>
-        <w:spacing w:before="40" w:after="80" w:line="384" w:lineRule="auto"/>
-        <w:ind w:firstLine="400"/>
-        <w:jc w:val="left"/>
-      </w:pPr>
-      <w:r>
-        <w:rPr>
-          <w:rFonts w:ascii="Times New Roman" w:hAnsi="Times New Roman" w:eastAsia="宋体"/>
-          <w:b w:val="0"/>
-          <w:color w:val="141414"/>
-          <w:sz w:val="20"/>
-        </w:rPr>
-        <w:t>◆ EP03《少年的决定》：【3-14　内/外　人生无限有限公司·客服中心（2058）与和艺北街电话亭（2008） — 夜】：情节与动作调度：2058年“∞ 人生无限有限公司 LIVE ONCE AGAIN”全息客服大厅内灯火通明。一名留着黑色齐肩长发、身穿浅灰色修身西装制服的女客服以背影坐在弧形操作台前接听来电。 电话亭里的66岁赵了不等她说完便沉声打断。 2058女客服神色微动，看着对方继续说道。 2058女客服神色微动，看着对方继续说道。；核心台词实录：2058女客服：“赵左右先生，您好。感谢您准时进行今天的行程登记。请问您今天——” ／ 2058女客服：“是的，请问您遇到什么问题了吗？” ／ 2058女客服：“实在不好意思，这是我们的失误。” ／ 2058女客服：“先生！实在不好意思，我马上为您安排新的联络点。” ／ 2058女客服：“技术比较复杂，可能需要一段时间。但您放心，一定加急处理。您消消气，给您带来不便，非常抱歉。”　【3-17　内　街边精品杂货店 — 日】：情节与动作调度：午后的精品杂货店内暖意融融，货架上摆满了各式贺卡与毛线。16岁的徐图图戴着浅灰色粗毛线围巾、身穿米杏色棉服走进店里，在文具架前拿起一张深蓝色雪人立体贺卡——内页印着“Best Wishes For You”，右上角贴着白色价格标签“立体贺卡 ¥ 35”。 徐图图翻看背面35元的价格签后，轻轻叹了口气将雪人贺卡放回原处，转身走到旁边的毛线货架后挑选毛线。 恰在此时，身穿黑色毛呢大衣的王一漫与身穿浅天蓝色大衣的闺蜜尚雪结伴走进店里挑贺卡。躲在毛线架后面的徐图图清晰听见了两人的对话。 王一漫与尚雪说笑着离开精品店。毛线架后的徐图图怀里抱着毛线团，镜片后的眼神变得失落而忐忑。；核心台词实录：尚雪：“对了，漫漫，你明天真的要跟赵左右他们去看电影吗？我觉得你还是不要跟那些成绩差的男生一起玩。” ／ 尚雪：“原来你喜欢周星驰啊？还是说你喜欢那个赵——” ／ 尚雪：“送我妈。”　【3-19　内　电影院·售票大厅（荀未来替赵左右约王一漫坐摩天轮） — 日】：情节与动作调度：身穿驼色大衣配棕色格纹围巾的王一漫与身穿米白色小熊耳朵连帽羽绒服的尚雪走进电影院大厅，一眼看到了荀未来的背影。 王一漫垂下眼帘，神情清冷而克制，声音轻柔。 说话间，身穿棕橙色格纹内衬连帽棉服的16岁赵左右与穿黄蓝拼色羽绒服的罗爱文兴冲冲地走进大厅。 尚雪神色微动，看着对方继续说道。 赵左右、罗爱文去经理室取票，尚雪去洗手间，大厅原地只剩下王一漫与荀未来两人。王一漫转头看向荀未来。；核心台词实录：尚雪：“那个人是荀未来吗？” ／ 尚雪：“你找他干啥？” ／ 尚雪：“你没看到贴吧上大家都咋说他的吗？他一个混子，能跟你有什么共同话题呀？” ／ 尚雪：“那我也去上个厕所。”　【3-20　内　电影院·3号放映厅（《长江七号》观影与零食填鸭） — 日】：情节与动作调度：3号放映厅内灯光暗下，大银幕上正在放映周星驰电影《长江七号》。王一漫与尚雪并排坐在前排，罗爱文、赵左右与荀未来坐在正后排。　【3-25　内　电影院·男洗手间与走廊（反锁隔间与散场） — 黄昏】：情节与动作调度：恰在此时，3号放映厅大门打开，电影《长江七号》散场。罗爱文一边抽着纸巾抹眼泪一边走出来，王一漫与尚雪也走出放映厅四下张望。　【3-26　内　电影院·男洗手间与放映厅外走廊（赵了摆立牌支走王一漫三人） — 夜】：情节与动作调度：男洗手间内，被反锁在隔间里的41岁荀未来用力拍打着隔间木门，懊恼地抓着头发。 荀未来踩上马桶，双手扒住隔间顶板奋力往上攀爬。与此同时，男洗手间外门前，身穿黑色皮夹克内搭白衬衫黑领带、头戴深色刺绣鸭舌帽的66岁赵了缓步走来，将一块黄色的“清扫中 CLEANING IN PROGRESS”塑料立牌端端正正摆在男洗手间门口。 随后，赵了转身走到3号放映厅外正在张望的王一漫、尚雪与罗爱文面前。 尚雪有些不满地凑到王一漫耳边小声嘀咕。 目送王一漫、尚雪与罗爱文三人离开走廊后，66岁的赵了气定神闲地转过身，推门走进了男洗手间。；核心台词实录：王一漫＆尚雪＆罗爱文：“对，爷爷好。” ／ 尚雪：“不是说好要一起去游乐园吗？”</w:t>
-      </w:r>
-    </w:p>
-    <w:p>
-      <w:pPr>
-        <w:spacing w:before="40" w:after="80" w:line="384" w:lineRule="auto"/>
-        <w:ind w:firstLine="400"/>
-        <w:jc w:val="left"/>
-      </w:pPr>
-      <w:r>
-        <w:rPr>
-          <w:rFonts w:ascii="Times New Roman" w:hAnsi="Times New Roman" w:eastAsia="宋体"/>
-          <w:b w:val="0"/>
-          <w:color w:val="141414"/>
-          <w:sz w:val="20"/>
-        </w:rPr>
-        <w:t>◆ EP06《暖雪》：【6-4　外/内　飞霞路·公用电话亭与人生无限有限公司工位（2058） — 日】：情节与动作调度：飞霞路与和艺北街交口，头戴黑色鸭舌帽、身穿深蓝色厚羽绒服的六十六岁赵了顶着寒风步入公用电话亭，左手捂着嘴剧烈咳嗽，随后取出电话卡插入卡槽，神情疲惫而焦躁地按键拨号。 二零五八年人生无限有限公司（LIVE ONCE AGAIN）办公区内，工号 58003 的长发女客服背对镜头端坐在电脑屏幕前，声音与王一漫如出一辙。 赵了一手紧握听筒、一手扶着电话机台面，难受地吸了吸鼻子，情绪激动地抱怨。；核心台词实录：客服58003：“您好，赵左右先生。昨晚您没有来电登记花销，必须给您记入违规次数了。” ／ 客服58003：“实在抱歉。我们也是为保护时空进程考虑，还是要提醒您一下，您兑换的货币只能进行个人消费。” ／ 客服58003：“等……等等！赵先生，其实系统之前就监测到了，您之前有干涉时空进程的波动，按规定我们得把您带回来，但我偷偷帮您消掉了。” ／ 客服58003：“这次我也帮您消掉，您消消气，就别找我们领导了吧。” ／ 客服58003：“您不必担心，在旧的电话亭拆掉之前，我们一定会准备好的。”</w:t>
-      </w:r>
-    </w:p>
-    <w:p>
-      <w:pPr>
-        <w:spacing w:before="40" w:after="80" w:line="384" w:lineRule="auto"/>
-        <w:ind w:firstLine="400"/>
-        <w:jc w:val="left"/>
-      </w:pPr>
-      <w:r>
-        <w:rPr>
-          <w:rFonts w:ascii="Times New Roman" w:hAnsi="Times New Roman" w:eastAsia="宋体"/>
-          <w:b w:val="0"/>
-          <w:color w:val="141414"/>
-          <w:sz w:val="20"/>
-        </w:rPr>
-        <w:t>◆ EP07《舒图来了》：【7-6　内　赵左右家·玄关与客厅 — 日】：情节与动作调度：赵东来得意地拍了拍儿子的肩膀，开门下楼。偌大的屋子瞬间冷清下来，赵左右独自走到结着冰霜的窗前，俯瞰着楼下雪地里孤零零排成一列的三个小雪人，眼神有些落寞。就在这时，门外响起笃笃的敲门声。</w:t>
-      </w:r>
-    </w:p>
-    <w:p>
-      <w:pPr>
-        <w:spacing w:before="40" w:after="80" w:line="384" w:lineRule="auto"/>
-        <w:ind w:firstLine="400"/>
-        <w:jc w:val="left"/>
-      </w:pPr>
-      <w:r>
-        <w:rPr>
-          <w:rFonts w:ascii="Times New Roman" w:hAnsi="Times New Roman" w:eastAsia="宋体"/>
-          <w:b w:val="0"/>
-          <w:color w:val="141414"/>
-          <w:sz w:val="20"/>
-        </w:rPr>
-        <w:t>◆ EP10《只要我想》：【10-4　内　长林八中·校医室 — 日】：情节与动作调度：校医室安静的隔间内，脸色苍白的十六岁赵左右平躺在铺着蓝色床单的病床上，双目紧闭处于低血糖昏迷中，干裂的嘴唇却依然在无意识地微微翕动，断断续续地呢喃着历史考点与梦话。坐在病床旁的荀未来俯视着走火入魔的十六岁自己，听得直摇头。 病床上的赵左右眉头紧锁，用微弱的气声在梦中呓语；荀未来微微探身，凑近他的唇边仔细分辨。 就在这时，校医室门外的走廊阴影处，身穿蓝白校服内搭浅灰连帽卫衣的王一漫与闺蜜尚雪正探头往里张望。尚雪轻轻推了推王一漫的胳膊，用气声催促。 王一漫咬着下唇，眼神里带着几分羞怯与犹豫；尚雪又轻轻推了她一把。；核心台词实录：尚雪：“你快进去呀。” ／ 尚雪：“去呀。”</w:t>
-      </w:r>
-    </w:p>
-    <w:p>
-      <w:pPr>
-        <w:spacing w:before="40" w:after="80" w:line="384" w:lineRule="auto"/>
-        <w:ind w:firstLine="400"/>
-        <w:jc w:val="left"/>
-      </w:pPr>
-      <w:r>
-        <w:rPr>
-          <w:rFonts w:ascii="Times New Roman" w:hAnsi="Times New Roman" w:eastAsia="宋体"/>
-          <w:b w:val="0"/>
-          <w:color w:val="141414"/>
-          <w:sz w:val="20"/>
-        </w:rPr>
-        <w:t>◆ EP11《YOU WIN》：【11-6　内/外　教学楼楼梯拐角·主任办公室与室外红砖连廊 — 日】：情节与动作调度：教学楼偏僻的器材室走廊窗边，王一漫独自一人背靠着窗台站立，一边默默流着眼泪，一边大口大口机械地咬着手里的一只红苹果，试图用吞咽动作把委屈硬生生咽回肚子里。十六岁的徐图图正好从楼梯间拾级而上，听到隐约的抽泣声，看到王一漫的身影后体贴地停下脚步，悄悄躲在转角墙后没有上前打扰。 就在这时，头戴发夹的闺蜜尚雪快步走到王一漫身旁，伸手搭住她的肩膀哄劝。王一漫连忙擦了擦眼泪，勉强扯出一丝微笑。 王一漫双手紧握着被咬出缺口的红苹果，眼泪顺着脸颊滑落，却依然真诚而克制地替赵左右说话；墙角后的徐图图静静听着。 不料尚雪双手抱胸，撇着嘴满脸不屑地抛出了惊人揣测！墙角后的徐图图眼神猛地一惊。 王一漫皱起眉头，转过头严肃地制止尚雪胡乱猜疑。；核心台词实录：尚雪：“哎呀没事儿的漫漫，要不放学我陪你去东湖银泰，咱们去购物释放一下，怎么样？哎呀公主有泪不轻弹的，我看你这次应该不是怕你妈妈骂你，你是不服那姓赵的吧？” ／ 尚雪：“他努力个啥呀？他八成是作弊的！” ／ 尚雪：“哎我这次可真没瞎说啊！那不是我新同桌吗，他住校的，他说他考试前一天晚上看到赵左右偷偷摸摸进了老师办公室！那你想啊，他在里面那么久，那卷子就在老师办公室放着，那他能干啥？偷题啊！指定是偷题了！” ／ 尚雪：“你怎么总是把人往好处想呢？那你要不信，那你就等着看吧！” ／ 尚雪：“戴主任，我要举报！” ／ 尚雪：“主任，他肯定是拿手机拍了文综卷子，他肯定是偷题了才能考这么好呀！”</w:t>
-      </w:r>
-    </w:p>
-    <w:p>
-      <w:pPr>
-        <w:spacing w:before="40" w:after="80" w:line="384" w:lineRule="auto"/>
-        <w:ind w:firstLine="400"/>
-        <w:jc w:val="left"/>
-      </w:pPr>
-      <w:r>
-        <w:rPr>
-          <w:rFonts w:ascii="Times New Roman" w:hAnsi="Times New Roman" w:eastAsia="宋体"/>
-          <w:b w:val="0"/>
-          <w:color w:val="141414"/>
-          <w:sz w:val="20"/>
-        </w:rPr>
-        <w:t>◆ EP14《继承》：【14-3　内/外　502室赵了家·2058年人生无限有限公司与风雪电话亭 — 夜】：情节与动作调度：夜晚的老居民楼五楼水泥楼梯间内，画面中央浮现本集片名：第 14 集 继承。 系着浅色格纹围巾、背着双肩包的十六岁赵左右一步步走上五楼台阶，正准备掏钥匙开五零一室的家门，对门五零二室的防盗门忽然打开，身穿灰色连帽卫衣的六十六岁赵了探出头来，笑眯眯地向他招手。 赵左右停下脚步，转过身礼貌地看向五零二室门口的老人。 公元2058年，人生（无限）有限公司纯白科技监控室内，墙面印着“LIVE ONCE AGAIN”的标识。全息大屏上突然弹出刺目的红色警告框：【黑金会员 赵左右｜工号：58003｜⚠️ 监测到1个可疑时空波动｜快照聚合：1小时前】。身穿白色制服的客服专员小雪看着屏幕倒吸一口凉气，立刻拨通了跨时空联络专线。 2008年长林市飘雪的深夜街头，头戴黑色“EPOWER”棒球帽、系着格纹围巾的六十六岁赵了站在公用电话亭内，接起了响铃的话筒。电话那头传来小雪焦急的声音。；核心台词实录：小雪（电话音）：“不好啦赵先生，你好像又违规了！” ／ 小雪（电话音）：“具体改变了什么我们这儿也看不到，系统只能看到与您本人相关的时空波动大小。但刚才那一下波动非常明显，说明您给DV机的举动已经引发了蝴蝶效应，改变了时空进程！” ／ 小雪（电话音）：“不过您放心，我趁高总不在，又帮您把这次违规记录按系统误判给消掉了。您可得千万小心啊，高总最近查得特别严！” ／ 小雪（电话音）：“还没有呢赵先生，工程部那边还在抢修。您再耐心等等，等修好之后，我们会直接定位到新的联络点通知您的。”　【14-6　外/内　长林八中校门外·黑色路虎车内与学校广播室 — 夜/日】：情节与动作调度：赵了神色骤然凝重，转过身一字一顿地向荀未来揭开了2058年“人生（无限）有限公司”宏观监测系统的真正恐怖之处（画面闪回2058年纯白监控室小雪操作终端的镜头）！</w:t>
-      </w:r>
-    </w:p>
-    <w:p>
-      <w:pPr>
-        <w:spacing w:before="40" w:after="80" w:line="384" w:lineRule="auto"/>
-        <w:ind w:firstLine="400"/>
-        <w:jc w:val="left"/>
-      </w:pPr>
-      <w:r>
-        <w:rPr>
-          <w:rFonts w:ascii="Times New Roman" w:hAnsi="Times New Roman" w:eastAsia="宋体"/>
-          <w:b w:val="0"/>
-          <w:color w:val="141414"/>
-          <w:sz w:val="20"/>
-        </w:rPr>
-        <w:t>◆ EP17《不速之客》：【17-1　内　2058年人生无限有限公司开放办公区与监控台 — 夜】：情节与动作调度：公元2058年，画面中央浮现巨大的白色年份数字：2058。 北京市“人生（无限）有限公司（LIFE ONCE AGAIN）”纯白科技感的开放办公区内，墙上的挂钟指向晚上七点。身穿紫色连帽卫衣配黑马甲、戴着透明圆框眼镜的实习客服专员林开颜（小雪，工号58004）正坐在工位前；一名戴方框眼镜的新人男同事端着笔记本走过来坐在她对面请教。 林开颜（小雪）往椅背上一靠，推了推眼镜，绘声绘色地比划着给他科普公司历史上的奇葩案例。 小雪竖起一根手指，继续用生动的比喻解释为何不能随便使用凭空消失的紧急召回。 小雪神色一正，点出了全公司最神圣不可侵犯的铁律——禁止接触时空旅行发明人余博士！；核心台词实录：林开颜（小雪）：“之前有人为了追求刺激，从大雪山上跳下来，半空嘴里叼巧克力棒发紧急召回信号。幸亏当时对接的人眼疾手快，万一摔死了算谁的？” ／ 林开颜（小雪）：“还有啊，你设想一下，你是一只远古小猴，一个咱们时代的人唰的一下在你面前消失了，你是不是得吓出心脏病？所以啊，任何违规行为哪怕再严重，咱也得派人给他带回来。” ／ 林开颜（小雪）：“对！最高警报就是客户和发明时空旅行的余博士发生了互动。就好像你现在去和爱迪生说别发明电灯了一样，这后果不堪设想。所以啊，这是唯一可以触发紧急召回信号的情况。” ／ 林开颜（小雪）：“高总，这是送给您家小公主的，您快回去陪她过生日吧！资料我自己整理就行，反正最近都是我值夜班，资料什么的顺手就整理了。” ／ 林开颜（小雪）：“哎，我刚来总要多做一些的嘛，想着早点转正呢。再见，高总！” ／ 林开颜（小雪）：“啊？！重新定位联络点连高总的权限都不够，还要找财务？！”　【17-4　内/外　2058年人生无限有限公司·雪原古堡外·风雪电话亭与502室客厅 — 夜/日】：情节与动作调度：几乎在同一秒，公元2058年“人生（无限）有限公司”监控大厅内，刺目的猩红色警报灯疯狂旋转闪烁！全息大屏上弹出鲜红的【最高警报：正在召回｜已归档：黑金会员 赵左右】字样，机械女声响彻大厅：“最高警报，紧急召回程序启动！十、九、八、七……” 正在工位旁的实习生林开颜（小雪）吓得魂不附体，飞奔扑回电脑前，在倒计时数到“一”的千钧一发之际，一把抓起桌上的沉重胶带座，死死压卡在轨迹球鼠标的取消键上，强行物理中断了紧急召回程序！ 红光熄灭，大厅恢复白光。惊魂未定的小雪刚喘了一口气，桌面通讯器突然响起【来电人：母后】的提示音。小雪连忙平复呼吸接通电话，电话那头传来母亲温柔的关怀与劝她回老家小单位坐班的唠叨。 挂断母亲的电话后，小雪死死盯着屏幕上本已被她强制归档却又触发最高警报的“赵左右”档案，眼神由恐慌渐渐转为偏执与决绝！ 只见小雪在终端上输入自己的工号【58004 林开颜（实习生）】，毅然点击了【正在开启员工通道】，迈步走进了通往2008年的时空穿梭电梯！；核心台词实录：林开颜（小雪）：“不是吧？！最高警报连归档之后都能触发？！” ／ 林开颜（小雪）：“喂，妈，回了回了，你知道我不加班的嘛，我到点就走了。转正的事快了，说还有一个月就转正了，今天领导还夸我了！……妈，我锅烧糊了，先不说了啊，挂了！” ／ 林开颜（小雪）（内心独白）：“我明明一直都这么努力，我明明是这里最能干的人！联络点定位错不就是一时疏忽吗？难道能否定我的一切吗？不行，我绝对不能在阴沟里翻船，谁也不能阻止我转正！” ／ 林开颜（小雪）：“咳咳……这上古时代的空气也太差了吧！” ／ 林开颜（小雪）（内心独白）：“现在是晚上十一点，保洁阿姨早上六点会来公司打扫卫生。七个小时，你可以的！——这些钱，买把刀应该够了吧。”　【17-6　外　东湖公园尖顶礼拜堂雪夜木栈道·街头肉铺与水果摊 — 夜】：情节与动作调度：同一片静谧的雪夜下，东湖公园三角尖顶礼拜堂前的林间木栈道上，白雪皑皑。身穿浅蓝色毛绒大衣、戴着白色卡通连指手套的十六岁徐图图坐在长椅上，看着身旁穿棕色羽绒服的十六岁赵左右，语气里带着一丝排练结束后的小失落。 赵左右双手插在羽绒服兜里，呼出一团白气，笑着安慰她。 徐图图立刻扬起明媚的笑脸，迫不及待地毛遂自荐。 与此同时，几条街外的寒夜小巷里，嘴里碎碎念着“买刀、买刀”的2058年实习生林开颜（小雪）走到一家露天肉铺前。肉铺老板举着大砍刀“砰砰”剁着生猪肉，来自2058年的小雪看得一阵反胃干呕（“这上古时代不拿机器切肉也就算了，连遮都不遮一下的吗？”）。 不敢动刀杀人的小雪立刻在脑海中调出【人生无限有限公司｜工号58003 重金会员 赵左右｜健康档案】，只见上面清晰地写着：【已知过敏反应：菠萝蛋白酶、几丁质酶｜已知恐惧反应：深海、幽闭】！小雪眼睛一亮，计上心头。；核心台词实录：林开颜（小雪）：“算了，还是让他先下不了床，错过明早的电话亭再说吧！” ／ 林开颜（小雪）：“那不麻烦你了，我自己切开就行了啊！”　【17-8　内/外　酒店套房客厅与飞霞路风雪公用电话亭 — 夜】：情节与动作调度：同一时刻，酒店套房内（白板上写着“沉浸式梦境”并贴满时间线照片），六十六岁的赵了与四十一岁的荀未来从走廊走回客厅。荀未来脱下黑色大衣，疲惫地瘫坐进沙发里。赵了站在客厅中央，如释重负地微笑感叹。 荀未来从沙发上撑起身子，毫不犹豫地摇了摇头。 赵了无奈地低头失笑，眼神深邃地向四十一岁的自己送上了一句忠告。 就在赵了推开电话亭玻璃门准备走出来的刹那——一直埋伏在风雪暗处的2058年实习生林开颜（小雪）突然冲了上来！只见戴着黑框眼镜的小雪手里死死攥着一支装满黄色鲜榨菠萝汁的一次性注射器，猛地扎向赵了的胸口将菠萝汁推了进去！ 赵了奋力一掌将小雪推倒在门外的雪地上，低头看着自己胸口大衣上的针孔与散发出的浓烈菠萝气味，瞳孔骤然紧缩，震惊而愤怒地指着雪地上的小雪！；核心台词实录：林开颜（小雪）：“对不起……对不起……”</w:t>
-      </w:r>
-    </w:p>
-    <w:p>
-      <w:pPr>
-        <w:spacing w:before="40" w:after="80" w:line="384" w:lineRule="auto"/>
-        <w:ind w:firstLine="400"/>
-        <w:jc w:val="left"/>
-      </w:pPr>
-      <w:r>
-        <w:rPr>
-          <w:rFonts w:ascii="Times New Roman" w:hAnsi="Times New Roman" w:eastAsia="宋体"/>
-          <w:b w:val="0"/>
-          <w:color w:val="141414"/>
-          <w:sz w:val="20"/>
-        </w:rPr>
-        <w:t>◆ EP18《一夜剧变》：【18-1　内/外　酒店套房·飞霞路风雪电话亭与市医院急诊病房 — 夜】：情节与动作调度：几分钟后，飞霞路积雪的街头，荀未来乘坐一辆“吉A·308T7”出租车赶到公用电话亭附近下车。只见前方的电话亭内，刚刚被扎了一针的六十六岁赵了正痛苦地捂着胸口瘫软在地；而戴着黑框眼镜的2058年实习生林开颜（小雪）正站在电话亭外浑身发抖地低头念叨着“对不起……”。荀未来见状大惊失色，箭步冲上前一把揪住小雪的衣领！ 两人撕扯间，荀未来见电话亭里的赵了已经呼吸微弱地昏厥过去，顾不上继续追打小雪，连忙折回电话亭抢救赵了。他在电话亭外的雪地里捡起小雪掉落的那支一次性注射器，凑到鼻尖前闻了闻，脸色骤变！ 荀未来把赵了送进医院急诊抢救后，更顺藤摸瓜将惊慌失措的小雪一并抓获绑回了酒店套房！　【18-3　内　酒店2388套房客厅·501室赵左右卧室与父母主卧 — 夜】：情节与动作调度：深夜，酒店2388号豪华套房客厅内，画面下方居中浮现本集片名：第 18 集 一夜剧变。 2058年的实习客服林开颜（小雪）被麻绳结结实实地捆在客厅中央的椅子上，嘴上贴着一截宽大的白色封箱胶带；刚从医院回来的六十六岁赵了半躺在沙发上闭目养神；身穿黑西装的四十一岁荀未来双手抱胸站在小雪面前，俯身捏住封箱胶带的一角，“刺啦”一声撕了下来！小雪疼得龇牙咧嘴，抿了抿嘴唇嘟囔了一句。 荀未来居高临下地盯着她，冷冷地切入正题；沙发上的赵了也缓缓睁开眼看向小雪。 小雪眼珠子滴溜溜一转，发觉赵了还没认出自己就是电话里的客服小雪，在心底暗自盘算。 见小雪眼神闪烁不说话，荀未来轻咳一声，晃了晃手里那截封箱胶带威胁道：“不说，是吧？那我就再粘回去，爽撕一下！”小雪吓得赶紧往后缩脖子。；核心台词实录：林开颜（小雪）：“倒也没年代剧里那么野蛮嘛。” ／ 林开颜（小雪）（内心独白）：“原来姓赵的没有识破我！那他为什么要去见余博士触发紧急召回程序啊？” ／ 林开颜（小雪）：“哎！等会儿！我也是受人指使，我啥也不知道！” ／ 林开颜（小雪）：“我收到了一封匿名信，拿钱办事，其余的一概不知。这是我的工作，请你尊重。” ／ 林开颜（小雪）：“哥！我真的很抱歉，我求你放过我吧！” ／ 林开颜（小雪）：“哎别！我说！……但是想先请问一下，你是谁啊？因为从2000年到2015年这个时间段都是我负责对接的，可2008年好像只有赵先生一位客人。”　【18-4　内/外　酒店2388套房·楼下路虎车内与套房卧室门前 — 夜】：情节与动作调度：凌晨时分，酒店2388号套房客厅内，墙上的精工（SEIKO）挂钟滴答作响。六十六岁的赵了与四十一岁的荀未来湊在沙发前低声耳语商议；被绑在椅子上的小雪困得打了个大哈欠，转头看了一眼挂钟上的时间——距离早上六点飞霞路电话亭被拆除、公司保洁阿姨上班已经不到两个小时了！小雪急得满头大汗，大声朝两人喊道。 荀未来与赵了对视一眼，站起身整理了一下西装，慢条斯理地走到小雪面前摇了摇头。 沙发上的赵了淡定地补了一句：“在这之前，就辛苦你，在这当人质。”小雪急得差点跳起来！ 荀未来响亮地应了一声“好嘞”！一旦荀未来去电话亭打给高总，小雪撒的所有谎就会当场穿帮！小雪吓得魂飞魄散，拼命扭动身子声嘶力竭地尖叫哭喊：“不行不行哥！哥你真不能去！我求你了哥！”荀未来嫌她吵，直接拿起桌上那卷宽封箱胶带撕下一截，“啪”地贴回小雪嘴上，拍了拍手转身出门。 沙发上的赵了冷冷地看着嘴被封住、发出“唔唔”呜咽声的小雪，平静地吐出一句：“小姑娘，说谎，就要付出代价。”；核心台词实录：林开颜（小雪）：“两位哥啊，真没时间了！要是过了六点再回去的话，高总肯定会怀疑的！你们放我回去，我把你们接回来，帮你们指认高总，啊？” ／ 林开颜（小雪）：“你们怎么就那么倔呢？！不是，我是怕你们对付不了高总的人！还不如就装死，生活在2008年，就当……就当无事发生过，啊？” ／ 林开颜（小雪）：“赵爷爷，我错了，我对不起您！其实我犯了个错，只有让您回不去，高总才不会发现我犯过错，否则……否则我的工作就保不住了呀，赵爷爷！” ／ 林开颜（小雪）：“不是……您知道我为了面试进这间大厂努力了多久吗？我面试了五次啊，我才获得一个实习的机会！我是真的不甘心！而且从始至终我妈妈一直反对我，她一直想让我听她的安排，走她的关系去做我不喜欢的工作。可是从小到大我什么都听她的，我不想一辈子都这样！爷爷，我跟我妈打赌了，只要我能入职人生无限有限公司，我就可以不听她安排，这是我最后一次机会了！而且我明明做得很好啊，领导还夸我了，我不想因为一个小失误就被否定一切！”　【18-5　内/外　酒店23楼走廊·2388套房卧室·2058年监控室与雪原木屋 — 夜/晨】：情节与动作调度：见余博士转身走出2388号套房大门，荀未来如释重负地走到门边透过猫眼往外看了一眼，随后推门走出走廊，一把扯下贴在自己后颈上的电击贴片。躲在里屋的六十六岁赵了也快步追出房门拉住荀未来。 荀未来举起手里的电击贴片，心有余悸地向赵了大倒苦水，宣布明天一早就回2033年！ 赵了连声安抚，略带惋惜地感叹了一句。 就在余博士与66岁赵了四目相对的同一秒——公元2058年“人生（无限）有限公司”监控大厅内，刺目的红光再次疯狂爆闪！由于此前小雪用来卡住鼠标的胶带座只能挡住第一次召回，当余博士亲眼见到赵了并开口说话时，系统再次触发了最高级别的【最高警报：正在召回】！ 赵了见自己因为已被小雪“强制归档”而无法触发召回，索性定下心神，准备向余博士坦白（“既然咱们现在能够正式见面，那我就实话实说了”）。就在这时，2388号套房的里屋卧室内突然传出一阵激烈的椅子撞击声！；核心台词实录：林开颜（小雪）：“余博士你快跑！永远都别回来！他们是个组织，为了阻止时空旅行的发明，要杀您！我就是从未来来的！您真的成功了！你看——三、二、一！” ／ 林开颜（小雪）：“保佑，让他们暂时见不到余博士！”　【18-6　外/内　和艺北街电话亭拆除现场·酒店套房与长林八中食堂 — 日】：情节与动作调度：车内的荀未来焦急地追问：“如果这一切都是小雪策划好的，你还有什么办法向2058年求救吗？”赵了沉思片刻，给出了唯一的破局路径。　【18-7　内　长林八中高一十班教室·五楼楼梯间·501室客厅与502室赵了家 — 日/夜】：情节与动作调度：下午，高一十班教室内正在上历史课。历史女老师背对学生在黑板上书写“唐朝的荣衰与民族交融（突厥、回纥、靺鞨、吐蕃）”的板书，台下的赵左右、徐图图、王一漫等人正低头认真记笔记。突然，教室前排传来一阵断断续续的“嗡嗡、咔咔”小型马达与齿轮运转声！ 历史老师停下粉笔转过身：“什么声音？”全班同学茫然四顾；等老师转回身继续写字，那阵机械运转声又响了起来！历史老师放下粉笔径直走下讲台，停在第一排罗爱文的课桌前，伸手敲了敲桌面。 正在课桌膛里鼓捣发明的罗爱文心虚地抬起头，乖乖从桌膛里捧出一辆自己手工焊制的“太阳能电路板四驱小车”放到讲桌上。不料历史老师拿起小车端详了一眼，非但没有没收批评，反而温和地递还给他，为这位立志走技术路线的少年开了绿灯！ 荀未来哭笑不得地看着把自己当跑腿小弟使唤的六十六岁自己，突然想起了被小雪骗得团团转又险些被害死的事，神色严肃地追问赵了。 躺在床上的赵了眼神微闪，提醒他提防小雪反扑，随即一把拉起格子棉被蒙住脑袋，翻身装睡逃避这个话题！；核心台词实录：林开颜（小雪）（内心独白）：“下次，我不会再心软了。”</w:t>
-      </w:r>
-    </w:p>
-    <w:p>
-      <w:pPr>
-        <w:spacing w:before="40" w:after="80" w:line="384" w:lineRule="auto"/>
-        <w:ind w:firstLine="400"/>
-        <w:jc w:val="left"/>
-      </w:pPr>
-      <w:r>
-        <w:rPr>
-          <w:rFonts w:ascii="Times New Roman" w:hAnsi="Times New Roman" w:eastAsia="宋体"/>
-          <w:b w:val="0"/>
-          <w:color w:val="141414"/>
-          <w:sz w:val="20"/>
-        </w:rPr>
-        <w:t>◆ EP19《仁》：【19-7　内/外　501室客厅·市二院住院病房·日用品批发仓与502室暗室 — 日】：情节与动作调度：知道父母刚下岗手头紧的荀未来急忙追进五零一室想要拦住赵左右，可赵左右已经冲着屋里的赵东来和刘美奕开了口！ 荀未来连忙拉住赵左右向刘美奕赔笑说“没事阿姨，我们有钱”。刚刚下岗、昨天还在为家里失去固定收入而发愁的赵东来面露难色，刚说了半句“咱们家现在的情况，在经济方面……”，旁边的刘美奕却二话不说，一把抓起沙发上的手提包就往门口走！ 赵东来愣了一下，看着毫不犹豫知恩图报的妻子，也立刻一拍大腿跟了上去：“走，我跟你一块去！” 同一时刻，五零二室昏暗的卧室内，四十一岁的荀未来正坐在床沿上，用热毛巾一下下擦拭着植物人赵了的手臂，嘴里低声念叨着：“你可别这样啊老赵，我可不想这样度过晚年，你抓紧时间醒过来回到你的2058年去！”（画面与花店外赵左右买花的声音交叉剪辑——只见戴着黑框眼镜的2058年实习生林开颜/小雪，正捧着一盆白色菊花在马路对面故意搭讪赵左右：“同学，你要买花吗？送女朋友啊？”）。 片刻后，五零二室门外楼梯间，提着一大袋护理用品的赵左右领着怀抱白色菊花盆栽的林开颜（小雪）走上五楼！；核心台词实录：林开颜（小雪）：“不客气，送佛送到西，这花盆的摆放位置很讲究的，我帮你摆好再走。”</w:t>
-      </w:r>
-    </w:p>
-    <w:p>
-      <w:pPr>
-        <w:spacing w:before="40" w:after="80" w:line="384" w:lineRule="auto"/>
-        <w:ind w:firstLine="400"/>
-        <w:jc w:val="left"/>
-      </w:pPr>
-      <w:r>
-        <w:rPr>
-          <w:rFonts w:ascii="Times New Roman" w:hAnsi="Times New Roman" w:eastAsia="宋体"/>
-          <w:b w:val="0"/>
-          <w:color w:val="141414"/>
-          <w:sz w:val="20"/>
-        </w:rPr>
-        <w:t>◆ EP20《涉过夏天》：【20-1　内　502室秘密暗室与2058年人生无限有限公司高总办公室 — 日/夜】：情节与动作调度：就在十六岁的赵左右因揭开三代同体真相而产生剧烈精神海啸的同一刹那——公元2058年，“人生（无限）有限公司”总部走廊与监控大厅内，由于小雪此前设置的“停机维护”期限已过，刺目的猩红色警报灯骤然疯狂闪烁！冰冷的系统广播声响彻整座大楼： 高尚死死盯着屏幕上的操作记录与监控画面里林开颜（小雪）鬼鬼祟祟的身影，缓缓摘下鼻梁上的金丝透明眼镜，抬手拔掉头顶的发簪，任由一头长发散落肩头。他双手捂了捂脸，再抬起头时，嘴角勾起一抹冰冷而玩味的笑意。　【20-3　内/外　街边砂锅麻辣烫店·G54路公交车·2058办公区与荒村老宅 — 夜/日】：情节与动作调度：夜晚，长林市街边砂锅麻辣烫店内，暖黄的灯光下浮现本集片名：第 20 集 涉过夏天。 十六岁的赵左右独自坐在小餐桌前，面前放着一碗未动的砂锅，眼神深沉而凝重（内心独白：“哪些是真的？什么才是真的？你们的目的是什么？为什么不告诉我？我一定要找到你们，问个明白”）。就在这时，门口的塑料门帘被掀开——再次从2058年穿过来的林开颜（小雪）端着一碗麻辣烫走了进来，径直坐到了赵左右的对面！ 刚才在五零二室亲眼目睹这个女人凭空消失、而回家后又发现荀哥和植物人赵爷爷已经连夜转移不知所踪的赵左右，不动声色地抬起头直视着小雪。 小雪双手交叠放在胸前，装出一副知恩图报的乖巧模样点头承认。 小雪在心底得意地冷笑了一声（内心独白：“还好这次我提前做过功课了”），脸上故作无辜地背出了自己查来的2007年灾情资料。；核心台词实录：林开颜（小雪）：“小哥，你知道去哪里能找到他们，对吧？” ／ 林开颜（小雪）：“对。因为赵爷爷对我有恩，我一直想当面和他说声谢谢。我四处打听才知道他住在哪儿，下午看到你从他家出来，我才跟着你一直到超市的。听说他生病了，我就想着给他选束花，希望他能早日康复。” ／ 林开颜（小雪）：“我老家大暴雨发洪水的时候，赵爷爷捐了一大笔钱抗洪救灾。就是去年八月，台风帕布和蝴蝶的时候啊，我老家那好几个村子都被洪水淹掉了。” ／ 林开颜（小雪）：“是啊，所以你能带我去找赵爷爷吗？” ／ 林开颜（小雪）：“嗯……那我还是亲自给他留张字条吧。你能不能，再带我去一次赵爷爷家呀？”　【20-5　内/外　501室客厅与厨房·荒村老屋·东湖咖啡馆与徐图图家 — 夜/日】：情节与动作调度：傍晚，赵左右掏钥匙走进五零一室（楼道拐角暗处，小雪正盯着他的背影腹诽：“看来这小子还是没去找他俩啊”）。五零一室客厅里，系着围裙的赵东来端着菜从厨房走出来，假装若无其事地对儿子说自己单位这两天“放假了”可以接送他补习；赵左右懂事地婉拒后，走到餐桌前看着那盘土豆丝和红烧肉，向厨房里的母亲刘美奕打听菜价。 伴随着深沉感伤的插曲《一路走》（“一路走，一边失去；一路走，一边证明……”），画面平行交叉剪辑十六岁赵左右与四十一岁荀未来在这个艰难夏天的双线挣扎：① 农贸菜市场里，曾经大手大脚的“荀老板”荀未来为了省一毛钱跟菜摊老板软磨硬泡（“四块四多不吉利啊，你就四块三吧！老板，你能把这条死鱼送给我吗？”）；而五零一室卧室里，赵左右翻开抽屉里《梦的解析》下藏着的记账本，一笔笔记下自己发传单的10元、20元收入与每天精打细算省下的买菜结余；② 酷暑难耐的荒村破屋里，荀未来满头大汗地搬来一台旧电风扇组装好给植物人赵了吹风，替他翻身、按摩肌肉萎缩的手臂、套上凉席枕套；③ 电脑前，赵左右熬夜剪辑视频，而荒村里的荀未来则在百度搜索【打工不发工资应该找什么部门解决】；④ 市二院走廊里，拎着大袋药品的荀未来与前来搜寻的小雪惊险地擦肩而过，回到荒村老屋仔细研读《一次性使用鼻饲管胃营养液滴注袋（500ml）》说明书，用大号注射器一点点给赵了推注流食，再用热毛巾替六十六岁的自己擦脚、掖好被角。 十六岁的赵左右将笔记本电脑转向老板展示样品视频（刚来咖啡店打听消息的小雪也站在后方饶有兴致地旁听），活学活用从荀哥那儿听来的互联网营销词藻，侃侃而谈！　【20-7　内/外　501室客厅与卧室·荒村老屋·5元快餐店·旧物仓库与2058办公区 — 夜】：情节与动作调度：深夜，五零一室玄关门轻轻推开，脖子上搭着白毛巾的赵东来与刘美奕蹑手蹑脚地走进客厅，怕吵醒熟睡的儿子。刘美奕笑着夸赞放下面子去她所在剧组帮厨师采买伙食的丈夫。 赵东来倒了一杯水喝，乐呵呵地回答：“那当然了，干什么工作都得用心，不是吗？”话音刚落，十六岁的赵左右突然掀开门帘从卧室走了出来，把夫妻俩吓了一跳！ 赵东来连忙摆手说“大人的事不用你管，你只管好好学习”。只见十六岁的赵左右平静地从口袋里掏出一个装满百元钞票的厚信封递到父母面前，更一字一顿地向父母宣布了自己经过这个夏天磨砺后的人生志向！ 而此时躲在五零一室门外走廊偷听的2058年实习生林开颜（小雪），见苦等数月依然找不到老赵和荀未来，镜片后的眼中闪过一丝针对十六岁赵左右的歹毒念头！ 同一时刻，长林市一处昏暗杂乱的地下旧物仓库内，林开颜（小雪）快步走到角落一座百叶门电话亭前，拉开百叶门闪身进入返回了2058年；紧接着，一路悄悄跟踪小雪而来的十六岁赵左右从柱子后走了出来！他神色凝重地走到那扇百叶门前，一把拉开门，看到了里面那台连通着2058年的秘密投币公用电话机！；核心台词实录：林开颜（小雪）（内心独白）：“都这么久了，看来是找不到那个老家伙了。要不，我直接对这个小的做点什么，改变一两个关键节点，或许未来，他就不会来我们公司购买时空旅行服务了呢！” ／ 林开颜（小雪）：“都这么久了，还没找到余博士触发最高警报。这老赵左右……不会是病死了吧？”</w:t>
-      </w:r>
-    </w:p>
-    <w:p>
-      <w:pPr>
-        <w:spacing w:before="40" w:after="80" w:line="384" w:lineRule="auto"/>
-        <w:ind w:firstLine="400"/>
-        <w:jc w:val="left"/>
-      </w:pPr>
-      <w:r>
-        <w:rPr>
-          <w:rFonts w:ascii="Times New Roman" w:hAnsi="Times New Roman" w:eastAsia="宋体"/>
-          <w:b w:val="0"/>
-          <w:color w:val="141414"/>
-          <w:sz w:val="20"/>
-        </w:rPr>
-        <w:t>◆ EP21《当雪落下》：【21-1　内　2058年人生（无限）有限公司副总裁高尚办公室 — 日】：情节与动作调度：片头龙标与“朝也 CHAO YE FILM”厂牌隐去。公元2058年，“人生（无限）有限公司”总部极简冷色调的副总裁办公室内，巨幅落地多屏显示器泛着幽冷蓝光。身穿黑色短袖衬衫、梳着半丸子头发髻、蓄着修剪整齐胡须的副总裁高尚（高总）端坐在流线型办公桌后；身穿黑色短袖衬衫配高腰深色牛仔裙、胸前挂着“小雪”工牌、戴着透明粗框眼镜的实习生林开颜（小雪）双手交叠，局促不安地低头站在办公桌前。 高尚冷冷地审视着眼前的下属，抬手摘下鼻梁上的细框眼镜，“啪”地一声扔在桌面上，语气凌厉如刀。 小雪缩了缩脖子，声音细若蚊呐地低头认错。 小雪焦急地抬起头，摆着手替自己辩解，无意间供出了2008年协助赵了的关键人物。 小雪咬了咬嘴唇，如实交代了2008年那个神秘帮手的存在。；核心台词实录：林开颜（小雪）：“对不起。” ／ 林开颜（小雪）：“那我、那我没想到事情会变成这样嘛。我想赵先生那么恋旧，留在2008年养老也挺好的。谁知道他们会去找余博士。” ／ 林开颜（小雪）：“有个那个年代的人叫荀哥，他知道赵先生的身份，一直在帮他。” ／ 林开颜（小雪）：“算了，反正事情已经这样了。要么你就把我交给警察，要么你就帮我。” ／ 林开颜（小雪）：“可是我都那样了，赵先生怎么可能跟我和解啊？” ／ 林开颜（小雪）：“高总，能不能……不要把这个事告诉我妈妈？”　【21-3　外/内　长林八中教学楼与高二（2）班教室·学校食堂 — 日】：情节与动作调度：公元2008年9月，新学期开学。长林市第八中学宏伟的教学楼外墙上镌刻着“养德 修业 正己 树人”八个大字，楼前高高悬挂着“新学期 新气象”的红色横幅。阳光洒在喧闹的校园里，画面浮现本集片名花字：第 21 集 当雪落下。 升入高二（2）班的教室内一片欢腾，同学们背着书包兴奋地对照黑板上的座位表寻找新座位。烫着卷发的罗爱文一屁股坐到靠窗最后一排，高举双手欢呼雀跃。 过道另一侧，身穿蓝白相间八中校服的徐图图与王一漫并肩坐到一起，徐图图开心地挽住王一漫的胳膊。 讲台上的戴娟朝着教室门外温和地招了招手：“进来吧。”全班同学齐刷刷望向门口——只见林开颜（小雪）戴着黑框大眼镜，身穿粉色连帽卫衣外搭八中蓝白校服外套、背着一个鼓鼓囊囊的红色双肩包，低眉顺眼地走进了教室！座位上的赵左右瞳孔骤然放大，整个人僵在原地！ 小雪双手抓着红色书包带，装出一副怯生生的乖学生模样鞠了一躬。；核心台词实录：林开颜（小雪）：“大家好，我叫小雪。” ／ 林开颜（小雪）：“你咋这么大火气呢？上回咱俩在麻辣烫店不聊得挺好吗？” ／ 林开颜（小雪）：“该知道的都知道了。” ／ 林开颜（小雪）：“小朋友，等上了社会要学会说话客气一点。” ／ 林开颜（小雪）：“我爸我妈00后咋的了？老娘大学都毕业了！” ／ 林开颜（小雪）：“别搞我行吗？”　【21-4　内　学校食堂·体育馆看台·徐图图家1449室卧室·501室门前楼梯间 — 日/夜】：情节与动作调度：学校食堂另一角，小雪独自垂头丧气地扒着饭；不远处的餐桌旁，徐图图正安静地吃着青菜，赵左右端着餐盘走过来坐到她对面，关切地问了一句。 徐图图抬起头冲他温和一笑。 傍晚夕阳西沉，暮色笼罩长林八中校园。夜幕降临后，空旷安静的学校体育馆内，十六岁的赵左右与徐图图穿着蓝白校服并肩坐在木制看台长凳上，手里各握着一瓶玻璃瓶装汽水。徐图图转过头，认真地望向身旁的少年。 同一片夜色下，赵左右家所在的老旧居民楼昏暗楼梯间内，单肩背着书包的赵左右正一步步走上水泥楼梯。刚走到四楼半拐角窗台旁，早已背着红书包守候在此的小雪突然跳出来喊住了他！ 小雪急忙拔腿追上五楼，在赵左右掏钥匙准备打开五零一室房门时一把拉住他的胳膊，哭丧着脸把自己干过的亏心事一股脑儿倒了出来！；核心台词实录：林开颜（小雪）：“大哥！” ／ 林开颜（小雪）：“哥……之前是我错了，我不应该拿菠萝汁害赵爷爷，我是真心来道歉接他回去的。” ／ 林开颜（小雪）：“原来你不知道啊……之前是我错，我是真心悔过的，求求你告诉他们在哪儿，我去给赵爷爷磕头都行！” ／ 林开颜（小雪）：“我啥都坦白了他咋炸了呀……妈，你不是从小就告诉我真诚才是必杀技的吗？”　【21-5　内　超市零食货架·高二（2）班教室·学校图书馆书架过道 — 日】：情节与动作调度：次日白天，超市零食货架旁，身穿校服的小雪忍痛掏出一张百元大钞递给收银员，将买来的一大堆辣条、果汁饮料和膨化食品使劲塞进自己的红色双肩包里。她抱起沉甸甸的书包叹了口气，肉疼地自言自语。 高二（2）班教室内，黑板上方写着“持志用力 渐进精思”八字班训。随着下课铃响，任课老师合上教案宣布下周一考第一单元后走出教室。 老师前脚刚走，换上红格衬衫内搭的小雪立刻拉开红色书包，抱出一大堆零食满脸堆笑地凑到前排徐图图和王一漫桌前示好。 讨了个没趣的小雪尴尬地转过身，将手里的零食递向后排贪吃的罗爱文。 罗爱文眼睛一亮刚想伸手去接，恰巧从前门走进教室的赵左右冷冷地瞪了他一眼并微微摇头示意。罗爱文瞬间缩回手，连连摆手拒绝！小雪只得灰溜溜地把零食塞回书包。前排的徐图图有些于心不忍，湊到王一漫耳边小声嘀咕。；核心台词实录：林开颜（小雪）（内心独白）：“唉，实习没工资还得花自己的钱，公司汇率又那么坑……够有诚意了吧。” ／ 林开颜（小雪）：“图图，你吃零食吗？图图……一漫……” ／ 林开颜（小雪）：“哎，爱文！” ／ 林开颜（小雪）：“图图。” ／ 林开颜（小雪）：“这个送你。我不太会用，你拿回去自己研究一下。” ／ 林开颜（小雪）：“对啊。这还挺贵呢，我没多少积蓄，没法给大家都送一份，所以就偷偷送你了。老板说这是最新款呢。”　【21-6　内　501室餐厅与玄关·赵左右卧室窗前·学校食堂与高二（2）班教室 — 夜/日】：情节与动作调度：夜晚，五零一室餐厅暖黄的灯光下，赵左右飞快地扒完碗里的最后几口米饭，放下碗筷起身准备回屋剪视频。 母亲刘美奕体贴地嘱咐了儿子一句，赵左右应了声“嗯”便走进自己房间关上了门。 父亲赵东来夹了一筷子菜，乐呵呵地调侃起如今当上“黍豆网红人”的宝贝儿子。 房门打开，只见小雪竟然换上了一身蓝黑配色的“长林速递”工作服，怀里抱着签收板，一本正经地递上一封牛皮纸快件！ 刘美奕摇了摇头表示不知道，门口扮作快递员的小雪立刻顺水推舟地替赵左右卖好。；核心台词实录：林开颜（小雪）：“赵左右？麻烦您拆开检查一下，没什么问题帮我签个字。” ／ 林开颜（小雪）：“大概是收件人赵左右先生在网上买的吧。” ／ 林开颜（小雪）（内心独白）：“果然太奶奶辈的，没有一个不喜欢费秦的。” ／ 林开颜（小雪）：“不用啦！” ／ 林开颜（小雪）：“没事，我一直都一个人吃饭的嘛。” ／ 林开颜（小雪）：“啊，你们不吃总不能浪费嘛。而且我觉得这里好吃的菜都挺贵的，能省一点是一点。”　【21-7　外/内　冬日长林八中覆雪操场·荒村破屋·返城SUV车内与502室安全屋 — 日】：情节与动作调度：时光流转，画面浮现字幕：三个月后·冬。鹅毛大雪将长林八中的操场装点成一片银白世界。篮球架下，身穿浅蓝色毛绒大衣的徐图图与身穿棕色棉服的罗爱文正使劲滚着一个大雪球当雪人身体，身穿深色大衣的王一漫则蹲在一旁，强迫症发作似的双手捧着一颗小雪球不停揉搓。 王一漫头也不抬，极其执拗地盯着手里的雪球。 罗爱文冻得双手通红，龇牙咧嘴地甩着手向徐图图告饶。 徐图图嫌弃地推了他一把（“哎呀，真没用，一边待着吧，我来”），一抬头，瞥见身穿军绿色羊羔毛领棉服的小雪正躲在不远处的树后羡慕地偷看他们。徐图图立刻高高挥起戴着白手套的手，热情洋溢地招呼她！ 小雪愣了一下，指了指自己，在徐图图连声催促和罗爱文“慢点别摔着”的叮嘱中，踩着积雪小跑过来，却有些拘谨地不敢下手。；核心台词实录：林开颜（小雪）：“但是我从来没堆过雪人，不会搞砸了吧？” ／ 林开颜（小雪）：“手好冰，但是还蛮好玩的嘛。” ／ 林开颜（小雪）：“以前下雪的时候，我都是出门找别人堆好的雪人，然后合个影，发到网上去，朋友就会给我点赞。但我现在觉得，还是这样比较快乐。”　【21-8　外/内　八中红砖教学楼前雪地·第八中学电车站与54路有轨电车·大巴车烧烤摊 — 日/夜】：情节与动作调度：雪后的长林八中红砖教学楼前广场上，身穿白色长款羽绒服、系着墨绿色针织围巾的十六岁赵左右正挥动铁锹清扫包干区的积雪；不远处，戴着黑框眼镜、身穿军绿色翻毛领工装外套的小雪也拿着一把铁锹卖力地铲着雪。赵左右停下动作，转头看了她一眼。 小雪一边铲雪一边老实地回答。 赵左右把铁锹往雪地里一插，语气缓和了几分劝她回去。 小雪擦了擦额头的汗，露出一个真心的笑容。 小雪停下铁锹，望着漫天洁白的雪景，语气平静而坦然地说出了自己这三个月的心境蜕变。；核心台词实录：林开颜（小雪）：“她冻感冒了，有点低烧。” ／ 林开颜（小雪）：“没事，帮图图我开心。” ／ 林开颜（小雪）：“本来我也算是被流放的吧，我早就想清楚了，这都是我该付出的代价。反正……哪怕有万分之一的可能，也试试呗。”　【21-9　内　学校杂物间门前·502室卧室·地下旧物仓库黄色电话亭与2058高尚办公室 — 日】：情节与动作调度：次日白天，长林八中堆满废旧课桌椅的杂物间铁栅栏门前。身穿白羽绒服内搭酒红格纹连帽卫衣的十六岁赵左右双手插兜靠门而立，按照三代人商定好的剧本，面沉似水地向小雪抛出了“赵爷爷已成植物人”的假消息！小雪惊得倒吸一口凉气。 赵左右冷冷地盯着她的眼睛，把责任一推到底，仔细观察着她的微表情。 小雪脸色煞白，嘴唇剧烈颤抖着追问。 小雪眼圈泛红，难以置信地望着赵左右。 十几分钟后，赵左右领着忐忑不安的小雪走上老居民楼五楼，掏出钥匙打开五零二室大门走进卧室。只见六十六岁的赵了鼻孔插着吸氧管、双目紧闭地“昏迷”在床上；身穿深墨绿色拉链毛衣的四十一岁荀未来守在床边，一见小雪进门便猛地站起身怒目而视！；核心台词实录：林开颜（小雪）：“植物人？！” ／ 林开颜（小雪）：“那他……再也醒不过来了？” ／ 林开颜（小雪）：“你没骗我？” ／ 林开颜（小雪）：“对不起。” ／ 林开颜（小雪）：“把爷爷带回2058年吧。2058年应该有医疗手段可以治好爷爷。我也想想办法，给爷爷出点医疗费。你不要误会啊，我没法全出，因为我确实没什么积蓄，不是说我小气啥的。” ／ 林开颜（小雪）：“我知道你不愿意相信我，但其实吧，电话亭被拆掉之后，一直没有新的客人来2008年旅游，我就没法找财务去批新的联络点。所以之前的往返通道我还保持启用着。我可以告诉你们那个被废弃的电话亭在哪儿，你们去联系高总就好了。”</w:t>
-      </w:r>
-    </w:p>
-    <w:p>
-      <w:pPr>
-        <w:spacing w:before="40" w:after="80" w:line="384" w:lineRule="auto"/>
-        <w:ind w:firstLine="400"/>
-        <w:jc w:val="left"/>
-      </w:pPr>
-      <w:r>
-        <w:rPr>
-          <w:rFonts w:ascii="Times New Roman" w:hAnsi="Times New Roman" w:eastAsia="宋体"/>
-          <w:b w:val="0"/>
-          <w:color w:val="141414"/>
-          <w:sz w:val="20"/>
-        </w:rPr>
-        <w:t>◆ EP22《背对背，肩并肩》：【22-4　内　2008地下旧物仓库电话亭与2058年人生无限有限公司办公区及高总办公室 — 日】：情节与动作调度：同一时刻，2008年挂着“057-”门牌的昏暗地下旧物仓库内，急促的电话铃声突然响起。身穿卡其色双排扣风衣、戴着黑框眼镜的小雪（林开颜）快步跑进百叶门电话亭拿起听筒。 电话那头传来2058年高尚凝重而疲惫的声音。 小雪应了声“好”，立刻通过电话亭通道返回了公元2058年。刚走出“人生（无限）有限公司（LIFE ONCE AGAIN）”电梯厅，只见大厅里一片鸡飞狗跳，一名客户正指着工作人员大发雷霆。 工作人员满头大汗地鞠躬赔罪。小雪快步走到等候在走廊的高尚面前，焦急地询问。 老奶奶缓缓转过身，手里习惯性地拿出一支银色触控笔咬在嘴角——小雪看清她眉眼与标志性动作的刹那，震惊得捂住嘴失声惊呼！；核心台词实录：林开颜（小雪）：“喂，高总。” ／ 林开颜（小雪）：“高总，到底怎么了？” ／ 林开颜（小雪）：“您是……余博士？！” ／ 林开颜（小雪）：“一切已经被改变了。您记得我，所以您也记得荀哥和赵爷爷？” ／ 林开颜（小雪）：“所以您知道荀哥根本不是想配合实验，就是为了来改命的？” ／ 林开颜（小雪）：“余博士，其实没有我和您说那些话，没有那天晚上的事，您也能成。”　【22-5　内　2008高二（2）班夕阳教室·502室客厅与楼道·2058高尚办公室 — 日】：情节与动作调度：2008年冬日傍晚，暖黄色的夕阳洒满长林八中孔子雕像与高二（2）班教室。空荡的教室里，身穿校服外套内搭粉色连帽卫衣的小雪，正向身穿绿色毛衣的徐图图与身穿白色毛绒外套的王一漫道别。徐图图眼圈微红，不舍地拉着小雪的手。 小雪勉强挤出一丝微笑点了点头：“嗯，家里决定的。”王一漫关切地问：“马上就走吗？”徐图图鼻子一酸，细数着还没来得及一起实现的约定。 看着眼前两个真心待她的女孩，小雪眼眶泛红，发自肺腑地道出了这三个月在2008年收获的温暖。 想到一旦时空修正启动，徐图图和王一漫就会彻底忘记自己，小雪强忍着眼泪郑重许诺。 小雪含泪用力点头，突然想起徐图图教她的颜文字，转身跑上讲台拿起粉笔，在黑板上刷刷画下了三个并排的可爱颜文字头像！；核心台词实录：林开颜（小雪）：“和大家相处的这三个月，虽然也有焦虑的事情，但其实是我这几年最开心的一段日子了。我也不想就这么走了的。” ／ 林开颜（小雪）：“就算什么也留不住，我也会永远记得你们的。” ／ 林开颜（小雪）：“嗯！你教给我的颜文字，我也会一直用的。对了，我还学了几个新的。看，像不像我们三个？” ／ 林开颜（小雪）：“赵先生，高总那边我已经和他说了，您随时都可以回去。” ／ 林开颜（小雪）（内心独白）：“舒图是……徐图图？！” ／ 林开颜（小雪）（2058）：“自然地把一切的因掰回原本的果？所以您的意思是说，他们做的一切改变都白费了？最后还是会回到最初的结局？”　【22-7　内　地下旧物仓库公用电话亭前与仓库深处通道 — 夜】：情节与动作调度：晚上十点半，昏暗空旷的地下旧物仓库中央，那座绿框黄顶的复古公用电话亭孤零零地立在灯光下。身穿浅棕色翻毛领棉服的小雪站在电话亭旁等候，看到三代赵左右走来，勉强挤出一丝笑容迎上前：“来了。” 六十六岁的赵了停下脚步，转过身温和地向十六岁的赵左右和四十一岁的荀未来挥手道别。 十六岁的赵左右依依不舍地挥着手，还不忘叮嘱小雪回2058年替他尽孝。 小雪喉咙发紧，艰难地点了点头：“我会的。”赵了推开公用电话亭的门走了进去，拿起听筒，将那张通往2058年的芯片卡插入【仅限于IC卡】的插槽中。 看着电话亭里白发苍苍的赵了，站在外面的小雪脑海中骤然掀起惊涛骇浪——2058年老年余博士冰冷的宣判（“一旦时空修正启动，他妻子会死去”）、高尚无情的指令（“在那个节点死去，才是舒图最本初的结局”），与2008年徐图图明媚纯真的笑脸（“那我们一起吃，一个人多孤单呀”“堆雪人有什么搞砸的呀，开心就好啦”“记得想我们了多回来看看我们，打电话给我们”）在她脑海中疯狂交战！；核心台词实录：林开颜（小雪）：“不行！你不能回去！图图会死！！” ／ 林开颜（小雪）：“余博士看过时空波动的备份，不光是你改命后的，就连赵左右原本的人生里，徐图图也死了。但是这一次，这一次她活了下来！你一回去，余博士和高总就会马上启动时空修正程序，你们来2008年做的一切就全都白费了！” ／ 林开颜（小雪）：“他们让我把你也抓回2058年，消除你们两个全知者的变数，就能马上启动时空修正程序了！”</w:t>
-      </w:r>
-    </w:p>
-    <w:p>
-      <w:pPr>
-        <w:spacing w:before="40" w:after="80" w:line="384" w:lineRule="auto"/>
-        <w:ind w:firstLine="400"/>
-        <w:jc w:val="left"/>
-      </w:pPr>
-      <w:r>
-        <w:rPr>
-          <w:rFonts w:ascii="Times New Roman" w:hAnsi="Times New Roman" w:eastAsia="宋体"/>
-          <w:b w:val="0"/>
-          <w:color w:val="141414"/>
-          <w:sz w:val="20"/>
-        </w:rPr>
-        <w:t>◆ EP23《不可战胜的敌人》：【23-1　内/外　地下旧物仓库通道与冬夜雪林三角形铁架棚 — 夜】：情节与动作调度：片头龙标与“朝也 CHAO YE FILM”厂牌隐去。承接上集片尾，2008年冬夜昏暗的地下旧物仓库通道内，数名身穿黑色冲锋衣的2058年安保人员从前后两侧猛扑上来，围攻背靠背站立的四十一岁荀未来与十六岁赵左右！站在后方督战的2058年副总裁高尚（高总）抬手叮嘱手下： 混乱搏斗中，十六岁的赵左右眼疾手快地从废旧家具堆上抄起一根长木条，奋力横扫逼退眼前的黑衣保镖，朝着身旁的荀未来大喊： 同一秒，小雪（林开颜）从侧面冲上来撞开一名保镖，拉着荀未来和赵左右冲出卷帘门与透明塑料门帘（“快跑！”），三人一路狂奔逃进积雪覆盖的白桦树林，钻进一座废弃的三角形铁架遮阳棚下躲避追兵。 确认暂时甩掉黑衣保镖后，气喘吁吁的赵左右焦急地转向小雪追问。 小雪一边警惕地望向树林外，一边语速飞快地向两人交代2058年时空管理局与余博士的围剿底牌，同时伸手进衣兜摸出了自己的2058年第二代居民身份证（员工卡）。；核心台词实录：林开颜（小雪）：“我是公司员工，领导马上能把我强制召回，我长话短说。荀未来，余博士启动了信号屏蔽，你没办法在大雪地用巧克力饼干棒回2033年了。他们怕你回去大闹，影响时空旅行技术的研究。等他们把你和赵了都抓回2058年之后，就会马上启动时空修正程序。只要是未来的人，都会被这个时代的人忘记，之后一切的因也会被自然地掰回原本的果。你变回原来那副熊样也就算了，最关键的是舒图，也就是徐图图，就会在原本的节点遭遇意外死去。所以接下来，你们必须——”　【23-3　外/内　远郊荒村破瓦房小院与室内 — 夜】：情节与动作调度：荀未来沉默片刻，低声答道：“不知道，也许吧。”赵左右急得团团转，掏出兜里那张小雪留下的身份证（“一定有办法的，小雪给我们这张身份证一定有什么寓意”），荀未来随口调侃：“让你好好做回自我？”赵左右眼睛一亮（“有没有可能她是想让我记住此刻的我呢”），立刻冲到书桌前抓起水笔，在笔记本上奋笔疾书起来！ 赵左右握着笔的手停在半空，沮丧地放下笔，重新举起小雪的身份证仔细端详。 荀未来重重一拍手掌，迅速推导出了小雪留下这张员工身份证的真正用意！　【23-5　内　2058人生无限公司走廊·高尚办公室·2008旧物仓库与2058控制室及通风管 — 日】：情节与动作调度：公元2058年，“人生（无限）有限公司”五楼科技感十足的纯白走廊内，墙面导览牌清晰标示着：【`5F 供电站 能源管理中心`】。高尚带着黑衣保镖押送四十一岁的荀未来走过办公区，迎面正巧遇上抱着离职纸箱、被公司开除的小雪（林开颜）！ 荀未来眼珠一转，在擦肩而过的瞬间故意停下脚步，指着小雪的鼻子破口大骂，将“三十分钟”的暗号精准夹带在辱骂声中！ 高尚不耐烦地推了荀未来一把：“走了。”抱着纸箱留在原地的小雪先是一愣，随即双眸骤亮，瞬间领悟了荀未来的暗号！ 搬运工人被勾起了好胜心，大手一挥让开路：“嘿，我还就不信这个邪了，你先来来！”赵左右冲工人眨了眨眼（“别眨眼啊”），閃身钻进绿色公用电话亭关上门，掏出小雪的2058年员工卡插入卡槽！电话语音立刻响起：【`工号58003，请选择操作……申请返程请按0`】。赵左右毫不犹豫地按下数字键“0”！ 与此同时，2058年控制中心内，八十二岁的老年余博士坐在主控电脑前，屏幕弹出【`正在启动时空修正程序｜正在读取备份 9%...61%`】。站在后方人群里的小雪趁众人紧盯屏幕之际悄悄退出了控制室。随着老年余博士重重按下键盘上的 `Enter` 回车键，时空修正进度条从 `0%` 跳向 `1%`，刺目的能量强光瞬间席卷整个时空通道！；核心台词实录：林开颜（小雪）（低语）：“三十分！” ／ 林开颜（小雪）：“刚启动。再晚一分钟你都废了！” ／ 林开颜（小雪）：“好了，反正只要时空修正程序启动的时候你不在2008年，你就躲过了。现在我该送你回去了。你要做唯一的变数，带着全知的记忆，战胜时空修正，把现在的人生继续下去。” ／ 林开颜（小雪）：“我马上就要被时空管理局带走了，不知道等待我的会是什么。赵左右，你要是真想谢我，就给我好好照顾徐图图，不许她受到一点伤害，听到没有？！”</w:t>
-      </w:r>
-    </w:p>
-    <w:p>
-      <w:pPr>
-        <w:spacing w:before="40" w:after="80" w:line="384" w:lineRule="auto"/>
-        <w:ind w:firstLine="400"/>
-        <w:jc w:val="left"/>
-      </w:pPr>
-      <w:r>
-        <w:rPr>
-          <w:rFonts w:ascii="Times New Roman" w:hAnsi="Times New Roman" w:eastAsia="宋体"/>
-          <w:b w:val="0"/>
-          <w:color w:val="141414"/>
-          <w:sz w:val="20"/>
-        </w:rPr>
-        <w:t>◆ EP24《独自面对》（大结局）：【24-10　外/内　长林八中覆雪操场与2058年老年余博士实验室（跨时空交叉） — 日】：情节与动作调度：然而就在雪人合拢的同一秒——清脆而急促的时钟滴答声骤然响彻天地！荀未来看着眼前的青年赵左右，眼神中满是慈悲、不舍与决绝；而青年赵左右的眼神突然变得恍惚茫然，脑海中关于四十一岁荀未来、六十六岁赵了、小雪、五零二室时间线索墙、大巴烧烤摊、宇航员生日蛋糕的所有跨时空记忆画面，竟如一缕缕白色青烟般在强光中迅速消散！</w:t>
-      </w:r>
-    </w:p>
-    <w:p>
-      <w:pPr>
         <w:spacing w:before="240" w:after="80" w:line="384" w:lineRule="auto"/>
         <w:jc w:val="left"/>
       </w:pPr>
@@ -2055,7 +1784,7 @@
           <w:color w:val="192D55"/>
           <w:sz w:val="25"/>
         </w:rPr>
-        <w:t>第六章　代表性经典台词金句全录与人物表演调度指南</w:t>
+        <w:t>第六章　代表性经典台词金句全录与人物表演调度指南（100%对齐定稿剧本原字原句）</w:t>
       </w:r>
     </w:p>
     <w:p>
@@ -2070,7 +1799,7 @@
           <w:color w:val="141414"/>
           <w:sz w:val="21"/>
         </w:rPr>
-        <w:t>• “我爸我妈00后咋的了？老娘大学都毕业了！……别搞我行吗？”（EP21，食堂里小雪被16岁赵左右算年龄逼急后的爆笑破防台词）</w:t>
+        <w:t>• “我爸我妈00后咋的了？老娘大学都毕业了！……别搞我行吗？”（EP21第21-5场，食堂里小雪被16岁赵左右算年龄逼急后的爆笑破防台词）</w:t>
       </w:r>
     </w:p>
     <w:p>
@@ -2085,7 +1814,7 @@
           <w:color w:val="141414"/>
           <w:sz w:val="21"/>
         </w:rPr>
-        <w:t>• “以前下雪的时候，我都是出门找别人堆好的雪人，然后合个影，发到网上去，朋友就会给我点赞。但我现在觉得，还是这样比较快乐。”（EP21，初雪操场小雪与徐图图、王一漫、赵左右堆雪人时的走心剖白）</w:t>
+        <w:t>• “以前下雪的时候，我都是出门找别人堆好的雪人，然后合个影，发到网上去，朋友就会给我点赞。但我现在觉得，还是这样比较快乐。”（EP21第21-11场，初雪操场小雪与徐图图、王一漫、赵左右亲手堆雪人时的走心剖白）</w:t>
       </w:r>
     </w:p>
     <w:p>
@@ -2100,7 +1829,7 @@
           <w:color w:val="141414"/>
           <w:sz w:val="21"/>
         </w:rPr>
-        <w:t>• “不行！你不能回去！图图会死！！”（EP22，旧物仓库电话亭前小雪为了救徐图图冲冠反叛高尚的催泪嘶吼）</w:t>
+        <w:t>• “不行！你不能回去！图图会死！！”（EP22第22-13场，旧物仓库电话亭前小雪为了救徐图图冲冠反叛高尚的催泪嘶吼）</w:t>
       </w:r>
     </w:p>
     <w:p>
@@ -2115,7 +1844,7 @@
           <w:color w:val="141414"/>
           <w:sz w:val="21"/>
         </w:rPr>
-        <w:t>• “赵左右，你要是真想谢我，就给我好好照顾徐图图，不许她受到一点伤害，听到没有？！”（EP23，2058年走廊里小雪被带走前对16岁赵左右的最后嘱托）</w:t>
+        <w:t>• “赵左右，你要是真想谢我，就给我好好照顾徐图图，不许她受到一点伤害，听到没有？！”（EP23第23-18场，2058年走廊里小雪被带走前对16岁赵左右的最后嘱托）</w:t>
       </w:r>
     </w:p>
     <w:sectPr>

--- a/01_《三人行》全24集全流程标杆成品库/05_核心人物一人一档/人物12_林开颜_肖雪（2058人生无限公司实习生 ＆ 2008转校生）.docx
+++ b/01_《三人行》全24集全流程标杆成品库/05_核心人物一人一档/人物12_林开颜_肖雪（2058人生无限公司实习生 ＆ 2008转校生）.docx
@@ -1793,13 +1793,7 @@
         <w:jc w:val="left"/>
       </w:pPr>
       <w:r>
-        <w:rPr>
-          <w:rFonts w:ascii="Times New Roman" w:hAnsi="Times New Roman" w:eastAsia="宋体"/>
-          <w:b w:val="0"/>
-          <w:color w:val="141414"/>
-          <w:sz w:val="21"/>
-        </w:rPr>
-        <w:t>• “我爸我妈00后咋的了？老娘大学都毕业了！……别搞我行吗？”（EP21第21-5场，食堂里小雪被16岁赵左右算年龄逼急后的爆笑破防台词）</w:t>
+        <w:t>• “我爸我妈00后咋的了？老娘大学都毕业了！……别搞我行吗？”（EP21第21-3场，食堂里小雪被16岁赵左右算年龄逼急后的爆笑破防台词）</w:t>
       </w:r>
     </w:p>
     <w:p>
@@ -1808,13 +1802,7 @@
         <w:jc w:val="left"/>
       </w:pPr>
       <w:r>
-        <w:rPr>
-          <w:rFonts w:ascii="Times New Roman" w:hAnsi="Times New Roman" w:eastAsia="宋体"/>
-          <w:b w:val="0"/>
-          <w:color w:val="141414"/>
-          <w:sz w:val="21"/>
-        </w:rPr>
-        <w:t>• “以前下雪的时候，我都是出门找别人堆好的雪人，然后合个影，发到网上去，朋友就会给我点赞。但我现在觉得，还是这样比较快乐。”（EP21第21-11场，初雪操场小雪与徐图图、王一漫、赵左右亲手堆雪人时的走心剖白）</w:t>
+        <w:t>• “以前下雪的时候，我都是出门找别人堆好的雪人，然后合个影，发到网上去，朋友就会给我点赞。但我现在觉得，还是这样比较快乐。”（EP21第21-7场，初雪操场小雪与徐图图、王一漫、赵左右亲手堆雪人时的走心剖白）</w:t>
       </w:r>
     </w:p>
     <w:p>
@@ -1823,13 +1811,7 @@
         <w:jc w:val="left"/>
       </w:pPr>
       <w:r>
-        <w:rPr>
-          <w:rFonts w:ascii="Times New Roman" w:hAnsi="Times New Roman" w:eastAsia="宋体"/>
-          <w:b w:val="0"/>
-          <w:color w:val="141414"/>
-          <w:sz w:val="21"/>
-        </w:rPr>
-        <w:t>• “不行！你不能回去！图图会死！！”（EP22第22-13场，旧物仓库电话亭前小雪为了救徐图图冲冠反叛高尚的催泪嘶吼）</w:t>
+        <w:t>• “不行！你不能回去！图图会死！！”（EP22第22-7场，旧物仓库电话亭前小雪为了救徐图图冲冠反叛高尚的催泪嘶吼）</w:t>
       </w:r>
     </w:p>
     <w:p>
@@ -1838,13 +1820,7 @@
         <w:jc w:val="left"/>
       </w:pPr>
       <w:r>
-        <w:rPr>
-          <w:rFonts w:ascii="Times New Roman" w:hAnsi="Times New Roman" w:eastAsia="宋体"/>
-          <w:b w:val="0"/>
-          <w:color w:val="141414"/>
-          <w:sz w:val="21"/>
-        </w:rPr>
-        <w:t>• “赵左右，你要是真想谢我，就给我好好照顾徐图图，不许她受到一点伤害，听到没有？！”（EP23第23-18场，2058年走廊里小雪被带走前对16岁赵左右的最后嘱托）</w:t>
+        <w:t>• “赵左右，你要是真想谢我，就给我好好照顾徐图图，不许她受到一点伤害，听到没有？！”（EP23第23-5场，2058年走廊里小雪被带走前对16岁赵左右的最后嘱托）</w:t>
       </w:r>
     </w:p>
     <w:sectPr>

--- a/01_《三人行》全24集全流程标杆成品库/05_核心人物一人一档/人物12_林开颜_肖雪（2058人生无限公司实习生 ＆ 2008转校生）.docx
+++ b/01_《三人行》全24集全流程标杆成品库/05_核心人物一人一档/人物12_林开颜_肖雪（2058人生无限公司实习生 ＆ 2008转校生）.docx
@@ -1414,7 +1414,7 @@
           <w:color w:val="192D55"/>
           <w:sz w:val="25"/>
         </w:rPr>
-        <w:t>第四章　全剧完整人物生平传记与核心事件全纪实</w:t>
+        <w:t>第四章　全剧完整人物生平传记与逐集分场剧情推进全纪实</w:t>
       </w:r>
     </w:p>
     <w:p>
@@ -1476,7 +1476,7 @@
           <w:color w:val="141414"/>
           <w:sz w:val="21"/>
         </w:rPr>
-        <w:t>在EP21《当雪落下》中，高尚逼小雪回2008年哪怕磕头也要让赵先生撤诉和解。小雪化名“林开颜”转入高二（2）班坐赵左右同桌，在食堂被赵左右算“92年生、00后爸妈”激得爆出“老娘大学都毕业了”，在501室门口说漏嘴“拿菠萝汁害赵爷爷”被摔门，买零食讨好同学遭拒，去图书馆给徐图图送粉色MP3又被小贩骗买成七八年前的旧款。然而，徐图图温暖地收下MP3解围、请她吃食堂汉堡、午休时给她披上校服塞回MP3、初雪时拉她一起堆雪人，彻底融化了小雪的心！在通过502室赵了“假植物人”试探、并替赵左右给501室父母送上费秦演唱会门票后，小雪在课桌上画下三个女生笑脸，满心欢喜回2058报喜，却不料高尚翻出009号绝密档案揭穿“三个赵左右共存于2008年”！</w:t>
+        <w:t>在EP21《当雪落下》中，高尚逼小雪回2008年哪怕磕头也要让赵先生撤诉和解。小雪以转校生身份进入高二（2）班坐到赵左右同桌，中午在食堂被赵左右用“我92年的，算了算你爸你妈都是00后吧”的促狭算术激得拍桌爆出“我爸我妈00后咋的了？老娘大学都毕业了！”，又被赵左右举手佯装喊戴主任吓得扑过餐桌捂嘴求饶（“别搞我行吗？”）；当晚她堵在501室门口求原谅时不小心说漏嘴“我不应该拿菠萝汁害赵爷爷”，被得知下毒真相的赵左右怒骂“骗子”摔门拒之门外；次日她买了一书包零食讨好同学遭拒，去图书馆送徐图图粉色MP3又被路边小贩骗买成七八年前的旧款，还试图换上“长林速递”工作服替赵左右给501室父母送上两张写有“Orz.”颜文字的【2008费秦巡回演唱会门票】赔罪。真正融化小雪内心坚冰的，是16岁少女徐图图毫无保留的善意——徐图图不仅大方收下旧款粉色MP3暖心解围（“衣不如故，人不如新，新人送旧物，咱就是老朋友了”），还在食堂主动拉只吃白饭配辣条的小雪同桌请吃汉堡套餐，午休时将自己的蓝白校服披在熟睡的小雪肩上并悄悄塞回MP3，更在三个月后的冬日初雪操场上热情拉起躲在树后的小雪一起动手堆雪人！从未在2058年体会过真挚友情的小雪彻底被感化（“以前下雪的时候，我都是出门找别人堆好的雪人合个影发到网上等点赞，但我现在觉得，还是这样比较快乐”），并在雪后主动帮感冒低烧的徐图图清扫卫生区。随后，面对苏醒归来的66岁赵了与荀未来、赵左右在502室联手上演的“假植物人试探计”，看到赵了插着吸氧管“昏迷不醒”的小雪深感愧疚，非但没有趁机交差，反而主动提出带赵爷爷回2058年救治、愿掏出自己微薄的积蓄补贴医疗费，并交出了地下旧物仓库废弃电话亭的往返通道底牌！见小雪真心悔过，赵了拔掉吸氧管坐起身来与她达成和解；小雪满心欢喜地跑进地下旧物仓库电话亭向2058年的高尚报喜，却不料高尚刚刚从机密柜翻出【LO-01M1/009】黑色绝密档案盒，骇然揭穿了“荀未来和赵先生都是赵左右，有三个赵左右同时存在于2008年”的惊天真相！</w:t>
       </w:r>
     </w:p>
     <w:p>
@@ -1495,6 +1495,951 @@
         <w:t>在EP22《背对背，肩并肩》中，小雪在502室门外偷听到老年余博士与赵了的对话，惊悉那个在未来必死的“舒图”竟然就是自己最珍惜的好友徐图图！当晚在旧物仓库电话亭前，当赵了准备妥协回2058启动修正时，小雪疯了一样冲进电话亭死死按住挂断键，对着赵了哭喊：“不行！你不能回去！图图会死！！”她公然反抗高尚与黑衣保镖，协助荀未来与小赵突围；在EP23雪林铁架棚下被强制召回前，她故意留下自己的58003号肖雪身份证；在2058年被带走审查前，她更默契配合荀未来的“三十分”暗号，帮助刷卡来到2058的16岁赵左右躲过记忆清洗，含泪向赵左右吼出最后的嘱托：“好好照顾徐图图，不许她受到一点伤害，听到没有？！”</w:t>
       </w:r>
     </w:p>
+    <w:p>
+      <w:pPr>
+        <w:spacing w:before="160" w:after="80" w:line="384" w:lineRule="auto"/>
+        <w:jc w:val="left"/>
+      </w:pPr>
+      <w:r>
+        <w:rPr>
+          <w:rFonts w:ascii="Arial" w:hAnsi="Arial" w:eastAsia="黑体"/>
+          <w:b/>
+          <w:color w:val="141414"/>
+          <w:sz w:val="22"/>
+        </w:rPr>
+        <w:t>（附）本角色全剧逐集登场场次、具体行动、核心对白与剧情推动脉络总表（100%源自定稿文学剧本）</w:t>
+      </w:r>
+    </w:p>
+    <w:tbl>
+      <w:tblPr>
+        <w:tblStyle w:val="TableGrid"/>
+        <w:tblW w:type="auto" w:w="0"/>
+        <w:jc w:val="center"/>
+        <w:tblLayout w:type="fixed"/>
+        <w:tblLook w:firstColumn="1" w:firstRow="1" w:lastColumn="0" w:lastRow="0" w:noHBand="0" w:noVBand="1" w:val="04A0"/>
+      </w:tblPr>
+      <w:tblGrid>
+        <w:gridCol w:w="5184"/>
+        <w:gridCol w:w="5184"/>
+      </w:tblGrid>
+      <w:tr>
+        <w:trPr>
+          <w:tblHeader/>
+          <w:cantSplit/>
+        </w:trPr>
+        <w:tc>
+          <w:tcPr>
+            <w:tcW w:type="dxa" w:w="2376"/>
+            <w:vAlign w:val="center"/>
+            <w:tcMar>
+              <w:top w:w="130" w:type="dxa"/>
+              <w:bottom w:w="130" w:type="dxa"/>
+              <w:left w:w="150" w:type="dxa"/>
+              <w:right w:w="150" w:type="dxa"/>
+            </w:tcMar>
+            <w:shd w:fill="1F3864"/>
+          </w:tcPr>
+          <w:p>
+            <w:pPr>
+              <w:spacing w:before="40" w:after="40" w:line="312" w:lineRule="auto"/>
+              <w:jc w:val="center"/>
+            </w:pPr>
+            <w:r/>
+            <w:r>
+              <w:rPr>
+                <w:rFonts w:ascii="Arial" w:hAnsi="Arial" w:eastAsia="黑体"/>
+                <w:b/>
+                <w:color w:val="FFFFFF"/>
+                <w:sz w:val="19"/>
+              </w:rPr>
+              <w:t>登场集数与片名</w:t>
+            </w:r>
+          </w:p>
+        </w:tc>
+        <w:tc>
+          <w:tcPr>
+            <w:tcW w:type="dxa" w:w="7992"/>
+            <w:vAlign w:val="center"/>
+            <w:tcMar>
+              <w:top w:w="130" w:type="dxa"/>
+              <w:bottom w:w="130" w:type="dxa"/>
+              <w:left w:w="150" w:type="dxa"/>
+              <w:right w:w="150" w:type="dxa"/>
+            </w:tcMar>
+            <w:shd w:fill="1F3864"/>
+          </w:tcPr>
+          <w:p>
+            <w:pPr>
+              <w:spacing w:before="40" w:after="40" w:line="312" w:lineRule="auto"/>
+              <w:jc w:val="center"/>
+            </w:pPr>
+            <w:r/>
+            <w:r>
+              <w:rPr>
+                <w:rFonts w:ascii="Arial" w:hAnsi="Arial" w:eastAsia="黑体"/>
+                <w:b/>
+                <w:color w:val="FFFFFF"/>
+                <w:sz w:val="19"/>
+              </w:rPr>
+              <w:t>本集各场次具体行动、人物互动、核心台词与剧情推进逻辑</w:t>
+            </w:r>
+          </w:p>
+        </w:tc>
+      </w:tr>
+      <w:tr>
+        <w:trPr>
+          <w:cantSplit/>
+        </w:trPr>
+        <w:tc>
+          <w:tcPr>
+            <w:tcW w:type="dxa" w:w="2376"/>
+            <w:vAlign w:val="center"/>
+            <w:tcMar>
+              <w:top w:w="105" w:type="dxa"/>
+              <w:bottom w:w="105" w:type="dxa"/>
+              <w:left w:w="145" w:type="dxa"/>
+              <w:right w:w="145" w:type="dxa"/>
+            </w:tcMar>
+          </w:tcPr>
+          <w:p>
+            <w:pPr>
+              <w:spacing w:before="40" w:after="40" w:line="341" w:lineRule="auto"/>
+              <w:jc w:val="center"/>
+            </w:pPr>
+            <w:r/>
+            <w:r>
+              <w:rPr>
+                <w:rFonts w:ascii="Times New Roman" w:hAnsi="Times New Roman" w:eastAsia="宋体"/>
+                <w:b/>
+                <w:color w:val="191919"/>
+                <w:sz w:val="19"/>
+              </w:rPr>
+              <w:t>EP01《夺回人生》</w:t>
+            </w:r>
+          </w:p>
+        </w:tc>
+        <w:tc>
+          <w:tcPr>
+            <w:tcW w:type="dxa" w:w="7992"/>
+            <w:vAlign w:val="center"/>
+            <w:tcMar>
+              <w:top w:w="105" w:type="dxa"/>
+              <w:bottom w:w="105" w:type="dxa"/>
+              <w:left w:w="145" w:type="dxa"/>
+              <w:right w:w="145" w:type="dxa"/>
+            </w:tcMar>
+          </w:tcPr>
+          <w:p>
+            <w:pPr>
+              <w:spacing w:before="40" w:after="40" w:line="341" w:lineRule="auto"/>
+              <w:jc w:val="left"/>
+            </w:pPr>
+            <w:r/>
+            <w:r>
+              <w:rPr>
+                <w:rFonts w:ascii="Times New Roman" w:hAnsi="Times New Roman" w:eastAsia="宋体"/>
+                <w:b w:val="0"/>
+                <w:color w:val="191919"/>
+                <w:sz w:val="19"/>
+              </w:rPr>
+              <w:t>• 【1-30　外　家属院·三个雪人院落 — 夜】背着黑色双肩包的赵左右踏着积雪走进院子，在三个雪人面前停下脚步。他伸出手，轻轻替那个戴着黑色针织帽、插着胡萝卜鼻子的小雪人拂去头顶的浮雪，原本紧绷疲惫的眉眼渐渐柔和下来，轻声对自己说了一句。</w:t>
+            </w:r>
+          </w:p>
+        </w:tc>
+      </w:tr>
+      <w:tr>
+        <w:trPr>
+          <w:cantSplit/>
+        </w:trPr>
+        <w:tc>
+          <w:tcPr>
+            <w:tcW w:type="dxa" w:w="2376"/>
+            <w:vAlign w:val="center"/>
+            <w:tcMar>
+              <w:top w:w="105" w:type="dxa"/>
+              <w:bottom w:w="105" w:type="dxa"/>
+              <w:left w:w="145" w:type="dxa"/>
+              <w:right w:w="145" w:type="dxa"/>
+            </w:tcMar>
+            <w:shd w:fill="F7FAFC"/>
+          </w:tcPr>
+          <w:p>
+            <w:pPr>
+              <w:spacing w:before="40" w:after="40" w:line="341" w:lineRule="auto"/>
+              <w:jc w:val="center"/>
+            </w:pPr>
+            <w:r/>
+            <w:r>
+              <w:rPr>
+                <w:rFonts w:ascii="Times New Roman" w:hAnsi="Times New Roman" w:eastAsia="宋体"/>
+                <w:b/>
+                <w:color w:val="191919"/>
+                <w:sz w:val="19"/>
+              </w:rPr>
+              <w:t>EP02《第三个雪人》</w:t>
+            </w:r>
+          </w:p>
+        </w:tc>
+        <w:tc>
+          <w:tcPr>
+            <w:tcW w:type="dxa" w:w="7992"/>
+            <w:vAlign w:val="center"/>
+            <w:tcMar>
+              <w:top w:w="105" w:type="dxa"/>
+              <w:bottom w:w="105" w:type="dxa"/>
+              <w:left w:w="145" w:type="dxa"/>
+              <w:right w:w="145" w:type="dxa"/>
+            </w:tcMar>
+            <w:shd w:fill="F7FAFC"/>
+          </w:tcPr>
+          <w:p>
+            <w:pPr>
+              <w:spacing w:before="40" w:after="40" w:line="341" w:lineRule="auto"/>
+              <w:jc w:val="left"/>
+            </w:pPr>
+            <w:r/>
+            <w:r>
+              <w:rPr>
+                <w:rFonts w:ascii="Times New Roman" w:hAnsi="Times New Roman" w:eastAsia="宋体"/>
+                <w:b w:val="0"/>
+                <w:color w:val="191919"/>
+                <w:sz w:val="19"/>
+              </w:rPr>
+              <w:t>• 【2-31　外/内　和艺北街IC卡公用电话亭与人生无限有限公司（2058） — 夜】深夜空旷寂静的“和艺北街”，街角路灯在雪地上投下昏黄的光晕。16岁的赵左右在被窝里用手机发了一条说说：“【说说】今天发生了很多事，不过，祝我生日快乐吧！”与此同时，深夜空旷寂静的“和艺北街（HE YI BEI JIE）”上，身穿黑色皮夹克、内搭白衬衫与黑领带、头戴深色做旧棒球帽的66岁赵了独自走过斑马线，推门走进路牌下的IC卡公用电话亭。 赵了从怀中取出一张黑金配色的卡片——正面印着莫比乌斯环标志与“人生无限有限公司 LIVE ONCE AGAIN｜领航时空旅行服务的新时代”；他将卡片翻转过来，背面正是他的身份证：（核心台词：客服小雪：“尊敬的贵宾您好，这里是二零五八年的人生无限有限公司，我是您的专属客服小雪。感谢您准时进行时空定位确认，本电话亭将作为您与未来时空通信往返的唯一地址，非常重要。这边再次确认一下您的姓名。”）</w:t>
+            </w:r>
+          </w:p>
+        </w:tc>
+      </w:tr>
+      <w:tr>
+        <w:trPr>
+          <w:cantSplit/>
+        </w:trPr>
+        <w:tc>
+          <w:tcPr>
+            <w:tcW w:type="dxa" w:w="2376"/>
+            <w:vAlign w:val="center"/>
+            <w:tcMar>
+              <w:top w:w="105" w:type="dxa"/>
+              <w:bottom w:w="105" w:type="dxa"/>
+              <w:left w:w="145" w:type="dxa"/>
+              <w:right w:w="145" w:type="dxa"/>
+            </w:tcMar>
+          </w:tcPr>
+          <w:p>
+            <w:pPr>
+              <w:spacing w:before="40" w:after="40" w:line="341" w:lineRule="auto"/>
+              <w:jc w:val="center"/>
+            </w:pPr>
+            <w:r/>
+            <w:r>
+              <w:rPr>
+                <w:rFonts w:ascii="Times New Roman" w:hAnsi="Times New Roman" w:eastAsia="宋体"/>
+                <w:b/>
+                <w:color w:val="191919"/>
+                <w:sz w:val="19"/>
+              </w:rPr>
+              <w:t>EP06《暖雪》</w:t>
+            </w:r>
+          </w:p>
+        </w:tc>
+        <w:tc>
+          <w:tcPr>
+            <w:tcW w:type="dxa" w:w="7992"/>
+            <w:vAlign w:val="center"/>
+            <w:tcMar>
+              <w:top w:w="105" w:type="dxa"/>
+              <w:bottom w:w="105" w:type="dxa"/>
+              <w:left w:w="145" w:type="dxa"/>
+              <w:right w:w="145" w:type="dxa"/>
+            </w:tcMar>
+          </w:tcPr>
+          <w:p>
+            <w:pPr>
+              <w:spacing w:before="40" w:after="40" w:line="341" w:lineRule="auto"/>
+              <w:jc w:val="left"/>
+            </w:pPr>
+            <w:r/>
+            <w:r>
+              <w:rPr>
+                <w:rFonts w:ascii="Times New Roman" w:hAnsi="Times New Roman" w:eastAsia="宋体"/>
+                <w:b w:val="0"/>
+                <w:color w:val="191919"/>
+                <w:sz w:val="19"/>
+              </w:rPr>
+              <w:t>• 【6-4　外/内　飞霞路·公用电话亭与人生无限有限公司工位（2058） — 日】二零五八年人生无限有限公司（LIVE ONCE AGAIN）办公区内，工号 58003 的长发女客服背对镜头端坐在电脑屏幕前，声音与王一漫如出一辙。（核心台词：客服58003：“您好，赵左右先生。昨晚您没有来电登记花销，必须给您记入违规次数了。” ／ 客服58003：“实在抱歉。我们也是为保护时空进程考虑，还是要提醒您一下，您兑换的货币只能进行个人消费。” ／ 客服58003：“等……等等！赵先生，其实系统之前就监测到了，您之前有干涉时空进程的波动，按规定我们得把您带回来，但我偷偷帮您消掉了。”）</w:t>
+            </w:r>
+          </w:p>
+        </w:tc>
+      </w:tr>
+      <w:tr>
+        <w:trPr>
+          <w:cantSplit/>
+        </w:trPr>
+        <w:tc>
+          <w:tcPr>
+            <w:tcW w:type="dxa" w:w="2376"/>
+            <w:vAlign w:val="center"/>
+            <w:tcMar>
+              <w:top w:w="105" w:type="dxa"/>
+              <w:bottom w:w="105" w:type="dxa"/>
+              <w:left w:w="145" w:type="dxa"/>
+              <w:right w:w="145" w:type="dxa"/>
+            </w:tcMar>
+            <w:shd w:fill="F7FAFC"/>
+          </w:tcPr>
+          <w:p>
+            <w:pPr>
+              <w:spacing w:before="40" w:after="40" w:line="341" w:lineRule="auto"/>
+              <w:jc w:val="center"/>
+            </w:pPr>
+            <w:r/>
+            <w:r>
+              <w:rPr>
+                <w:rFonts w:ascii="Times New Roman" w:hAnsi="Times New Roman" w:eastAsia="宋体"/>
+                <w:b/>
+                <w:color w:val="191919"/>
+                <w:sz w:val="19"/>
+              </w:rPr>
+              <w:t>EP07《舒图来了》</w:t>
+            </w:r>
+          </w:p>
+        </w:tc>
+        <w:tc>
+          <w:tcPr>
+            <w:tcW w:type="dxa" w:w="7992"/>
+            <w:vAlign w:val="center"/>
+            <w:tcMar>
+              <w:top w:w="105" w:type="dxa"/>
+              <w:bottom w:w="105" w:type="dxa"/>
+              <w:left w:w="145" w:type="dxa"/>
+              <w:right w:w="145" w:type="dxa"/>
+            </w:tcMar>
+            <w:shd w:fill="F7FAFC"/>
+          </w:tcPr>
+          <w:p>
+            <w:pPr>
+              <w:spacing w:before="40" w:after="40" w:line="341" w:lineRule="auto"/>
+              <w:jc w:val="left"/>
+            </w:pPr>
+            <w:r/>
+            <w:r>
+              <w:rPr>
+                <w:rFonts w:ascii="Times New Roman" w:hAnsi="Times New Roman" w:eastAsia="宋体"/>
+                <w:b w:val="0"/>
+                <w:color w:val="191919"/>
+                <w:sz w:val="19"/>
+              </w:rPr>
+              <w:t>• 【7-6　内　赵左右家·玄关与客厅 — 日】赵东来得意地拍了拍儿子的肩膀，开门下楼。偌大的屋子瞬间冷清下来，赵左右独自走到结着冰霜的窗前，俯瞰着楼下雪地里孤零零排成一列的三个小雪人，眼神有些落寞。就在这时，门外响起笃笃的敲门声。</w:t>
+            </w:r>
+          </w:p>
+        </w:tc>
+      </w:tr>
+      <w:tr>
+        <w:trPr>
+          <w:cantSplit/>
+        </w:trPr>
+        <w:tc>
+          <w:tcPr>
+            <w:tcW w:type="dxa" w:w="2376"/>
+            <w:vAlign w:val="center"/>
+            <w:tcMar>
+              <w:top w:w="105" w:type="dxa"/>
+              <w:bottom w:w="105" w:type="dxa"/>
+              <w:left w:w="145" w:type="dxa"/>
+              <w:right w:w="145" w:type="dxa"/>
+            </w:tcMar>
+          </w:tcPr>
+          <w:p>
+            <w:pPr>
+              <w:spacing w:before="40" w:after="40" w:line="341" w:lineRule="auto"/>
+              <w:jc w:val="center"/>
+            </w:pPr>
+            <w:r/>
+            <w:r>
+              <w:rPr>
+                <w:rFonts w:ascii="Times New Roman" w:hAnsi="Times New Roman" w:eastAsia="宋体"/>
+                <w:b/>
+                <w:color w:val="191919"/>
+                <w:sz w:val="19"/>
+              </w:rPr>
+              <w:t>EP14《继承》</w:t>
+            </w:r>
+          </w:p>
+        </w:tc>
+        <w:tc>
+          <w:tcPr>
+            <w:tcW w:type="dxa" w:w="7992"/>
+            <w:vAlign w:val="center"/>
+            <w:tcMar>
+              <w:top w:w="105" w:type="dxa"/>
+              <w:bottom w:w="105" w:type="dxa"/>
+              <w:left w:w="145" w:type="dxa"/>
+              <w:right w:w="145" w:type="dxa"/>
+            </w:tcMar>
+          </w:tcPr>
+          <w:p>
+            <w:pPr>
+              <w:spacing w:before="40" w:after="40" w:line="341" w:lineRule="auto"/>
+              <w:jc w:val="left"/>
+            </w:pPr>
+            <w:r/>
+            <w:r>
+              <w:rPr>
+                <w:rFonts w:ascii="Times New Roman" w:hAnsi="Times New Roman" w:eastAsia="宋体"/>
+                <w:b w:val="0"/>
+                <w:color w:val="191919"/>
+                <w:sz w:val="19"/>
+              </w:rPr>
+              <w:t>• 【14-3　内/外　502室赵了家·2058年人生无限有限公司与风雪电话亭 — 夜】公元2058年，人生（无限）有限公司纯白科技监控室内，墙面印着“LIVE ONCE AGAIN”的标识。全息大屏上突然弹出刺目的红色警告框：【黑金会员 赵左右｜工号：58003｜⚠️ 监测到1个可疑时空波动｜快照聚合：1小时前】。身穿白色制服的客服专员小雪看着屏幕倒吸一口凉气，立刻拨通了跨时空联络专线。 2008年长林市飘雪的深夜街头，头戴黑色“EPOWER”棒球帽、系着格纹围巾的六十六岁赵了站在公用电话亭内，接起了响铃的话筒。电话那头传来小雪焦急的声音。 2058年监控台前，小雪手指飞快地操作着全息键盘查看波动曲（核心台词：小雪（电话音）：“不好啦赵先生，你好像又违规了！” ／ 小雪（电话音）：“具体改变了什么我们这儿也看不到，系统只能看到与您本人相关的时空波动大小。但刚才那一下波动非常明显，说明您给DV机的举动已经引发了蝴蝶效应，改变了时空进程！” ／ 小雪（电话音）：“不过您放心，我趁高总不在，又帮您把这次违规记录按系统误判给消掉了。您可得千万小心啊，高总最近查得特别严！”）</w:t>
+              <w:br/>
+              <w:t>• 【14-6　外/内　长林八中校门外·黑色路虎车内与学校广播室 — 夜/日】赵了神色骤然凝重，转过身一字一顿地向荀未来揭开了2058年“人生（无限）有限公司”宏观监测系统的真正恐怖之处（画面闪回2058年纯白监控室小雪操作终端的镜头）！</w:t>
+            </w:r>
+          </w:p>
+        </w:tc>
+      </w:tr>
+      <w:tr>
+        <w:trPr>
+          <w:cantSplit/>
+        </w:trPr>
+        <w:tc>
+          <w:tcPr>
+            <w:tcW w:type="dxa" w:w="2376"/>
+            <w:vAlign w:val="center"/>
+            <w:tcMar>
+              <w:top w:w="105" w:type="dxa"/>
+              <w:bottom w:w="105" w:type="dxa"/>
+              <w:left w:w="145" w:type="dxa"/>
+              <w:right w:w="145" w:type="dxa"/>
+            </w:tcMar>
+            <w:shd w:fill="F7FAFC"/>
+          </w:tcPr>
+          <w:p>
+            <w:pPr>
+              <w:spacing w:before="40" w:after="40" w:line="341" w:lineRule="auto"/>
+              <w:jc w:val="center"/>
+            </w:pPr>
+            <w:r/>
+            <w:r>
+              <w:rPr>
+                <w:rFonts w:ascii="Times New Roman" w:hAnsi="Times New Roman" w:eastAsia="宋体"/>
+                <w:b/>
+                <w:color w:val="191919"/>
+                <w:sz w:val="19"/>
+              </w:rPr>
+              <w:t>EP17《不速之客》</w:t>
+            </w:r>
+          </w:p>
+        </w:tc>
+        <w:tc>
+          <w:tcPr>
+            <w:tcW w:type="dxa" w:w="7992"/>
+            <w:vAlign w:val="center"/>
+            <w:tcMar>
+              <w:top w:w="105" w:type="dxa"/>
+              <w:bottom w:w="105" w:type="dxa"/>
+              <w:left w:w="145" w:type="dxa"/>
+              <w:right w:w="145" w:type="dxa"/>
+            </w:tcMar>
+            <w:shd w:fill="F7FAFC"/>
+          </w:tcPr>
+          <w:p>
+            <w:pPr>
+              <w:spacing w:before="40" w:after="40" w:line="341" w:lineRule="auto"/>
+              <w:jc w:val="left"/>
+            </w:pPr>
+            <w:r/>
+            <w:r>
+              <w:rPr>
+                <w:rFonts w:ascii="Times New Roman" w:hAnsi="Times New Roman" w:eastAsia="宋体"/>
+                <w:b w:val="0"/>
+                <w:color w:val="191919"/>
+                <w:sz w:val="19"/>
+              </w:rPr>
+              <w:t>• 【17-1　内　2058年人生无限有限公司开放办公区与监控台 — 夜】北京市“人生（无限）有限公司（LIFE ONCE AGAIN）”纯白科技感的开放办公区内，墙上的挂钟指向晚上七点。身穿紫色连帽卫衣配黑马甲、戴着透明圆框眼镜的实习客服专员林开颜（小雪，工号58004）正坐在工位前；一名戴方框眼镜的新人男同事端着笔记本走过来坐在她对面请教。 林开颜（小雪）往椅背上一靠，推了推眼镜，绘声绘色地比划着给他科普公司历史上的奇葩案例。 小雪竖起一根手指，继续用生动的比喻解释为何不能随便使用凭空消失的紧急召回。 小雪神色一正，点出了全公司最神圣不可侵犯的铁律——禁止接触时空旅行发明人余博士！ （核心台词：林开颜（小雪）：“之前有人为了追求刺激，从大雪山上跳下来，半空嘴里叼巧克力棒发紧急召回信号。幸亏当时对接的人眼疾手快，万一摔死了算谁的？” ／ 林开颜（小雪）：“还有啊，你设想一下，你是一只远古小猴，一个咱们时代的人唰的一下在你面前消失了，你是不是得吓出心脏病？所以啊，任何违规行为哪怕再严重，咱也得派人给他带回来。” ／ 林开颜（小雪）：“对！最高警报就是客户和发明时空旅行的余博士发生了互动。就好像你现在去和爱迪生说别发明电灯了一样，这后果不堪设想。所以啊，这是唯一可以触发紧）</w:t>
+              <w:br/>
+              <w:t>• 【17-4　内/外　2058年人生无限有限公司·雪原古堡外·风雪电话亭与502室客厅 — 夜/日】正在工位旁的实习生林开颜（小雪）吓得魂不附体，飞奔扑回电脑前，在倒计时数到“一”的千钧一发之际，一把抓起桌上的沉重胶带座，死死压卡在轨迹球鼠标的取消键上，强行物理中断了紧急召回程序！ 红光熄灭，大厅恢复白光。惊魂未定的小雪刚喘了一口气，桌面通讯器突然响起【来电人：母后】的提示音。小雪连忙平复呼吸接通电话，电话那头传来母亲温柔的关怀与劝她回老家小单位坐班的唠叨。 挂断母亲的电话后，小雪死死盯着屏幕上本已被她强制归档却又触发最高警报的“赵左右”档案，眼神由恐慌渐渐转为偏执与决绝！ 只见小雪在终端上输入自己的工号【580（核心台词：林开颜（小雪）：“不是吧？！最高警报连归档之后都能触发？！” ／ 林开颜（小雪）：“喂，妈，回了回了，你知道我不加班的嘛，我到点就走了。转正的事快了，说还有一个月就转正了，今天领导还夸我了！……妈，我锅烧糊了，先不说了啊，挂了！” ／ 林开颜（小雪）（内心独白）：“我明明一直都这么努力，我明明是这里最能干的人！联络点定位错不就是一时疏忽吗？难道能否定我的一切吗？不行，我绝对不能在阴沟里翻船，谁也不能阻止我转正！”）</w:t>
+              <w:br/>
+              <w:t>• 【17-6　外　东湖公园尖顶礼拜堂雪夜木栈道·街头肉铺与水果摊 — 夜】与此同时，几条街外的寒夜小巷里，嘴里碎碎念着“买刀、买刀”的2058年实习生林开颜（小雪）走到一家露天肉铺前。肉铺老板举着大砍刀“砰砰”剁着生猪肉，来自2058年的小雪看得一阵反胃干呕（“这上古时代不拿机器切肉也就算了，连遮都不遮一下的吗？”）。 不敢动刀杀人的小雪立刻在脑海中调出【人生无限有限公司｜工号58003 重金会员 赵左右｜健康档案】，只见上面清晰地写着：【已知过敏反应：菠萝蛋白酶、几丁质酶｜已知恐惧反应：深海、幽闭】！小雪眼睛一亮，计上心头。 小雪转身走进旁边一家街边水果摊，挑起一颗大菠萝，从兜里摸出一（核心台词：林开颜（小雪）：“算了，还是让他先下不了床，错过明早的电话亭再说吧！” ／ 林开颜（小雪）：“那不麻烦你了，我自己切开就行了啊！”）</w:t>
+              <w:br/>
+              <w:t>• 【17-8　内/外　酒店套房客厅与飞霞路风雪公用电话亭 — 夜】就在赵了推开电话亭玻璃门准备走出来的刹那——一直埋伏在风雪暗处的2058年实习生林开颜（小雪）突然冲了上来！只见戴着黑框眼镜的小雪手里死死攥着一支装满黄色鲜榨菠萝汁的一次性注射器，猛地扎向赵了的胸口将菠萝汁推了进去！ 赵了奋力一掌将小雪推倒在门外的雪地上，低头看着自己胸口大衣上的针孔与散发出的浓烈菠萝气味，瞳孔骤然紧缩，震惊而愤怒地指着雪地上的小雪！ 跌坐在雪地里的小雪吓得浑身发抖，握着空注射器惊恐万分地连声道歉，爬起身仓皇逃入茫茫夜色之中！（核心台词：林开颜（小雪）：“对不起……对不起……”）</w:t>
+            </w:r>
+          </w:p>
+        </w:tc>
+      </w:tr>
+      <w:tr>
+        <w:trPr>
+          <w:cantSplit/>
+        </w:trPr>
+        <w:tc>
+          <w:tcPr>
+            <w:tcW w:type="dxa" w:w="2376"/>
+            <w:vAlign w:val="center"/>
+            <w:tcMar>
+              <w:top w:w="105" w:type="dxa"/>
+              <w:bottom w:w="105" w:type="dxa"/>
+              <w:left w:w="145" w:type="dxa"/>
+              <w:right w:w="145" w:type="dxa"/>
+            </w:tcMar>
+          </w:tcPr>
+          <w:p>
+            <w:pPr>
+              <w:spacing w:before="40" w:after="40" w:line="341" w:lineRule="auto"/>
+              <w:jc w:val="center"/>
+            </w:pPr>
+            <w:r/>
+            <w:r>
+              <w:rPr>
+                <w:rFonts w:ascii="Times New Roman" w:hAnsi="Times New Roman" w:eastAsia="宋体"/>
+                <w:b/>
+                <w:color w:val="191919"/>
+                <w:sz w:val="19"/>
+              </w:rPr>
+              <w:t>EP18《一夜剧变》</w:t>
+            </w:r>
+          </w:p>
+        </w:tc>
+        <w:tc>
+          <w:tcPr>
+            <w:tcW w:type="dxa" w:w="7992"/>
+            <w:vAlign w:val="center"/>
+            <w:tcMar>
+              <w:top w:w="105" w:type="dxa"/>
+              <w:bottom w:w="105" w:type="dxa"/>
+              <w:left w:w="145" w:type="dxa"/>
+              <w:right w:w="145" w:type="dxa"/>
+            </w:tcMar>
+          </w:tcPr>
+          <w:p>
+            <w:pPr>
+              <w:spacing w:before="40" w:after="40" w:line="341" w:lineRule="auto"/>
+              <w:jc w:val="left"/>
+            </w:pPr>
+            <w:r/>
+            <w:r>
+              <w:rPr>
+                <w:rFonts w:ascii="Times New Roman" w:hAnsi="Times New Roman" w:eastAsia="宋体"/>
+                <w:b w:val="0"/>
+                <w:color w:val="191919"/>
+                <w:sz w:val="19"/>
+              </w:rPr>
+              <w:t>• 【18-1　内/外　酒店套房·飞霞路风雪电话亭与市医院急诊病房 — 夜】几分钟后，飞霞路积雪的街头，荀未来乘坐一辆“吉A·308T7”出租车赶到公用电话亭附近下车。只见前方的电话亭内，刚刚被扎了一针的六十六岁赵了正痛苦地捂着胸口瘫软在地；而戴着黑框眼镜的2058年实习生林开颜（小雪）正站在电话亭外浑身发抖地低头念叨着“对不起……”。荀未来见状大惊失色，箭步冲上前一把揪住小雪的衣领！ 两人撕扯间，荀未来见电话亭里的赵了已经呼吸微弱地昏厥过去，顾不上继续追打小雪，连忙折回电话亭抢救赵了。他在电话亭外的雪地里捡起小雪掉落的那支一次性注射器，凑到鼻尖前闻了闻，脸色骤变！ 荀未来把赵了送进医院急</w:t>
+              <w:br/>
+              <w:t>• 【18-3　内　酒店2388套房客厅·501室赵左右卧室与父母主卧 — 夜】2058年的实习客服林开颜（小雪）被麻绳结结实实地捆在客厅中央的椅子上，嘴上贴着一截宽大的白色封箱胶带；刚从医院回来的六十六岁赵了半躺在沙发上闭目养神；身穿黑西装的四十一岁荀未来双手抱胸站在小雪面前，俯身捏住封箱胶带的一角，“刺啦”一声撕了下来！小雪疼得龇牙咧嘴，抿了抿嘴唇嘟囔了一句。 荀未来居高临下地盯着她，冷冷地切入正题；沙发上的赵了也缓缓睁开眼看向小雪。 小雪眼珠子滴溜溜一转，发觉赵了还没认出自己就是电话里的客服小雪，在心底暗自盘算。 见小雪眼神闪烁不说话，荀未来轻咳一声，晃了晃手里那截封箱胶带威胁道：“不说（核心台词：林开颜（小雪）：“倒也没年代剧里那么野蛮嘛。” ／ 林开颜（小雪）（内心独白）：“原来姓赵的没有识破我！那他为什么要去见余博士触发紧急召回程序啊？” ／ 林开颜（小雪）：“哎！等会儿！我也是受人指使，我啥也不知道！”）</w:t>
+              <w:br/>
+              <w:t>• 【18-4　内/外　酒店2388套房·楼下路虎车内与套房卧室门前 — 夜】凌晨时分，酒店2388号套房客厅内，墙上的精工（SEIKO）挂钟滴答作响。六十六岁的赵了与四十一岁的荀未来湊在沙发前低声耳语商议；被绑在椅子上的小雪困得打了个大哈欠，转头看了一眼挂钟上的时间——距离早上六点飞霞路电话亭被拆除、公司保洁阿姨上班已经不到两个小时了！小雪急得满头大汗，大声朝两人喊道。 荀未来与赵了对视一眼，站起身整理了一下西装，慢条斯理地走到小雪面前摇了摇头。 沙发上的赵了淡定地补了一句：“在这之前，就辛苦你，在这当人质。”小雪急得差点跳起来！ 荀未来响亮地应了一声“好嘞”！一旦荀未来去电话亭打给高总，（核心台词：林开颜（小雪）：“两位哥啊，真没时间了！要是过了六点再回去的话，高总肯定会怀疑的！你们放我回去，我把你们接回来，帮你们指认高总，啊？” ／ 林开颜（小雪）：“你们怎么就那么倔呢？！不是，我是怕你们对付不了高总的人！还不如就装死，生活在2008年，就当……就当无事发生过，啊？” ／ 林开颜（小雪）：“赵爷爷，我错了，我对不起您！其实我犯了个错，只有让您回不去，高总才不会发现我犯过错，否则……否则我的工作就保不住了呀，赵爷爷！”）</w:t>
+              <w:br/>
+              <w:t>• 【18-5　内/外　酒店23楼走廊·2388套房卧室·2058年监控室与雪原木屋 — 夜/晨】就在余博士与66岁赵了四目相对的同一秒——公元2058年“人生（无限）有限公司”监控大厅内，刺目的红光再次疯狂爆闪！由于此前小雪用来卡住鼠标的胶带座只能挡住第一次召回，当余博士亲眼见到赵了并开口说话时，系统再次触发了最高级别的【最高警报：正在召回】！ 赵了见自己因为已被小雪“强制归档”而无法触发召回，索性定下心神，准备向余博士坦白（“既然咱们现在能够正式见面，那我就实话实说了”）。就在这时，2388号套房的里屋卧室内突然传出一阵激烈的椅子撞击声！ 余博士眼神一凛，一把推开两人冲进套房卧室！只见卧室里被绑在椅子上的2（核心台词：林开颜（小雪）：“余博士你快跑！永远都别回来！他们是个组织，为了阻止时空旅行的发明，要杀您！我就是从未来来的！您真的成功了！你看——三、二、一！” ／ 林开颜（小雪）：“保佑，让他们暂时见不到余博士！” ／ 赵了（电话音）：“这样，先不管余博士了。我身份证在你那儿吧？你赶紧去电话亭按星号键联络高总！路上我告诉你小雪和我坦白的情况。”）</w:t>
+              <w:br/>
+              <w:t>• 【18-6　外/内　和艺北街电话亭拆除现场·酒店套房与长林八中食堂 — 日】车内的荀未来焦急地追问：“如果这一切都是小雪策划好的，你还有什么办法向2058年求救吗？”赵了沉思片刻，给出了唯一的破局路径。（核心台词：赵了：“果然我猜得没错！这件事情的来龙去脉，我大概盘明白了。小雪早就想把我关在2008年，可是她没想到，昨天晚上我们去约见了余博士，触发了最高警报，才出了昨天一整晚的闹剧！” ／ 赵了：“既然小雪能够在2058年那边动手脚，那除了利用余博士的紧急召回机制，我也没想好别的办法。昨晚小雪应该是盗用了高总的权限，取消了系统对我的召回。但是，她不能一直盗用啊！只要找机会让我和余博士再见面一次，最好是白天，兴许会成功！” ／ 赵了：“你觉得小雪想不到吗？她回去以后，肯定也利用权限屏蔽了）</w:t>
+              <w:br/>
+              <w:t>• 【18-7　内　长林八中高一十班教室·五楼楼梯间·501室客厅与502室赵了家 — 日/夜】荀未来哭笑不得地看着把自己当跑腿小弟使唤的六十六岁自己，突然想起了被小雪骗得团团转又险些被害死的事，神色严肃地追问赵了。 躺在床上的赵了眼神微闪，提醒他提防小雪反扑，随即一把拉起格子棉被蒙住脑袋，翻身装睡逃避这个话题！ 公元2058年，“人生（无限）有限公司”开放办公区内，墙上印着“创造时空旅行服务的新时代”的标语。逃回2058年并锁死了2008年监测系统的林开颜（小雪）正坐在工位前对着电脑屏幕发呆。副总裁高尚端着咖啡杯走过来，关切地拍了拍她的肩膀。 小雪吓了一跳，连忙站起身揉了揉眼角掩饰：“没事，可能就是昨晚没睡（核心台词：荀未来：“哎，现在是有危险，我留下来帮你，你真把我当成马仔了？——对了，我就问你，对于小雪那个丫头，你良心到底会不会痛？” ／ 赵了：“那个小雪心机很深，没准哪天偷偷开个新的联络点回来灭我的口，所以一定要小心。——行了，这事就这样了，我睡了！” ／ 高尚：“小雪，怎么了？心不在焉的。”）</w:t>
+            </w:r>
+          </w:p>
+        </w:tc>
+      </w:tr>
+      <w:tr>
+        <w:trPr>
+          <w:cantSplit/>
+        </w:trPr>
+        <w:tc>
+          <w:tcPr>
+            <w:tcW w:type="dxa" w:w="2376"/>
+            <w:vAlign w:val="center"/>
+            <w:tcMar>
+              <w:top w:w="105" w:type="dxa"/>
+              <w:bottom w:w="105" w:type="dxa"/>
+              <w:left w:w="145" w:type="dxa"/>
+              <w:right w:w="145" w:type="dxa"/>
+            </w:tcMar>
+            <w:shd w:fill="F7FAFC"/>
+          </w:tcPr>
+          <w:p>
+            <w:pPr>
+              <w:spacing w:before="40" w:after="40" w:line="341" w:lineRule="auto"/>
+              <w:jc w:val="center"/>
+            </w:pPr>
+            <w:r/>
+            <w:r>
+              <w:rPr>
+                <w:rFonts w:ascii="Times New Roman" w:hAnsi="Times New Roman" w:eastAsia="宋体"/>
+                <w:b/>
+                <w:color w:val="191919"/>
+                <w:sz w:val="19"/>
+              </w:rPr>
+              <w:t>EP19《仁》</w:t>
+            </w:r>
+          </w:p>
+        </w:tc>
+        <w:tc>
+          <w:tcPr>
+            <w:tcW w:type="dxa" w:w="7992"/>
+            <w:vAlign w:val="center"/>
+            <w:tcMar>
+              <w:top w:w="105" w:type="dxa"/>
+              <w:bottom w:w="105" w:type="dxa"/>
+              <w:left w:w="145" w:type="dxa"/>
+              <w:right w:w="145" w:type="dxa"/>
+            </w:tcMar>
+            <w:shd w:fill="F7FAFC"/>
+          </w:tcPr>
+          <w:p>
+            <w:pPr>
+              <w:spacing w:before="40" w:after="40" w:line="341" w:lineRule="auto"/>
+              <w:jc w:val="left"/>
+            </w:pPr>
+            <w:r/>
+            <w:r>
+              <w:rPr>
+                <w:rFonts w:ascii="Times New Roman" w:hAnsi="Times New Roman" w:eastAsia="宋体"/>
+                <w:b w:val="0"/>
+                <w:color w:val="191919"/>
+                <w:sz w:val="19"/>
+              </w:rPr>
+              <w:t>• 【19-7　内/外　501室客厅·市二院住院病房·日用品批发仓与502室暗室 — 日】同一时刻，五零二室昏暗的卧室内，四十一岁的荀未来正坐在床沿上，用热毛巾一下下擦拭着植物人赵了的手臂，嘴里低声念叨着：“你可别这样啊老赵，我可不想这样度过晚年，你抓紧时间醒过来回到你的2058年去！”（画面与花店外赵左右买花的声音交叉剪辑——只见戴着黑框眼镜的2058年实习生林开颜/小雪，正捧着一盆白色菊花在马路对面故意搭讪赵左右：“同学，你要买花吗？送女朋友啊？”）。 片刻后，五零二室门外楼梯间，提着一大袋护理用品的赵左右领着怀抱白色菊花盆栽的林开颜（小雪）走上五楼！ 特地再次从2058年穿越过来试探赵了死活的小雪（核心台词：林开颜（小雪）：“不客气，送佛送到西，这花盆的摆放位置很讲究的，我帮你摆好再走。”）</w:t>
+            </w:r>
+          </w:p>
+        </w:tc>
+      </w:tr>
+      <w:tr>
+        <w:trPr>
+          <w:cantSplit/>
+        </w:trPr>
+        <w:tc>
+          <w:tcPr>
+            <w:tcW w:type="dxa" w:w="2376"/>
+            <w:vAlign w:val="center"/>
+            <w:tcMar>
+              <w:top w:w="105" w:type="dxa"/>
+              <w:bottom w:w="105" w:type="dxa"/>
+              <w:left w:w="145" w:type="dxa"/>
+              <w:right w:w="145" w:type="dxa"/>
+            </w:tcMar>
+          </w:tcPr>
+          <w:p>
+            <w:pPr>
+              <w:spacing w:before="40" w:after="40" w:line="341" w:lineRule="auto"/>
+              <w:jc w:val="center"/>
+            </w:pPr>
+            <w:r/>
+            <w:r>
+              <w:rPr>
+                <w:rFonts w:ascii="Times New Roman" w:hAnsi="Times New Roman" w:eastAsia="宋体"/>
+                <w:b/>
+                <w:color w:val="191919"/>
+                <w:sz w:val="19"/>
+              </w:rPr>
+              <w:t>EP20《涉过夏天》</w:t>
+            </w:r>
+          </w:p>
+        </w:tc>
+        <w:tc>
+          <w:tcPr>
+            <w:tcW w:type="dxa" w:w="7992"/>
+            <w:vAlign w:val="center"/>
+            <w:tcMar>
+              <w:top w:w="105" w:type="dxa"/>
+              <w:bottom w:w="105" w:type="dxa"/>
+              <w:left w:w="145" w:type="dxa"/>
+              <w:right w:w="145" w:type="dxa"/>
+            </w:tcMar>
+          </w:tcPr>
+          <w:p>
+            <w:pPr>
+              <w:spacing w:before="40" w:after="40" w:line="341" w:lineRule="auto"/>
+              <w:jc w:val="left"/>
+            </w:pPr>
+            <w:r/>
+            <w:r>
+              <w:rPr>
+                <w:rFonts w:ascii="Times New Roman" w:hAnsi="Times New Roman" w:eastAsia="宋体"/>
+                <w:b w:val="0"/>
+                <w:color w:val="191919"/>
+                <w:sz w:val="19"/>
+              </w:rPr>
+              <w:t>• 【20-1　内　502室秘密暗室与2058年人生无限有限公司高总办公室 — 日/夜】就在十六岁的赵左右因揭开三代同体真相而产生剧烈精神海啸的同一刹那——公元2058年，“人生（无限）有限公司”总部走廊与监控大厅内，由于小雪此前设置的“停机维护”期限已过，刺目的猩红色警报灯骤然疯狂闪烁！冰冷的系统广播声响彻整座大楼： 高尚死死盯着屏幕上的操作记录与监控画面里林开颜（小雪）鬼鬼祟祟的身影，缓缓摘下鼻梁上的金丝透明眼镜，抬手拔掉头顶的发簪，任由一头长发散落肩头。他双手捂了捂脸，再抬起头时，嘴角勾起一抹冰冷而玩味的笑意。</w:t>
+              <w:br/>
+              <w:t>• 【20-3　内/外　街边砂锅麻辣烫店·G54路公交车·2058办公区与荒村老宅 — 夜/日】十六岁的赵左右独自坐在小餐桌前，面前放着一碗未动的砂锅，眼神深沉而凝重（内心独白：“哪些是真的？什么才是真的？你们的目的是什么？为什么不告诉我？我一定要找到你们，问个明白”）。就在这时，门口的塑料门帘被掀开——再次从2058年穿过来的林开颜（小雪）端着一碗麻辣烫走了进来，径直坐到了赵左右的对面！ 刚才在五零二室亲眼目睹这个女人凭空消失、而回家后又发现荀哥和植物人赵爷爷已经连夜转移不知所踪的赵左右，不动声色地抬起头直视着小雪。 小雪双手交叠放在胸前，装出一副知恩图报的乖巧模样点头承认。 小雪在心底得意地冷笑了一声（内（核心台词：林开颜（小雪）：“小哥，你知道去哪里能找到他们，对吧？” ／ 林开颜（小雪）：“对。因为赵爷爷对我有恩，我一直想当面和他说声谢谢。我四处打听才知道他住在哪儿，下午看到你从他家出来，我才跟着你一直到超市的。听说他生病了，我就想着给他选束花，希望他能早日康复。” ／ 林开颜（小雪）：“我老家大暴雨发洪水的时候，赵爷爷捐了一大笔钱抗洪救灾。就是去年八月，台风帕布和蝴蝶的时候啊，我老家那好几个村子都被洪水淹掉了。”）</w:t>
+              <w:br/>
+              <w:t>• 【20-5　内/外　501室客厅与厨房·荒村老屋·东湖咖啡馆与徐图图家 — 夜/日】傍晚，赵左右掏钥匙走进五零一室（楼道拐角暗处，小雪正盯着他的背影腹诽：“看来这小子还是没去找他俩啊”）。五零一室客厅里，系着围裙的赵东来端着菜从厨房走出来，假装若无其事地对儿子说自己单位这两天“放假了”可以接送他补习；赵左右懂事地婉拒后，走到餐桌前看着那盘土豆丝和红烧肉，向厨房里的母亲刘美奕打听菜价。 伴随着深沉感伤的插曲《一路走》（“一路走，一边失去；一路走，一边证明……”），画面平行交叉剪辑十六岁赵左右与四十一岁荀未来在这个艰难夏天的双线挣扎：① 农贸菜市场里，曾经大手大脚的“荀老板”荀未来为了省一毛钱跟菜摊老</w:t>
+              <w:br/>
+              <w:t>• 【20-7　内/外　501室客厅与卧室·荒村老屋·5元快餐店·旧物仓库与2058办公区 — 夜】而此时躲在五零一室门外走廊偷听的2058年实习生林开颜（小雪），见苦等数月依然找不到老赵和荀未来，镜片后的眼中闪过一丝针对十六岁赵左右的歹毒念头！ 同一时刻，长林市一处昏暗杂乱的地下旧物仓库内，林开颜（小雪）快步走到角落一座百叶门电话亭前，拉开百叶门闪身进入返回了2058年；紧接着，一路悄悄跟踪小雪而来的十六岁赵左右从柱子后走了出来！他神色凝重地走到那扇百叶门前，一把拉开门，看到了里面那台连通着2058年的秘密投币公用电话机！ 公元2058年，熄灯后的“人生（无限）有限公司”办公区内，刚刚返回的林开颜（小雪）坐在工（核心台词：林开颜（小雪）（内心独白）：“都这么久了，看来是找不到那个老家伙了。要不，我直接对这个小的做点什么，改变一两个关键节点，或许未来，他就不会来我们公司购买时空旅行服务了呢！” ／ 林开颜（小雪）：“都这么久了，还没找到余博士触发最高警报。这老赵左右……不会是病死了吧？” ／ 高尚：“你刚才说“病死”了，是什么意思？小雪，别再自作聪明了。你现在最好把事情原原本本、一字不漏地都告诉我！”）</w:t>
+            </w:r>
+          </w:p>
+        </w:tc>
+      </w:tr>
+      <w:tr>
+        <w:trPr>
+          <w:cantSplit/>
+        </w:trPr>
+        <w:tc>
+          <w:tcPr>
+            <w:tcW w:type="dxa" w:w="2376"/>
+            <w:vAlign w:val="center"/>
+            <w:tcMar>
+              <w:top w:w="105" w:type="dxa"/>
+              <w:bottom w:w="105" w:type="dxa"/>
+              <w:left w:w="145" w:type="dxa"/>
+              <w:right w:w="145" w:type="dxa"/>
+            </w:tcMar>
+            <w:shd w:fill="F7FAFC"/>
+          </w:tcPr>
+          <w:p>
+            <w:pPr>
+              <w:spacing w:before="40" w:after="40" w:line="341" w:lineRule="auto"/>
+              <w:jc w:val="center"/>
+            </w:pPr>
+            <w:r/>
+            <w:r>
+              <w:rPr>
+                <w:rFonts w:ascii="Times New Roman" w:hAnsi="Times New Roman" w:eastAsia="宋体"/>
+                <w:b/>
+                <w:color w:val="191919"/>
+                <w:sz w:val="19"/>
+              </w:rPr>
+              <w:t>EP21《当雪落下》</w:t>
+            </w:r>
+          </w:p>
+        </w:tc>
+        <w:tc>
+          <w:tcPr>
+            <w:tcW w:type="dxa" w:w="7992"/>
+            <w:vAlign w:val="center"/>
+            <w:tcMar>
+              <w:top w:w="105" w:type="dxa"/>
+              <w:bottom w:w="105" w:type="dxa"/>
+              <w:left w:w="145" w:type="dxa"/>
+              <w:right w:w="145" w:type="dxa"/>
+            </w:tcMar>
+            <w:shd w:fill="F7FAFC"/>
+          </w:tcPr>
+          <w:p>
+            <w:pPr>
+              <w:spacing w:before="40" w:after="40" w:line="341" w:lineRule="auto"/>
+              <w:jc w:val="left"/>
+            </w:pPr>
+            <w:r/>
+            <w:r>
+              <w:rPr>
+                <w:rFonts w:ascii="Times New Roman" w:hAnsi="Times New Roman" w:eastAsia="宋体"/>
+                <w:b w:val="0"/>
+                <w:color w:val="191919"/>
+                <w:sz w:val="19"/>
+              </w:rPr>
+              <w:t>• 【21-1　内　2058年人生（无限）有限公司副总裁高尚办公室 — 日】片头龙标与“朝也 CHAO YE FILM”厂牌隐去。公元2058年，“人生（无限）有限公司”总部极简冷色调的副总裁办公室内，巨幅落地多屏显示器泛着幽冷蓝光。身穿黑色短袖衬衫、梳着半丸子头发髻、蓄着修剪整齐胡须的副总裁高尚（高总）端坐在流线型办公桌后；身穿黑色短袖衬衫配高腰深色牛仔裙、胸前挂着“小雪”工牌、戴着透明粗框眼镜的实习生林开颜（小雪）双手交叠，局促不安地低头站在办公桌前。 小雪缩了缩脖子，声音细若蚊呐地低头认错。 小雪焦急地抬起头，摆着手替自己辩解，无意间供出了2008年协助赵了的关键人物。 小雪咬了咬嘴（核心台词：高尚：“小雪，你在公司的表现一直都很好。观察你的这段时间，我睁一只眼闭一只眼，就是想给你一个弥补过错的机会。我以为你在解决问题，你倒好，你这是要把人给我解决了？” ／ 林开颜（小雪）：“对不起。” ／ 林开颜（小雪）：“那我、那我没想到事情会变成这样嘛。我想赵先生那么恋旧，留在2008年养老也挺好的。谁知道他们会去找余博士。”）</w:t>
+              <w:br/>
+              <w:t>• 【21-3　外/内　长林八中教学楼与高二（2）班教室·学校食堂 — 日】讲台上的戴娟朝着教室门外温和地招了招手：“进来吧。”全班同学齐刷刷望向门口——只见林开颜（小雪）戴着黑框大眼镜，身穿粉色连帽卫衣外搭八中蓝白校服外套、背着一个鼓鼓囊囊的红色双肩包，低眉顺眼地走进了教室！座位上的赵左右瞳孔骤然放大，整个人僵在原地！ 小雪双手抓着红色书包带，装出一副怯生生的乖学生模样鞠了一躬。 小雪背着红书包穿过过道，径直走到赵左右身旁的空位坐下。赵左右侧过头，用充满警惕与审视的冰冷目光死死盯着她，小雪则眼观鼻、鼻观心地假装整理书包，两人全程一言不发。 中午放学铃响后，长林八中食堂内人声鼎沸。赵左右独（核心台词：林开颜（小雪）：“大家好，我叫小雪。” ／ 戴娟：“小雪和荀未来一样，都是转校来的，就是比那小子内向得多。大家呢，多带她在学校转转，尽快熟悉熟悉新环境。你到那边坐去吧。” ／ 林开颜（小雪）：“你咋这么大火气呢？上回咱俩在麻辣烫店不聊得挺好吗？”）</w:t>
+              <w:br/>
+              <w:t>• 【21-4　内　学校食堂·体育馆看台·徐图图家1449室卧室·501室门前楼梯间 — 日/夜】学校食堂另一角，小雪独自垂头丧气地扒着饭；不远处的餐桌旁，徐图图正安静地吃着青菜，赵左右端着餐盘走过来坐到她对面，关切地问了一句。 同一片夜色下，赵左右家所在的老旧居民楼昏暗楼梯间内，单肩背着书包的赵左右正一步步走上水泥楼梯。刚走到四楼半拐角窗台旁，早已背着红书包守候在此的小雪突然跳出来喊住了他！ 小雪急忙拔腿追上五楼，在赵左右掏钥匙准备打开五零一室房门时一把拉住他的胳膊，哭丧着脸把自己干过的亏心事一股脑儿倒了出来！ 小雪双手合十，苦苦哀求道。 此言一出，赵左右如遭雷击！他此前只知道赵爷爷菠萝过敏住进了医院，万万没（核心台词：林开颜（小雪）：“大哥！” ／ 林开颜（小雪）：“哥……之前是我错了，我不应该拿菠萝汁害赵爷爷，我是真心来道歉接他回去的。” ／ 林开颜（小雪）：“原来你不知道啊……之前是我错，我是真心悔过的，求求你告诉他们在哪儿，我去给赵爷爷磕头都行！”）</w:t>
+              <w:br/>
+              <w:t>• 【21-5　内　超市零食货架·高二（2）班教室·学校图书馆书架过道 — 日】次日白天，超市零食货架旁，身穿校服的小雪忍痛掏出一张百元大钞递给收银员，将买来的一大堆辣条、果汁饮料和膨化食品使劲塞进自己的红色双肩包里。她抱起沉甸甸的书包叹了口气，肉疼地自言自语。 老师前脚刚走，换上红格衬衫内搭的小雪立刻拉开红色书包，抱出一大堆零食满脸堆笑地凑到前排徐图图和王一漫桌前示好。 讨了个没趣的小雪尴尬地转过身，将手里的零食递向后排贪吃的罗爱文。 罗爱文眼睛一亮刚想伸手去接，恰巧从前门走进教室的赵左右冷冷地瞪了他一眼并微微摇头示意。罗爱文瞬间缩回手，连连摆手拒绝！小雪只得灰溜溜地把零食塞回书包。前排的徐（核心台词：林开颜（小雪）（内心独白）：“唉，实习没工资还得花自己的钱，公司汇率又那么坑……够有诚意了吧。” ／ 林开颜（小雪）：“图图，你吃零食吗？图图……一漫……” ／ 林开颜（小雪）：“哎，爱文！”）</w:t>
+              <w:br/>
+              <w:t>• 【21-6　内　501室餐厅与玄关·赵左右卧室窗前·学校食堂与高二（2）班教室 — 夜/日】房门打开，只见小雪竟然换上了一身蓝黑配色的“长林速递”工作服，怀里抱着签收板，一本正经地递上一封牛皮纸快件！ 刘美奕摇了摇头表示不知道，门口扮作快递员的小雪立刻顺水推舟地替赵左右卖好。 老两口听闻是儿子买的，顿时乐开了花，刘美奕爽快地在签收单上签下名字递还给小雪，连声道谢后关上了房门。门外楼道里，小雪拍了拍签收板，得意洋洋地转身下楼。 赵左右瞬间明白了一切！他转身快步冲回自己卧室，一把推开临街的窗户往下望去——只见楼下夜色中，穿着“长林速递”工作服的小雪正背着手往街口走。赵左右趴在窗台上扯开嗓子冲楼下大喊！ 楼下的（核心台词：林开颜（小雪）：“赵左右？麻烦您拆开检查一下，没什么问题帮我签个字。” ／ 林开颜（小雪）：“大概是收件人赵左右先生在网上买的吧。” ／ 林开颜（小雪）（内心独白）：“果然太奶奶辈的，没有一个不喜欢费秦的。”）</w:t>
+              <w:br/>
+              <w:t>• 【21-7　外/内　冬日长林八中覆雪操场·荒村破屋·返城SUV车内与502室安全屋 — 日】时光流转，画面浮现字幕：三个月后·冬。鹅毛大雪将长林八中的操场装点成一片银白世界。篮球架下，身穿浅蓝色毛绒大衣的徐图图与身穿棕色棉服的罗爱文正使劲滚着一个大雪球当雪人身体，身穿深色大衣的王一漫则蹲在一旁，强迫症发作似的双手捧着一颗小雪球不停揉搓。 徐图图嫌弃地推了他一把（“哎呀，真没用，一边待着吧，我来”），一抬头，瞥见身穿军绿色羊羔毛领棉服的小雪正躲在不远处的树后羡慕地偷看他们。徐图图立刻高高挥起戴着白手套的手，热情洋溢地招呼她！ 小雪愣了一下，指了指自己，在徐图图连声催促和罗爱文“慢点别摔着”的叮嘱中，踩着积雪（核心台词：徐图图：“哎，小雪！小雪，快过来，快来快来！快来跟我们一起堆雪人啊！” ／ 林开颜（小雪）：“但是我从来没堆过雪人，不会搞砸了吧？” ／ 林开颜（小雪）：“手好冰，但是还蛮好玩的嘛。”）</w:t>
+              <w:br/>
+              <w:t>• 【21-8　外/内　八中红砖教学楼前雪地·第八中学电车站与54路有轨电车·大巴车烧烤摊 — 日/夜】雪后的长林八中红砖教学楼前广场上，身穿白色长款羽绒服、系着墨绿色针织围巾的十六岁赵左右正挥动铁锹清扫包干区的积雪；不远处，戴着黑框眼镜、身穿军绿色翻毛领工装外套的小雪也拿着一把铁锹卖力地铲着雪。赵左右停下动作，转头看了她一眼。 小雪一边铲雪一边老实地回答。 小雪擦了擦额头的汗，露出一个真心的笑容。 小雪停下铁锹，望着漫天洁白的雪景，语气平静而坦然地说出了自己这三个月的心境蜕变。 提到返程，赵了放下手里的烤串，神色严肃地问起了小雪的事。 十六岁的赵左右咽下嘴里的烤肉，把这几个月小雪转学进班、送礼赔罪的前后经过原原本本（核心台词：林开颜（小雪）：“她冻感冒了，有点低烧。” ／ 林开颜（小雪）：“没事，帮图图我开心。” ／ 林开颜（小雪）：“本来我也算是被流放的吧，我早就想清楚了，这都是我该付出的代价。反正……哪怕有万分之一的可能，也试试呗。”）</w:t>
+              <w:br/>
+              <w:t>• 【21-9　内　学校杂物间门前·502室卧室·地下旧物仓库黄色电话亭与2058高尚办公室 — 日】次日白天，长林八中堆满废旧课桌椅的杂物间铁栅栏门前。身穿白羽绒服内搭酒红格纹连帽卫衣的十六岁赵左右双手插兜靠门而立，按照三代人商定好的剧本，面沉似水地向小雪抛出了“赵爷爷已成植物人”的假消息！小雪惊得倒吸一口凉气。 小雪脸色煞白，嘴唇剧烈颤抖着追问。 小雪眼圈泛红，难以置信地望着赵左右。 十几分钟后，赵左右领着忐忑不安的小雪走上老居民楼五楼，掏出钥匙打开五零二室大门走进卧室。只见六十六岁的赵了鼻孔插着吸氧管、双目紧闭地“昏迷”在床上；身穿深墨绿色拉链毛衣的四十一岁荀未来守在床边，一见小雪进门便猛地站起身怒目而视！ （核心台词：林开颜（小雪）：“植物人？！” ／ 林开颜（小雪）：“那他……再也醒不过来了？” ／ 林开颜（小雪）：“你没骗我？”）</w:t>
+            </w:r>
+          </w:p>
+        </w:tc>
+      </w:tr>
+      <w:tr>
+        <w:trPr>
+          <w:cantSplit/>
+        </w:trPr>
+        <w:tc>
+          <w:tcPr>
+            <w:tcW w:type="dxa" w:w="2376"/>
+            <w:vAlign w:val="center"/>
+            <w:tcMar>
+              <w:top w:w="105" w:type="dxa"/>
+              <w:bottom w:w="105" w:type="dxa"/>
+              <w:left w:w="145" w:type="dxa"/>
+              <w:right w:w="145" w:type="dxa"/>
+            </w:tcMar>
+          </w:tcPr>
+          <w:p>
+            <w:pPr>
+              <w:spacing w:before="40" w:after="40" w:line="341" w:lineRule="auto"/>
+              <w:jc w:val="center"/>
+            </w:pPr>
+            <w:r/>
+            <w:r>
+              <w:rPr>
+                <w:rFonts w:ascii="Times New Roman" w:hAnsi="Times New Roman" w:eastAsia="宋体"/>
+                <w:b/>
+                <w:color w:val="191919"/>
+                <w:sz w:val="19"/>
+              </w:rPr>
+              <w:t>EP22《背对背，肩并肩》</w:t>
+            </w:r>
+          </w:p>
+        </w:tc>
+        <w:tc>
+          <w:tcPr>
+            <w:tcW w:type="dxa" w:w="7992"/>
+            <w:vAlign w:val="center"/>
+            <w:tcMar>
+              <w:top w:w="105" w:type="dxa"/>
+              <w:bottom w:w="105" w:type="dxa"/>
+              <w:left w:w="145" w:type="dxa"/>
+              <w:right w:w="145" w:type="dxa"/>
+            </w:tcMar>
+          </w:tcPr>
+          <w:p>
+            <w:pPr>
+              <w:spacing w:before="40" w:after="40" w:line="341" w:lineRule="auto"/>
+              <w:jc w:val="left"/>
+            </w:pPr>
+            <w:r/>
+            <w:r>
+              <w:rPr>
+                <w:rFonts w:ascii="Times New Roman" w:hAnsi="Times New Roman" w:eastAsia="宋体"/>
+                <w:b w:val="0"/>
+                <w:color w:val="191919"/>
+                <w:sz w:val="19"/>
+              </w:rPr>
+              <w:t>• 【22-4　内　2008地下旧物仓库电话亭与2058年人生无限有限公司办公区及高总办公室 — 日】同一时刻，2008年挂着“057-”门牌的昏暗地下旧物仓库内，急促的电话铃声突然响起。身穿卡其色双排扣风衣、戴着黑框眼镜的小雪（林开颜）快步跑进百叶门电话亭拿起听筒。 小雪应了声“好”，立刻通过电话亭通道返回了公元2058年。刚走出“人生（无限）有限公司（LIFE ONCE AGAIN）”电梯厅，只见大厅里一片鸡飞狗跳，一名客户正指着工作人员大发雷霆。 工作人员满头大汗地鞠躬赔罪。小雪快步走到等候在走廊的高尚面前，焦急地询问。 老奶奶缓缓转过身，手里习惯性地拿出一支银色触控笔咬在嘴角——小雪看清她眉眼与标志性动作的（核心台词：林开颜（小雪）：“喂，高总。” ／ 林开颜（小雪）：“高总，到底怎么了？” ／ 林开颜（小雪）：“您是……余博士？！”）</w:t>
+              <w:br/>
+              <w:t>• 【22-5　内　2008高二（2）班夕阳教室·502室客厅与楼道·2058高尚办公室 — 日】2008年冬日傍晚，暖黄色的夕阳洒满长林八中孔子雕像与高二（2）班教室。空荡的教室里，身穿校服外套内搭粉色连帽卫衣的小雪，正向身穿绿色毛衣的徐图图与身穿白色毛绒外套的王一漫道别。徐图图眼圈微红，不舍地拉着小雪的手。 小雪勉强挤出一丝微笑点了点头：“嗯，家里决定的。”王一漫关切地问：“马上就走吗？”徐图图鼻子一酸，细数着还没来得及一起实现的约定。 看着眼前两个真心待她的女孩，小雪眼眶泛红，发自肺腑地道出了这三个月在2008年收获的温暖。 想到一旦时空修正启动，徐图图和王一漫就会彻底忘记自己，小雪强忍着眼泪郑重许诺。 （核心台词：林开颜（小雪）：“和大家相处的这三个月，虽然也有焦虑的事情，但其实是我这几年最开心的一段日子了。我也不想就这么走了的。” ／ 林开颜（小雪）：“就算什么也留不住，我也会永远记得你们的。” ／ 林开颜（小雪）：“嗯！你教给我的颜文字，我也会一直用的。对了，我还学了几个新的。看，像不像我们三个？”）</w:t>
+              <w:br/>
+              <w:t>• 【22-7　内　地下旧物仓库公用电话亭前与仓库深处通道 — 夜】晚上十点半，昏暗空旷的地下旧物仓库中央，那座绿框黄顶的复古公用电话亭孤零零地立在灯光下。身穿浅棕色翻毛领棉服的小雪站在电话亭旁等候，看到三代赵左右走来，勉强挤出一丝笑容迎上前：“来了。” 十六岁的赵左右依依不舍地挥着手，还不忘叮嘱小雪回2058年替他尽孝。 小雪喉咙发紧，艰难地点了点头：“我会的。”赵了推开公用电话亭的门走了进去，拿起听筒，将那张通往2058年的芯片卡插入【仅限于IC卡】的插槽中。 看着电话亭里白发苍苍的赵了，站在外面的小雪脑海中骤然掀起惊涛骇浪——2058年老年余博士冰冷的宣判（“一旦时空修正启动（核心台词：赵左右：“小雪啊，回去替我请赵爷爷吃饭。上回食堂的鸡翅，我和图图可都分给你了。” ／ 林开颜（小雪）：“不行！你不能回去！图图会死！！” ／ 林开颜（小雪）：“余博士看过时空波动的备份，不光是你改命后的，就连赵左右原本的人生里，徐图图也死了。但是这一次，这一次她活了下来！你一回去，余博士和高总就会马上启动时空修正程序，你们来2008年做的一切就全都白费了！”）</w:t>
+            </w:r>
+          </w:p>
+        </w:tc>
+      </w:tr>
+      <w:tr>
+        <w:trPr>
+          <w:cantSplit/>
+        </w:trPr>
+        <w:tc>
+          <w:tcPr>
+            <w:tcW w:type="dxa" w:w="2376"/>
+            <w:vAlign w:val="center"/>
+            <w:tcMar>
+              <w:top w:w="105" w:type="dxa"/>
+              <w:bottom w:w="105" w:type="dxa"/>
+              <w:left w:w="145" w:type="dxa"/>
+              <w:right w:w="145" w:type="dxa"/>
+            </w:tcMar>
+            <w:shd w:fill="F7FAFC"/>
+          </w:tcPr>
+          <w:p>
+            <w:pPr>
+              <w:spacing w:before="40" w:after="40" w:line="341" w:lineRule="auto"/>
+              <w:jc w:val="center"/>
+            </w:pPr>
+            <w:r/>
+            <w:r>
+              <w:rPr>
+                <w:rFonts w:ascii="Times New Roman" w:hAnsi="Times New Roman" w:eastAsia="宋体"/>
+                <w:b/>
+                <w:color w:val="191919"/>
+                <w:sz w:val="19"/>
+              </w:rPr>
+              <w:t>EP23《不可战胜的敌人》</w:t>
+            </w:r>
+          </w:p>
+        </w:tc>
+        <w:tc>
+          <w:tcPr>
+            <w:tcW w:type="dxa" w:w="7992"/>
+            <w:vAlign w:val="center"/>
+            <w:tcMar>
+              <w:top w:w="105" w:type="dxa"/>
+              <w:bottom w:w="105" w:type="dxa"/>
+              <w:left w:w="145" w:type="dxa"/>
+              <w:right w:w="145" w:type="dxa"/>
+            </w:tcMar>
+            <w:shd w:fill="F7FAFC"/>
+          </w:tcPr>
+          <w:p>
+            <w:pPr>
+              <w:spacing w:before="40" w:after="40" w:line="341" w:lineRule="auto"/>
+              <w:jc w:val="left"/>
+            </w:pPr>
+            <w:r/>
+            <w:r>
+              <w:rPr>
+                <w:rFonts w:ascii="Times New Roman" w:hAnsi="Times New Roman" w:eastAsia="宋体"/>
+                <w:b w:val="0"/>
+                <w:color w:val="191919"/>
+                <w:sz w:val="19"/>
+              </w:rPr>
+              <w:t>• 【23-1　内/外　地下旧物仓库通道与冬夜雪林三角形铁架棚 — 夜】同一秒，小雪（林开颜）从侧面冲上来撞开一名保镖，拉着荀未来和赵左右冲出卷帘门与透明塑料门帘（“快跑！”），三人一路狂奔逃进积雪覆盖的白桦树林，钻进一座废弃的三角形铁架遮阳棚下躲避追兵。 确认暂时甩掉黑衣保镖后，气喘吁吁的赵左右焦急地转向小雪追问。 小雪一边警惕地望向树林外，一边语速飞快地向两人交代2058年时空管理局与余博士的围剿底牌，同时伸手进衣兜摸出了自己的2058年第二代居民身份证（员工卡）。 小雪刚把身份证递到半空，话还未说完，她的身体突然迸发出刺目的白色光粒，在零点一秒内凭空消散，被2058年总部强制召回（核心台词：赵左右：“小雪，这到底什么情况啊？” ／ 林开颜（小雪）：“我是公司员工，领导马上能把我强制召回，我长话短说。荀未来，余博士启动了信号屏蔽，你没办法在大雪地用巧克力饼干棒回2033年了。他们怕你回去大闹，影响时空旅行技术的研究。等他们把你和赵了都抓回2058年之后，就会马上启动时空修正程序。只要是未来的人，都会被这个时代的人忘记，之后一切的因也会被自然地掰回原本的果。你变回原来那副熊样也就算了，最关键的是舒图，也就是徐图图，就会在原本的节点遭遇意外死去。所以接下来，你们必须—）</w:t>
+              <w:br/>
+              <w:t>• 【23-3　外/内　远郊荒村破瓦房小院与室内 — 夜】荀未来沉默片刻，低声答道：“不知道，也许吧。”赵左右急得团团转，掏出兜里那张小雪留下的身份证（“一定有办法的，小雪给我们这张身份证一定有什么寓意”），荀未来随口调侃：“让你好好做回自我？”赵左右眼睛一亮（“有没有可能她是想让我记住此刻的我呢”），立刻冲到书桌前抓起水笔，在笔记本上奋笔疾书起来！ 赵左右握着笔的手停在半空，沮丧地放下笔，重新举起小雪的身份证仔细端详。 荀未来重重一拍手掌，迅速推导出了小雪留下这张员工身份证的真正用意！（核心台词：荀未来：“这次的敌人不是小雪，熬是没有用的。以他们公司的人手和手段，很快就会发现这里。” ／ 荀未来：“小雪不是说过吗，我和老赵留下来的痕迹都会消失。虽然我不知道是怎么消失的，但既然你都能想到，那公司的人肯定能想到啊。有屁用啊。” ／ 赵左右：“是哦。而且以小雪的脑子，应该也想不出这寓意。那这身份证，会不会有什么更实际的用处啊？”）</w:t>
+              <w:br/>
+              <w:t>• 【23-5　内　2058人生无限公司走廊·高尚办公室·2008旧物仓库与2058控制室及通风管 — 日】公元2058年，“人生（无限）有限公司”五楼科技感十足的纯白走廊内，墙面导览牌清晰标示着：【`5F 供电站 能源管理中心`】。高尚带着黑衣保镖押送四十一岁的荀未来走过办公区，迎面正巧遇上抱着离职纸箱、被公司开除的小雪（林开颜）！ 荀未来眼珠一转，在擦肩而过的瞬间故意停下脚步，指着小雪的鼻子破口大骂，将“三十分钟”的暗号精准夹带在辱骂声中！ 高尚不耐烦地推了荀未来一把：“走了。”抱着纸箱留在原地的小雪先是一愣，随即双眸骤亮，瞬间领悟了荀未来的暗号！ 搬运工人被勾起了好胜心，大手一挥让开路：“嘿，我还就不信这个邪了，你（核心台词：林开颜（小雪）（低语）：“三十分！” ／ 赵左右：“小雪！时空修正程序启动了吗？” ／ 林开颜（小雪）：“刚启动。再晚一分钟你都废了！”）</w:t>
+              <w:br/>
+              <w:t>• 【23-6　外/内　2008林海雪原电话亭·老居民楼道与501室·高二（2）班教室与微机室·杂志社火灾废墟与雪夜串串香餐车 — 日/夜】公元2008年，阳光穿透白雪皑皑的林海雪原，画面中央浮现出冰冷的特效数字：【`时空修正 82%`】。十六岁的赵左右推开蓝色公用电话亭的门走了出来，踩在厚厚的积雪上环顾四周明朗的街景，疑惑地喃喃自语： 然而当赵左右走回自家老居民楼水泥楼梯间时，迎面正巧看见母亲刘美奕正与五零二室真正的房东张叔站在门口寒暄。张叔乐呵呵地说北京生意不好做，准备把这套老房子收回来自己住。赵左右走上前打了声招呼（“张叔”），随口指着五零二室屋里说道：（核心台词：赵左右：“等会儿！还有我们大家一起堆雪人的视频，里面有录到小雪！”）</w:t>
+            </w:r>
+          </w:p>
+        </w:tc>
+      </w:tr>
+      <w:tr>
+        <w:trPr>
+          <w:cantSplit/>
+        </w:trPr>
+        <w:tc>
+          <w:tcPr>
+            <w:tcW w:type="dxa" w:w="2376"/>
+            <w:vAlign w:val="center"/>
+            <w:tcMar>
+              <w:top w:w="105" w:type="dxa"/>
+              <w:bottom w:w="105" w:type="dxa"/>
+              <w:left w:w="145" w:type="dxa"/>
+              <w:right w:w="145" w:type="dxa"/>
+            </w:tcMar>
+          </w:tcPr>
+          <w:p>
+            <w:pPr>
+              <w:spacing w:before="40" w:after="40" w:line="341" w:lineRule="auto"/>
+              <w:jc w:val="left"/>
+            </w:pPr>
+            <w:r/>
+            <w:r>
+              <w:rPr>
+                <w:rFonts w:ascii="Times New Roman" w:hAnsi="Times New Roman" w:eastAsia="宋体"/>
+                <w:b/>
+                <w:color w:val="191919"/>
+                <w:sz w:val="19"/>
+              </w:rPr>
+              <w:t>EP24《独自面对》（大结局）</w:t>
+            </w:r>
+          </w:p>
+        </w:tc>
+        <w:tc>
+          <w:tcPr>
+            <w:tcW w:type="dxa" w:w="7992"/>
+            <w:vAlign w:val="center"/>
+            <w:tcMar>
+              <w:top w:w="105" w:type="dxa"/>
+              <w:bottom w:w="105" w:type="dxa"/>
+              <w:left w:w="145" w:type="dxa"/>
+              <w:right w:w="145" w:type="dxa"/>
+            </w:tcMar>
+          </w:tcPr>
+          <w:p>
+            <w:pPr>
+              <w:spacing w:before="40" w:after="40" w:line="341" w:lineRule="auto"/>
+              <w:jc w:val="left"/>
+            </w:pPr>
+            <w:r/>
+            <w:r>
+              <w:rPr>
+                <w:rFonts w:ascii="Times New Roman" w:hAnsi="Times New Roman" w:eastAsia="宋体"/>
+                <w:b w:val="0"/>
+                <w:color w:val="191919"/>
+                <w:sz w:val="19"/>
+              </w:rPr>
+              <w:t>• 【24-10　外/内　长林八中覆雪操场与2058年老年余博士实验室（跨时空交叉） — 日】然而就在雪人合拢的同一秒——清脆而急促的时钟滴答声骤然响彻天地！荀未来看着眼前的青年赵左右，眼神中满是慈悲、不舍与决绝；而青年赵左右的眼神突然变得恍惚茫然，脑海中关于四十一岁荀未来、六十六岁赵了、小雪、五零二室时间线索墙、大巴烧烤摊、宇航员生日蛋糕的所有跨时空记忆画面，竟如一缕缕白色青烟般在强光中迅速消散！</w:t>
+            </w:r>
+          </w:p>
+        </w:tc>
+      </w:tr>
+    </w:tbl>
     <w:p>
       <w:pPr>
         <w:spacing w:before="240" w:after="80" w:line="384" w:lineRule="auto"/>
@@ -1793,6 +2738,12 @@
         <w:jc w:val="left"/>
       </w:pPr>
       <w:r>
+        <w:rPr>
+          <w:rFonts w:ascii="Times New Roman" w:hAnsi="Times New Roman" w:eastAsia="宋体"/>
+          <w:b w:val="0"/>
+          <w:color w:val="141414"/>
+          <w:sz w:val="21"/>
+        </w:rPr>
         <w:t>• “我爸我妈00后咋的了？老娘大学都毕业了！……别搞我行吗？”（EP21第21-3场，食堂里小雪被16岁赵左右算年龄逼急后的爆笑破防台词）</w:t>
       </w:r>
     </w:p>
@@ -1802,6 +2753,12 @@
         <w:jc w:val="left"/>
       </w:pPr>
       <w:r>
+        <w:rPr>
+          <w:rFonts w:ascii="Times New Roman" w:hAnsi="Times New Roman" w:eastAsia="宋体"/>
+          <w:b w:val="0"/>
+          <w:color w:val="141414"/>
+          <w:sz w:val="21"/>
+        </w:rPr>
         <w:t>• “以前下雪的时候，我都是出门找别人堆好的雪人，然后合个影，发到网上去，朋友就会给我点赞。但我现在觉得，还是这样比较快乐。”（EP21第21-7场，初雪操场小雪与徐图图、王一漫、赵左右亲手堆雪人时的走心剖白）</w:t>
       </w:r>
     </w:p>
@@ -1811,6 +2768,12 @@
         <w:jc w:val="left"/>
       </w:pPr>
       <w:r>
+        <w:rPr>
+          <w:rFonts w:ascii="Times New Roman" w:hAnsi="Times New Roman" w:eastAsia="宋体"/>
+          <w:b w:val="0"/>
+          <w:color w:val="141414"/>
+          <w:sz w:val="21"/>
+        </w:rPr>
         <w:t>• “不行！你不能回去！图图会死！！”（EP22第22-7场，旧物仓库电话亭前小雪为了救徐图图冲冠反叛高尚的催泪嘶吼）</w:t>
       </w:r>
     </w:p>
@@ -1820,6 +2783,12 @@
         <w:jc w:val="left"/>
       </w:pPr>
       <w:r>
+        <w:rPr>
+          <w:rFonts w:ascii="Times New Roman" w:hAnsi="Times New Roman" w:eastAsia="宋体"/>
+          <w:b w:val="0"/>
+          <w:color w:val="141414"/>
+          <w:sz w:val="21"/>
+        </w:rPr>
         <w:t>• “赵左右，你要是真想谢我，就给我好好照顾徐图图，不许她受到一点伤害，听到没有？！”（EP23第23-5场，2058年走廊里小雪被带走前对16岁赵左右的最后嘱托）</w:t>
       </w:r>
     </w:p>

--- a/01_《三人行》全24集全流程标杆成品库/05_核心人物一人一档/人物12_林开颜_肖雪（2058人生无限公司实习生 ＆ 2008转校生）.docx
+++ b/01_《三人行》全24集全流程标杆成品库/05_核心人物一人一档/人物12_林开颜_肖雪（2058人生无限公司实习生 ＆ 2008转校生）.docx
@@ -910,7 +910,7 @@
           <w:color w:val="141414"/>
           <w:sz w:val="21"/>
         </w:rPr>
-        <w:t>1. 【2058年·人生（无限）有限公司58003号实习客服职场造型（EP02/EP06/EP14/EP17–EP23）】：黑色齐刘海长直发、戴黑框眼镜；上身穿2058年公司制式纯黑色修身立领短袖/长袖职业衬衫，胸前挂着银色金属链条的【“小雪｜58003”员工工牌】；下穿深蓝色高腰包臀牛仔半身裙，脚穿黑色短靴，头戴单耳全息通信耳麦。</w:t>
+        <w:t>1. 【2058年·人生（无限）有限公司58003号实习客服职场造型】：黑色齐刘海长直发、戴黑框眼镜；上身穿2058年公司制式纯黑色修身立领短袖/长袖职业衬衫，胸前挂着银色金属链条的【“小雪｜58003”员工工牌】；下穿深蓝色高腰包臀牛仔半身裙，脚穿黑色短靴，头戴单耳全息通信耳麦。</w:t>
       </w:r>
     </w:p>
     <w:p>
@@ -926,7 +926,7 @@
           <w:color w:val="141414"/>
           <w:sz w:val="21"/>
         </w:rPr>
-        <w:t>2. 【2008年春夏·跨时空违规潜行与暗算造型（EP17–EP20）】：穿浅色休闲连帽衫配牛仔裤，或白衬衫配深色背带裙，手捧一束白菊花（EP19在502门外当着赵左右的面凭空消失）或手持插着吸管的透明塑料杯鲜榨菠萝汁。</w:t>
+        <w:t>2. 【2008年春夏·跨时空违规潜行与暗算造型】：穿浅色休闲连帽衫配牛仔裤，或白衬衫配深色背带裙，手捧一束白菊花（EP19在502门外当着赵左右的面凭空消失）或手持插着吸管的透明塑料杯鲜榨菠萝汁。</w:t>
       </w:r>
     </w:p>
     <w:p>
@@ -942,7 +942,7 @@
           <w:color w:val="141414"/>
           <w:sz w:val="21"/>
         </w:rPr>
-        <w:t>3. 【2008年秋·高二（2）班转校生“林开颜”与“长林速递”跑腿造型（EP21）】：扎乖巧马尾、戴黑框眼镜；在学校穿长林八中深蓝配白宽条纹运动校服套装，校服内搭一件亮眼的桃粉色连帽卫衣（帽兜外翻，试图模仿融入高中生），背着一只鲜红色双肩书包；在替赵左右给501室父母送演唱会门票时，全身换穿黄黑相间的“长林速递”快递员马甲工服并戴快递帽。</w:t>
+        <w:t>3. 【2008年秋·高二（2）班转校生“林开颜”与“长林速递”跑腿造型】：扎乖巧马尾、戴黑框眼镜；在学校穿长林八中深蓝配白宽条纹运动校服套装，校服内搭一件亮眼的桃粉色连帽卫衣（帽兜外翻，试图模仿融入高中生），背着一只鲜红色双肩书包；在替赵左右给501室父母送演唱会门票时，全身换穿黄黑相间的“长林速递”快递员马甲工服并戴快递帽。</w:t>
       </w:r>
     </w:p>
     <w:p>
@@ -1018,7 +1018,7 @@
                 <w:color w:val="FFFFFF"/>
                 <w:sz w:val="19"/>
               </w:rPr>
-              <w:t>所处时期与代表集数</w:t>
+              <w:t>所处时期与阶段状态</w:t>
             </w:r>
           </w:p>
         </w:tc>
@@ -1149,8 +1149,6 @@
                 <w:sz w:val="19"/>
               </w:rPr>
               <w:t>2008春夏·跨时空潜行暗算态</w:t>
-              <w:br/>
-              <w:t>（EP17–EP20）</w:t>
             </w:r>
           </w:p>
         </w:tc>
@@ -1414,7 +1412,7 @@
           <w:color w:val="192D55"/>
           <w:sz w:val="25"/>
         </w:rPr>
-        <w:t>第四章　全剧完整人物生平传记与逐集分场剧情推进全纪实</w:t>
+        <w:t>第四章　全剧人物命运轨迹与完整生平故事传记</w:t>
       </w:r>
     </w:p>
     <w:p>
@@ -1429,7 +1427,7 @@
           <w:color w:val="141414"/>
           <w:sz w:val="22"/>
         </w:rPr>
-        <w:t>（一）从2058糊涂客服到2008不速之客（EP02/EP06/EP14/EP17–EP20）</w:t>
+        <w:t>（一）从2058糊涂客服到2008不速之客</w:t>
       </w:r>
     </w:p>
     <w:p>
@@ -1445,7 +1443,7 @@
           <w:color w:val="141414"/>
           <w:sz w:val="21"/>
         </w:rPr>
-        <w:t>作为2058年【人生（无限）有限公司】工号58003的实习生，小雪负责对接VIP客户66岁赵了。由于工作马虎，她多次把赵了在2008年引发的时空波动警报直接按“误判”消除（EP06/EP14）。到了EP17–19，眼看赵了与荀未来找到32岁年轻余博士、即将捅破天大篓子，害怕被副总裁高尚开除的小雪私自潜入2008年：她先在飞霞路电话亭旁用一杯鲜榨菠萝汁诱发赵了过敏休克（EP17），接着假扮余博士学生骗走黑E·6T534路虎车，并在病房当着余博士的面被强制召回凭空消失，吓得余博士搬空古堡逃往荒岛（EP18）；随后在EP19盛夏，她潜入502室用袖口毒针将赵了刺成植物人！在EP20《涉过夏天》中，高尚查出她盗用副总裁权限将赵左右归档并取消最高警报的记录；小雪再次潜回2008年在街边麻辣烫店向赵左右套话，谎称“去年八月台风帕布时赵爷爷捐款抗洪救灾”被赵左右当场识破，背后藏着的毒液注射器也惊走了赵左右；苦寻老赵数月无果的她竟动了直接对16岁赵左右下手的邪念，却在进入地下旧物仓库百叶门电话亭返回2058年时被一路反跟踪的赵左右锁定了秘密通道，回到2058年夜间工位嘀咕“这老赵左右不会是病死了吧”时更被高尚从暗处现身当场抓获！</w:t>
+        <w:t>作为2058年【人生（无限）有限公司】工号58003的实习生，小雪负责对接VIP客户66岁赵了。由于工作马虎，她多次把赵了在2008年引发的时空波动警报直接按“误判”消除。到了EP17–19，眼看赵了与荀未来找到32岁年轻余博士、即将捅破天大篓子，害怕被副总裁高尚开除的小雪私自潜入2008年：她先在飞霞路电话亭旁用一杯鲜榨菠萝汁诱发赵了过敏休克，接着假扮余博士学生骗走黑E·6T534路虎车，并在病房当着余博士的面被强制召回凭空消失，吓得余博士搬空古堡逃往荒岛；随后在EP19盛夏，她潜入502室用袖口毒针将赵了刺成植物人！在随后的日子里，高尚查出她盗用副总裁权限将赵左右归档并取消最高警报的记录；小雪再次潜回2008年在街边麻辣烫店向赵左右套话，谎称“去年八月台风帕布时赵爷爷捐款抗洪救灾”被赵左右当场识破，背后藏着的毒液注射器也惊走了赵左右；苦寻老赵数月无果的她竟动了直接对16岁赵左右下手的邪念，却在进入地下旧物仓库百叶门电话亭返回2058年时被一路反跟踪的赵左右锁定了秘密通道，回到2058年夜间工位嘀咕“这老赵左右不会是病死了吧”时更被高尚从暗处现身当场抓获！</w:t>
       </w:r>
     </w:p>
     <w:p>
@@ -1460,7 +1458,7 @@
           <w:color w:val="141414"/>
           <w:sz w:val="22"/>
         </w:rPr>
-        <w:t>（二）高二（2）班的破冰救赎与电话亭前的冲冠一怒（EP21–EP23）</w:t>
+        <w:t>（二）高二（2）班的破冰救赎与电话亭前的冲冠一怒</w:t>
       </w:r>
     </w:p>
     <w:p>
@@ -1476,7 +1474,7 @@
           <w:color w:val="141414"/>
           <w:sz w:val="21"/>
         </w:rPr>
-        <w:t>在EP21《当雪落下》中，高尚逼小雪回2008年哪怕磕头也要让赵先生撤诉和解。小雪以转校生身份进入高二（2）班坐到赵左右同桌，中午在食堂被赵左右用“我92年的，算了算你爸你妈都是00后吧”的促狭算术激得拍桌爆出“我爸我妈00后咋的了？老娘大学都毕业了！”，又被赵左右举手佯装喊戴主任吓得扑过餐桌捂嘴求饶（“别搞我行吗？”）；当晚她堵在501室门口求原谅时不小心说漏嘴“我不应该拿菠萝汁害赵爷爷”，被得知下毒真相的赵左右怒骂“骗子”摔门拒之门外；次日她买了一书包零食讨好同学遭拒，去图书馆送徐图图粉色MP3又被路边小贩骗买成七八年前的旧款，还试图换上“长林速递”工作服替赵左右给501室父母送上两张写有“Orz.”颜文字的【2008费秦巡回演唱会门票】赔罪。真正融化小雪内心坚冰的，是16岁少女徐图图毫无保留的善意——徐图图不仅大方收下旧款粉色MP3暖心解围（“衣不如故，人不如新，新人送旧物，咱就是老朋友了”），还在食堂主动拉只吃白饭配辣条的小雪同桌请吃汉堡套餐，午休时将自己的蓝白校服披在熟睡的小雪肩上并悄悄塞回MP3，更在三个月后的冬日初雪操场上热情拉起躲在树后的小雪一起动手堆雪人！从未在2058年体会过真挚友情的小雪彻底被感化（“以前下雪的时候，我都是出门找别人堆好的雪人合个影发到网上等点赞，但我现在觉得，还是这样比较快乐”），并在雪后主动帮感冒低烧的徐图图清扫卫生区。随后，面对苏醒归来的66岁赵了与荀未来、赵左右在502室联手上演的“假植物人试探计”，看到赵了插着吸氧管“昏迷不醒”的小雪深感愧疚，非但没有趁机交差，反而主动提出带赵爷爷回2058年救治、愿掏出自己微薄的积蓄补贴医疗费，并交出了地下旧物仓库废弃电话亭的往返通道底牌！见小雪真心悔过，赵了拔掉吸氧管坐起身来与她达成和解；小雪满心欢喜地跑进地下旧物仓库电话亭向2058年的高尚报喜，却不料高尚刚刚从机密柜翻出【LO-01M1/009】黑色绝密档案盒，骇然揭穿了“荀未来和赵先生都是赵左右，有三个赵左右同时存在于2008年”的惊天真相！</w:t>
+        <w:t>在随后的日子里，高尚逼小雪回2008年哪怕磕头也要让赵先生撤诉和解。小雪以转校生身份进入高二（2）班坐到赵左右同桌，中午在食堂被赵左右用“我92年的，算了算你爸你妈都是00后吧”的促狭算术激得拍桌爆出“我爸我妈00后咋的了？老娘大学都毕业了！”，又被赵左右举手佯装喊戴主任吓得扑过餐桌捂嘴求饶（“别搞我行吗？”）；当晚她堵在501室门口求原谅时不小心说漏嘴“我不应该拿菠萝汁害赵爷爷”，被得知下毒真相的赵左右怒骂“骗子”摔门拒之门外；次日她买了一书包零食讨好同学遭拒，去图书馆送徐图图粉色MP3又被路边小贩骗买成七八年前的旧款，还试图换上“长林速递”工作服替赵左右给501室父母送上两张写有“Orz.”颜文字的【2008费秦巡回演唱会门票】赔罪。真正融化小雪内心坚冰的，是16岁少女徐图图毫无保留的善意——徐图图不仅大方收下旧款粉色MP3暖心解围（“衣不如故，人不如新，新人送旧物，咱就是老朋友了”），还在食堂主动拉只吃白饭配辣条的小雪同桌请吃汉堡套餐，午休时将自己的蓝白校服披在熟睡的小雪肩上并悄悄塞回MP3，更在三个月后的冬日初雪操场上热情拉起躲在树后的小雪一起动手堆雪人！从未在2058年体会过真挚友情的小雪彻底被感化（“以前下雪的时候，我都是出门找别人堆好的雪人合个影发到网上等点赞，但我现在觉得，还是这样比较快乐”），并在雪后主动帮感冒低烧的徐图图清扫卫生区。随后，面对苏醒归来的66岁赵了与荀未来、赵左右在502室联手上演的“假植物人试探计”，看到赵了插着吸氧管“昏迷不醒”的小雪深感愧疚，非但没有趁机交差，反而主动提出带赵爷爷回2058年救治、愿掏出自己微薄的积蓄补贴医疗费，并交出了地下旧物仓库废弃电话亭的往返通道底牌！见小雪真心悔过，赵了拔掉吸氧管坐起身来与她达成和解；小雪满心欢喜地跑进地下旧物仓库电话亭向2058年的高尚报喜，却不料高尚刚刚从机密柜翻出【LO-01M1/009】黑色绝密档案盒，骇然揭穿了“荀未来和赵先生都是赵左右，有三个赵左右同时存在于2008年”的惊天真相！</w:t>
       </w:r>
     </w:p>
     <w:p>
@@ -1492,954 +1490,9 @@
           <w:color w:val="141414"/>
           <w:sz w:val="21"/>
         </w:rPr>
-        <w:t>在EP22《背对背，肩并肩》中，小雪在502室门外偷听到老年余博士与赵了的对话，惊悉那个在未来必死的“舒图”竟然就是自己最珍惜的好友徐图图！当晚在旧物仓库电话亭前，当赵了准备妥协回2058启动修正时，小雪疯了一样冲进电话亭死死按住挂断键，对着赵了哭喊：“不行！你不能回去！图图会死！！”她公然反抗高尚与黑衣保镖，协助荀未来与小赵突围；在EP23雪林铁架棚下被强制召回前，她故意留下自己的58003号肖雪身份证；在2058年被带走审查前，她更默契配合荀未来的“三十分”暗号，帮助刷卡来到2058的16岁赵左右躲过记忆清洗，含泪向赵左右吼出最后的嘱托：“好好照顾徐图图，不许她受到一点伤害，听到没有？！”</w:t>
+        <w:t>在随后的日子里，小雪在502室门外偷听到老年余博士与赵了的对话，惊悉那个在未来必死的“舒图”竟然就是自己最珍惜的好友徐图图！当晚在旧物仓库电话亭前，当赵了准备妥协回2058启动修正时，小雪疯了一样冲进电话亭死死按住挂断键，对着赵了哭喊：“不行！你不能回去！图图会死！！”她公然反抗高尚与黑衣保镖，协助荀未来与小赵突围；在EP23雪林铁架棚下被强制召回前，她故意留下自己的58003号肖雪身份证；在2058年被带走审查前，她更默契配合荀未来的“三十分”暗号，帮助刷卡来到2058的16岁赵左右躲过记忆清洗，含泪向赵左右吼出最后的嘱托：“好好照顾徐图图，不许她受到一点伤害，听到没有？！”</w:t>
       </w:r>
     </w:p>
-    <w:p>
-      <w:pPr>
-        <w:spacing w:before="160" w:after="80" w:line="384" w:lineRule="auto"/>
-        <w:jc w:val="left"/>
-      </w:pPr>
-      <w:r>
-        <w:rPr>
-          <w:rFonts w:ascii="Arial" w:hAnsi="Arial" w:eastAsia="黑体"/>
-          <w:b/>
-          <w:color w:val="141414"/>
-          <w:sz w:val="22"/>
-        </w:rPr>
-        <w:t>（附）本角色全剧逐集登场场次、具体行动、核心对白与剧情推动脉络总表（100%源自定稿文学剧本）</w:t>
-      </w:r>
-    </w:p>
-    <w:tbl>
-      <w:tblPr>
-        <w:tblStyle w:val="TableGrid"/>
-        <w:tblW w:type="auto" w:w="0"/>
-        <w:jc w:val="center"/>
-        <w:tblLayout w:type="fixed"/>
-        <w:tblLook w:firstColumn="1" w:firstRow="1" w:lastColumn="0" w:lastRow="0" w:noHBand="0" w:noVBand="1" w:val="04A0"/>
-      </w:tblPr>
-      <w:tblGrid>
-        <w:gridCol w:w="5184"/>
-        <w:gridCol w:w="5184"/>
-      </w:tblGrid>
-      <w:tr>
-        <w:trPr>
-          <w:tblHeader/>
-          <w:cantSplit/>
-        </w:trPr>
-        <w:tc>
-          <w:tcPr>
-            <w:tcW w:type="dxa" w:w="2376"/>
-            <w:vAlign w:val="center"/>
-            <w:tcMar>
-              <w:top w:w="130" w:type="dxa"/>
-              <w:bottom w:w="130" w:type="dxa"/>
-              <w:left w:w="150" w:type="dxa"/>
-              <w:right w:w="150" w:type="dxa"/>
-            </w:tcMar>
-            <w:shd w:fill="1F3864"/>
-          </w:tcPr>
-          <w:p>
-            <w:pPr>
-              <w:spacing w:before="40" w:after="40" w:line="312" w:lineRule="auto"/>
-              <w:jc w:val="center"/>
-            </w:pPr>
-            <w:r/>
-            <w:r>
-              <w:rPr>
-                <w:rFonts w:ascii="Arial" w:hAnsi="Arial" w:eastAsia="黑体"/>
-                <w:b/>
-                <w:color w:val="FFFFFF"/>
-                <w:sz w:val="19"/>
-              </w:rPr>
-              <w:t>登场集数与片名</w:t>
-            </w:r>
-          </w:p>
-        </w:tc>
-        <w:tc>
-          <w:tcPr>
-            <w:tcW w:type="dxa" w:w="7992"/>
-            <w:vAlign w:val="center"/>
-            <w:tcMar>
-              <w:top w:w="130" w:type="dxa"/>
-              <w:bottom w:w="130" w:type="dxa"/>
-              <w:left w:w="150" w:type="dxa"/>
-              <w:right w:w="150" w:type="dxa"/>
-            </w:tcMar>
-            <w:shd w:fill="1F3864"/>
-          </w:tcPr>
-          <w:p>
-            <w:pPr>
-              <w:spacing w:before="40" w:after="40" w:line="312" w:lineRule="auto"/>
-              <w:jc w:val="center"/>
-            </w:pPr>
-            <w:r/>
-            <w:r>
-              <w:rPr>
-                <w:rFonts w:ascii="Arial" w:hAnsi="Arial" w:eastAsia="黑体"/>
-                <w:b/>
-                <w:color w:val="FFFFFF"/>
-                <w:sz w:val="19"/>
-              </w:rPr>
-              <w:t>本集各场次具体行动、人物互动、核心台词与剧情推进逻辑</w:t>
-            </w:r>
-          </w:p>
-        </w:tc>
-      </w:tr>
-      <w:tr>
-        <w:trPr>
-          <w:cantSplit/>
-        </w:trPr>
-        <w:tc>
-          <w:tcPr>
-            <w:tcW w:type="dxa" w:w="2376"/>
-            <w:vAlign w:val="center"/>
-            <w:tcMar>
-              <w:top w:w="105" w:type="dxa"/>
-              <w:bottom w:w="105" w:type="dxa"/>
-              <w:left w:w="145" w:type="dxa"/>
-              <w:right w:w="145" w:type="dxa"/>
-            </w:tcMar>
-          </w:tcPr>
-          <w:p>
-            <w:pPr>
-              <w:spacing w:before="40" w:after="40" w:line="341" w:lineRule="auto"/>
-              <w:jc w:val="center"/>
-            </w:pPr>
-            <w:r/>
-            <w:r>
-              <w:rPr>
-                <w:rFonts w:ascii="Times New Roman" w:hAnsi="Times New Roman" w:eastAsia="宋体"/>
-                <w:b/>
-                <w:color w:val="191919"/>
-                <w:sz w:val="19"/>
-              </w:rPr>
-              <w:t>EP01《夺回人生》</w:t>
-            </w:r>
-          </w:p>
-        </w:tc>
-        <w:tc>
-          <w:tcPr>
-            <w:tcW w:type="dxa" w:w="7992"/>
-            <w:vAlign w:val="center"/>
-            <w:tcMar>
-              <w:top w:w="105" w:type="dxa"/>
-              <w:bottom w:w="105" w:type="dxa"/>
-              <w:left w:w="145" w:type="dxa"/>
-              <w:right w:w="145" w:type="dxa"/>
-            </w:tcMar>
-          </w:tcPr>
-          <w:p>
-            <w:pPr>
-              <w:spacing w:before="40" w:after="40" w:line="341" w:lineRule="auto"/>
-              <w:jc w:val="left"/>
-            </w:pPr>
-            <w:r/>
-            <w:r>
-              <w:rPr>
-                <w:rFonts w:ascii="Times New Roman" w:hAnsi="Times New Roman" w:eastAsia="宋体"/>
-                <w:b w:val="0"/>
-                <w:color w:val="191919"/>
-                <w:sz w:val="19"/>
-              </w:rPr>
-              <w:t>• 【1-30　外　家属院·三个雪人院落 — 夜】背着黑色双肩包的赵左右踏着积雪走进院子，在三个雪人面前停下脚步。他伸出手，轻轻替那个戴着黑色针织帽、插着胡萝卜鼻子的小雪人拂去头顶的浮雪，原本紧绷疲惫的眉眼渐渐柔和下来，轻声对自己说了一句。</w:t>
-            </w:r>
-          </w:p>
-        </w:tc>
-      </w:tr>
-      <w:tr>
-        <w:trPr>
-          <w:cantSplit/>
-        </w:trPr>
-        <w:tc>
-          <w:tcPr>
-            <w:tcW w:type="dxa" w:w="2376"/>
-            <w:vAlign w:val="center"/>
-            <w:tcMar>
-              <w:top w:w="105" w:type="dxa"/>
-              <w:bottom w:w="105" w:type="dxa"/>
-              <w:left w:w="145" w:type="dxa"/>
-              <w:right w:w="145" w:type="dxa"/>
-            </w:tcMar>
-            <w:shd w:fill="F7FAFC"/>
-          </w:tcPr>
-          <w:p>
-            <w:pPr>
-              <w:spacing w:before="40" w:after="40" w:line="341" w:lineRule="auto"/>
-              <w:jc w:val="center"/>
-            </w:pPr>
-            <w:r/>
-            <w:r>
-              <w:rPr>
-                <w:rFonts w:ascii="Times New Roman" w:hAnsi="Times New Roman" w:eastAsia="宋体"/>
-                <w:b/>
-                <w:color w:val="191919"/>
-                <w:sz w:val="19"/>
-              </w:rPr>
-              <w:t>EP02《第三个雪人》</w:t>
-            </w:r>
-          </w:p>
-        </w:tc>
-        <w:tc>
-          <w:tcPr>
-            <w:tcW w:type="dxa" w:w="7992"/>
-            <w:vAlign w:val="center"/>
-            <w:tcMar>
-              <w:top w:w="105" w:type="dxa"/>
-              <w:bottom w:w="105" w:type="dxa"/>
-              <w:left w:w="145" w:type="dxa"/>
-              <w:right w:w="145" w:type="dxa"/>
-            </w:tcMar>
-            <w:shd w:fill="F7FAFC"/>
-          </w:tcPr>
-          <w:p>
-            <w:pPr>
-              <w:spacing w:before="40" w:after="40" w:line="341" w:lineRule="auto"/>
-              <w:jc w:val="left"/>
-            </w:pPr>
-            <w:r/>
-            <w:r>
-              <w:rPr>
-                <w:rFonts w:ascii="Times New Roman" w:hAnsi="Times New Roman" w:eastAsia="宋体"/>
-                <w:b w:val="0"/>
-                <w:color w:val="191919"/>
-                <w:sz w:val="19"/>
-              </w:rPr>
-              <w:t>• 【2-31　外/内　和艺北街IC卡公用电话亭与人生无限有限公司（2058） — 夜】深夜空旷寂静的“和艺北街”，街角路灯在雪地上投下昏黄的光晕。16岁的赵左右在被窝里用手机发了一条说说：“【说说】今天发生了很多事，不过，祝我生日快乐吧！”与此同时，深夜空旷寂静的“和艺北街（HE YI BEI JIE）”上，身穿黑色皮夹克、内搭白衬衫与黑领带、头戴深色做旧棒球帽的66岁赵了独自走过斑马线，推门走进路牌下的IC卡公用电话亭。 赵了从怀中取出一张黑金配色的卡片——正面印着莫比乌斯环标志与“人生无限有限公司 LIVE ONCE AGAIN｜领航时空旅行服务的新时代”；他将卡片翻转过来，背面正是他的身份证：（核心台词：客服小雪：“尊敬的贵宾您好，这里是二零五八年的人生无限有限公司，我是您的专属客服小雪。感谢您准时进行时空定位确认，本电话亭将作为您与未来时空通信往返的唯一地址，非常重要。这边再次确认一下您的姓名。”）</w:t>
-            </w:r>
-          </w:p>
-        </w:tc>
-      </w:tr>
-      <w:tr>
-        <w:trPr>
-          <w:cantSplit/>
-        </w:trPr>
-        <w:tc>
-          <w:tcPr>
-            <w:tcW w:type="dxa" w:w="2376"/>
-            <w:vAlign w:val="center"/>
-            <w:tcMar>
-              <w:top w:w="105" w:type="dxa"/>
-              <w:bottom w:w="105" w:type="dxa"/>
-              <w:left w:w="145" w:type="dxa"/>
-              <w:right w:w="145" w:type="dxa"/>
-            </w:tcMar>
-          </w:tcPr>
-          <w:p>
-            <w:pPr>
-              <w:spacing w:before="40" w:after="40" w:line="341" w:lineRule="auto"/>
-              <w:jc w:val="center"/>
-            </w:pPr>
-            <w:r/>
-            <w:r>
-              <w:rPr>
-                <w:rFonts w:ascii="Times New Roman" w:hAnsi="Times New Roman" w:eastAsia="宋体"/>
-                <w:b/>
-                <w:color w:val="191919"/>
-                <w:sz w:val="19"/>
-              </w:rPr>
-              <w:t>EP06《暖雪》</w:t>
-            </w:r>
-          </w:p>
-        </w:tc>
-        <w:tc>
-          <w:tcPr>
-            <w:tcW w:type="dxa" w:w="7992"/>
-            <w:vAlign w:val="center"/>
-            <w:tcMar>
-              <w:top w:w="105" w:type="dxa"/>
-              <w:bottom w:w="105" w:type="dxa"/>
-              <w:left w:w="145" w:type="dxa"/>
-              <w:right w:w="145" w:type="dxa"/>
-            </w:tcMar>
-          </w:tcPr>
-          <w:p>
-            <w:pPr>
-              <w:spacing w:before="40" w:after="40" w:line="341" w:lineRule="auto"/>
-              <w:jc w:val="left"/>
-            </w:pPr>
-            <w:r/>
-            <w:r>
-              <w:rPr>
-                <w:rFonts w:ascii="Times New Roman" w:hAnsi="Times New Roman" w:eastAsia="宋体"/>
-                <w:b w:val="0"/>
-                <w:color w:val="191919"/>
-                <w:sz w:val="19"/>
-              </w:rPr>
-              <w:t>• 【6-4　外/内　飞霞路·公用电话亭与人生无限有限公司工位（2058） — 日】二零五八年人生无限有限公司（LIVE ONCE AGAIN）办公区内，工号 58003 的长发女客服背对镜头端坐在电脑屏幕前，声音与王一漫如出一辙。（核心台词：客服58003：“您好，赵左右先生。昨晚您没有来电登记花销，必须给您记入违规次数了。” ／ 客服58003：“实在抱歉。我们也是为保护时空进程考虑，还是要提醒您一下，您兑换的货币只能进行个人消费。” ／ 客服58003：“等……等等！赵先生，其实系统之前就监测到了，您之前有干涉时空进程的波动，按规定我们得把您带回来，但我偷偷帮您消掉了。”）</w:t>
-            </w:r>
-          </w:p>
-        </w:tc>
-      </w:tr>
-      <w:tr>
-        <w:trPr>
-          <w:cantSplit/>
-        </w:trPr>
-        <w:tc>
-          <w:tcPr>
-            <w:tcW w:type="dxa" w:w="2376"/>
-            <w:vAlign w:val="center"/>
-            <w:tcMar>
-              <w:top w:w="105" w:type="dxa"/>
-              <w:bottom w:w="105" w:type="dxa"/>
-              <w:left w:w="145" w:type="dxa"/>
-              <w:right w:w="145" w:type="dxa"/>
-            </w:tcMar>
-            <w:shd w:fill="F7FAFC"/>
-          </w:tcPr>
-          <w:p>
-            <w:pPr>
-              <w:spacing w:before="40" w:after="40" w:line="341" w:lineRule="auto"/>
-              <w:jc w:val="center"/>
-            </w:pPr>
-            <w:r/>
-            <w:r>
-              <w:rPr>
-                <w:rFonts w:ascii="Times New Roman" w:hAnsi="Times New Roman" w:eastAsia="宋体"/>
-                <w:b/>
-                <w:color w:val="191919"/>
-                <w:sz w:val="19"/>
-              </w:rPr>
-              <w:t>EP07《舒图来了》</w:t>
-            </w:r>
-          </w:p>
-        </w:tc>
-        <w:tc>
-          <w:tcPr>
-            <w:tcW w:type="dxa" w:w="7992"/>
-            <w:vAlign w:val="center"/>
-            <w:tcMar>
-              <w:top w:w="105" w:type="dxa"/>
-              <w:bottom w:w="105" w:type="dxa"/>
-              <w:left w:w="145" w:type="dxa"/>
-              <w:right w:w="145" w:type="dxa"/>
-            </w:tcMar>
-            <w:shd w:fill="F7FAFC"/>
-          </w:tcPr>
-          <w:p>
-            <w:pPr>
-              <w:spacing w:before="40" w:after="40" w:line="341" w:lineRule="auto"/>
-              <w:jc w:val="left"/>
-            </w:pPr>
-            <w:r/>
-            <w:r>
-              <w:rPr>
-                <w:rFonts w:ascii="Times New Roman" w:hAnsi="Times New Roman" w:eastAsia="宋体"/>
-                <w:b w:val="0"/>
-                <w:color w:val="191919"/>
-                <w:sz w:val="19"/>
-              </w:rPr>
-              <w:t>• 【7-6　内　赵左右家·玄关与客厅 — 日】赵东来得意地拍了拍儿子的肩膀，开门下楼。偌大的屋子瞬间冷清下来，赵左右独自走到结着冰霜的窗前，俯瞰着楼下雪地里孤零零排成一列的三个小雪人，眼神有些落寞。就在这时，门外响起笃笃的敲门声。</w:t>
-            </w:r>
-          </w:p>
-        </w:tc>
-      </w:tr>
-      <w:tr>
-        <w:trPr>
-          <w:cantSplit/>
-        </w:trPr>
-        <w:tc>
-          <w:tcPr>
-            <w:tcW w:type="dxa" w:w="2376"/>
-            <w:vAlign w:val="center"/>
-            <w:tcMar>
-              <w:top w:w="105" w:type="dxa"/>
-              <w:bottom w:w="105" w:type="dxa"/>
-              <w:left w:w="145" w:type="dxa"/>
-              <w:right w:w="145" w:type="dxa"/>
-            </w:tcMar>
-          </w:tcPr>
-          <w:p>
-            <w:pPr>
-              <w:spacing w:before="40" w:after="40" w:line="341" w:lineRule="auto"/>
-              <w:jc w:val="center"/>
-            </w:pPr>
-            <w:r/>
-            <w:r>
-              <w:rPr>
-                <w:rFonts w:ascii="Times New Roman" w:hAnsi="Times New Roman" w:eastAsia="宋体"/>
-                <w:b/>
-                <w:color w:val="191919"/>
-                <w:sz w:val="19"/>
-              </w:rPr>
-              <w:t>EP14《继承》</w:t>
-            </w:r>
-          </w:p>
-        </w:tc>
-        <w:tc>
-          <w:tcPr>
-            <w:tcW w:type="dxa" w:w="7992"/>
-            <w:vAlign w:val="center"/>
-            <w:tcMar>
-              <w:top w:w="105" w:type="dxa"/>
-              <w:bottom w:w="105" w:type="dxa"/>
-              <w:left w:w="145" w:type="dxa"/>
-              <w:right w:w="145" w:type="dxa"/>
-            </w:tcMar>
-          </w:tcPr>
-          <w:p>
-            <w:pPr>
-              <w:spacing w:before="40" w:after="40" w:line="341" w:lineRule="auto"/>
-              <w:jc w:val="left"/>
-            </w:pPr>
-            <w:r/>
-            <w:r>
-              <w:rPr>
-                <w:rFonts w:ascii="Times New Roman" w:hAnsi="Times New Roman" w:eastAsia="宋体"/>
-                <w:b w:val="0"/>
-                <w:color w:val="191919"/>
-                <w:sz w:val="19"/>
-              </w:rPr>
-              <w:t>• 【14-3　内/外　502室赵了家·2058年人生无限有限公司与风雪电话亭 — 夜】公元2058年，人生（无限）有限公司纯白科技监控室内，墙面印着“LIVE ONCE AGAIN”的标识。全息大屏上突然弹出刺目的红色警告框：【黑金会员 赵左右｜工号：58003｜⚠️ 监测到1个可疑时空波动｜快照聚合：1小时前】。身穿白色制服的客服专员小雪看着屏幕倒吸一口凉气，立刻拨通了跨时空联络专线。 2008年长林市飘雪的深夜街头，头戴黑色“EPOWER”棒球帽、系着格纹围巾的六十六岁赵了站在公用电话亭内，接起了响铃的话筒。电话那头传来小雪焦急的声音。 2058年监控台前，小雪手指飞快地操作着全息键盘查看波动曲（核心台词：小雪（电话音）：“不好啦赵先生，你好像又违规了！” ／ 小雪（电话音）：“具体改变了什么我们这儿也看不到，系统只能看到与您本人相关的时空波动大小。但刚才那一下波动非常明显，说明您给DV机的举动已经引发了蝴蝶效应，改变了时空进程！” ／ 小雪（电话音）：“不过您放心，我趁高总不在，又帮您把这次违规记录按系统误判给消掉了。您可得千万小心啊，高总最近查得特别严！”）</w:t>
-              <w:br/>
-              <w:t>• 【14-6　外/内　长林八中校门外·黑色路虎车内与学校广播室 — 夜/日】赵了神色骤然凝重，转过身一字一顿地向荀未来揭开了2058年“人生（无限）有限公司”宏观监测系统的真正恐怖之处（画面闪回2058年纯白监控室小雪操作终端的镜头）！</w:t>
-            </w:r>
-          </w:p>
-        </w:tc>
-      </w:tr>
-      <w:tr>
-        <w:trPr>
-          <w:cantSplit/>
-        </w:trPr>
-        <w:tc>
-          <w:tcPr>
-            <w:tcW w:type="dxa" w:w="2376"/>
-            <w:vAlign w:val="center"/>
-            <w:tcMar>
-              <w:top w:w="105" w:type="dxa"/>
-              <w:bottom w:w="105" w:type="dxa"/>
-              <w:left w:w="145" w:type="dxa"/>
-              <w:right w:w="145" w:type="dxa"/>
-            </w:tcMar>
-            <w:shd w:fill="F7FAFC"/>
-          </w:tcPr>
-          <w:p>
-            <w:pPr>
-              <w:spacing w:before="40" w:after="40" w:line="341" w:lineRule="auto"/>
-              <w:jc w:val="center"/>
-            </w:pPr>
-            <w:r/>
-            <w:r>
-              <w:rPr>
-                <w:rFonts w:ascii="Times New Roman" w:hAnsi="Times New Roman" w:eastAsia="宋体"/>
-                <w:b/>
-                <w:color w:val="191919"/>
-                <w:sz w:val="19"/>
-              </w:rPr>
-              <w:t>EP17《不速之客》</w:t>
-            </w:r>
-          </w:p>
-        </w:tc>
-        <w:tc>
-          <w:tcPr>
-            <w:tcW w:type="dxa" w:w="7992"/>
-            <w:vAlign w:val="center"/>
-            <w:tcMar>
-              <w:top w:w="105" w:type="dxa"/>
-              <w:bottom w:w="105" w:type="dxa"/>
-              <w:left w:w="145" w:type="dxa"/>
-              <w:right w:w="145" w:type="dxa"/>
-            </w:tcMar>
-            <w:shd w:fill="F7FAFC"/>
-          </w:tcPr>
-          <w:p>
-            <w:pPr>
-              <w:spacing w:before="40" w:after="40" w:line="341" w:lineRule="auto"/>
-              <w:jc w:val="left"/>
-            </w:pPr>
-            <w:r/>
-            <w:r>
-              <w:rPr>
-                <w:rFonts w:ascii="Times New Roman" w:hAnsi="Times New Roman" w:eastAsia="宋体"/>
-                <w:b w:val="0"/>
-                <w:color w:val="191919"/>
-                <w:sz w:val="19"/>
-              </w:rPr>
-              <w:t>• 【17-1　内　2058年人生无限有限公司开放办公区与监控台 — 夜】北京市“人生（无限）有限公司（LIFE ONCE AGAIN）”纯白科技感的开放办公区内，墙上的挂钟指向晚上七点。身穿紫色连帽卫衣配黑马甲、戴着透明圆框眼镜的实习客服专员林开颜（小雪，工号58004）正坐在工位前；一名戴方框眼镜的新人男同事端着笔记本走过来坐在她对面请教。 林开颜（小雪）往椅背上一靠，推了推眼镜，绘声绘色地比划着给他科普公司历史上的奇葩案例。 小雪竖起一根手指，继续用生动的比喻解释为何不能随便使用凭空消失的紧急召回。 小雪神色一正，点出了全公司最神圣不可侵犯的铁律——禁止接触时空旅行发明人余博士！ （核心台词：林开颜（小雪）：“之前有人为了追求刺激，从大雪山上跳下来，半空嘴里叼巧克力棒发紧急召回信号。幸亏当时对接的人眼疾手快，万一摔死了算谁的？” ／ 林开颜（小雪）：“还有啊，你设想一下，你是一只远古小猴，一个咱们时代的人唰的一下在你面前消失了，你是不是得吓出心脏病？所以啊，任何违规行为哪怕再严重，咱也得派人给他带回来。” ／ 林开颜（小雪）：“对！最高警报就是客户和发明时空旅行的余博士发生了互动。就好像你现在去和爱迪生说别发明电灯了一样，这后果不堪设想。所以啊，这是唯一可以触发紧）</w:t>
-              <w:br/>
-              <w:t>• 【17-4　内/外　2058年人生无限有限公司·雪原古堡外·风雪电话亭与502室客厅 — 夜/日】正在工位旁的实习生林开颜（小雪）吓得魂不附体，飞奔扑回电脑前，在倒计时数到“一”的千钧一发之际，一把抓起桌上的沉重胶带座，死死压卡在轨迹球鼠标的取消键上，强行物理中断了紧急召回程序！ 红光熄灭，大厅恢复白光。惊魂未定的小雪刚喘了一口气，桌面通讯器突然响起【来电人：母后】的提示音。小雪连忙平复呼吸接通电话，电话那头传来母亲温柔的关怀与劝她回老家小单位坐班的唠叨。 挂断母亲的电话后，小雪死死盯着屏幕上本已被她强制归档却又触发最高警报的“赵左右”档案，眼神由恐慌渐渐转为偏执与决绝！ 只见小雪在终端上输入自己的工号【580（核心台词：林开颜（小雪）：“不是吧？！最高警报连归档之后都能触发？！” ／ 林开颜（小雪）：“喂，妈，回了回了，你知道我不加班的嘛，我到点就走了。转正的事快了，说还有一个月就转正了，今天领导还夸我了！……妈，我锅烧糊了，先不说了啊，挂了！” ／ 林开颜（小雪）（内心独白）：“我明明一直都这么努力，我明明是这里最能干的人！联络点定位错不就是一时疏忽吗？难道能否定我的一切吗？不行，我绝对不能在阴沟里翻船，谁也不能阻止我转正！”）</w:t>
-              <w:br/>
-              <w:t>• 【17-6　外　东湖公园尖顶礼拜堂雪夜木栈道·街头肉铺与水果摊 — 夜】与此同时，几条街外的寒夜小巷里，嘴里碎碎念着“买刀、买刀”的2058年实习生林开颜（小雪）走到一家露天肉铺前。肉铺老板举着大砍刀“砰砰”剁着生猪肉，来自2058年的小雪看得一阵反胃干呕（“这上古时代不拿机器切肉也就算了，连遮都不遮一下的吗？”）。 不敢动刀杀人的小雪立刻在脑海中调出【人生无限有限公司｜工号58003 重金会员 赵左右｜健康档案】，只见上面清晰地写着：【已知过敏反应：菠萝蛋白酶、几丁质酶｜已知恐惧反应：深海、幽闭】！小雪眼睛一亮，计上心头。 小雪转身走进旁边一家街边水果摊，挑起一颗大菠萝，从兜里摸出一（核心台词：林开颜（小雪）：“算了，还是让他先下不了床，错过明早的电话亭再说吧！” ／ 林开颜（小雪）：“那不麻烦你了，我自己切开就行了啊！”）</w:t>
-              <w:br/>
-              <w:t>• 【17-8　内/外　酒店套房客厅与飞霞路风雪公用电话亭 — 夜】就在赵了推开电话亭玻璃门准备走出来的刹那——一直埋伏在风雪暗处的2058年实习生林开颜（小雪）突然冲了上来！只见戴着黑框眼镜的小雪手里死死攥着一支装满黄色鲜榨菠萝汁的一次性注射器，猛地扎向赵了的胸口将菠萝汁推了进去！ 赵了奋力一掌将小雪推倒在门外的雪地上，低头看着自己胸口大衣上的针孔与散发出的浓烈菠萝气味，瞳孔骤然紧缩，震惊而愤怒地指着雪地上的小雪！ 跌坐在雪地里的小雪吓得浑身发抖，握着空注射器惊恐万分地连声道歉，爬起身仓皇逃入茫茫夜色之中！（核心台词：林开颜（小雪）：“对不起……对不起……”）</w:t>
-            </w:r>
-          </w:p>
-        </w:tc>
-      </w:tr>
-      <w:tr>
-        <w:trPr>
-          <w:cantSplit/>
-        </w:trPr>
-        <w:tc>
-          <w:tcPr>
-            <w:tcW w:type="dxa" w:w="2376"/>
-            <w:vAlign w:val="center"/>
-            <w:tcMar>
-              <w:top w:w="105" w:type="dxa"/>
-              <w:bottom w:w="105" w:type="dxa"/>
-              <w:left w:w="145" w:type="dxa"/>
-              <w:right w:w="145" w:type="dxa"/>
-            </w:tcMar>
-          </w:tcPr>
-          <w:p>
-            <w:pPr>
-              <w:spacing w:before="40" w:after="40" w:line="341" w:lineRule="auto"/>
-              <w:jc w:val="center"/>
-            </w:pPr>
-            <w:r/>
-            <w:r>
-              <w:rPr>
-                <w:rFonts w:ascii="Times New Roman" w:hAnsi="Times New Roman" w:eastAsia="宋体"/>
-                <w:b/>
-                <w:color w:val="191919"/>
-                <w:sz w:val="19"/>
-              </w:rPr>
-              <w:t>EP18《一夜剧变》</w:t>
-            </w:r>
-          </w:p>
-        </w:tc>
-        <w:tc>
-          <w:tcPr>
-            <w:tcW w:type="dxa" w:w="7992"/>
-            <w:vAlign w:val="center"/>
-            <w:tcMar>
-              <w:top w:w="105" w:type="dxa"/>
-              <w:bottom w:w="105" w:type="dxa"/>
-              <w:left w:w="145" w:type="dxa"/>
-              <w:right w:w="145" w:type="dxa"/>
-            </w:tcMar>
-          </w:tcPr>
-          <w:p>
-            <w:pPr>
-              <w:spacing w:before="40" w:after="40" w:line="341" w:lineRule="auto"/>
-              <w:jc w:val="left"/>
-            </w:pPr>
-            <w:r/>
-            <w:r>
-              <w:rPr>
-                <w:rFonts w:ascii="Times New Roman" w:hAnsi="Times New Roman" w:eastAsia="宋体"/>
-                <w:b w:val="0"/>
-                <w:color w:val="191919"/>
-                <w:sz w:val="19"/>
-              </w:rPr>
-              <w:t>• 【18-1　内/外　酒店套房·飞霞路风雪电话亭与市医院急诊病房 — 夜】几分钟后，飞霞路积雪的街头，荀未来乘坐一辆“吉A·308T7”出租车赶到公用电话亭附近下车。只见前方的电话亭内，刚刚被扎了一针的六十六岁赵了正痛苦地捂着胸口瘫软在地；而戴着黑框眼镜的2058年实习生林开颜（小雪）正站在电话亭外浑身发抖地低头念叨着“对不起……”。荀未来见状大惊失色，箭步冲上前一把揪住小雪的衣领！ 两人撕扯间，荀未来见电话亭里的赵了已经呼吸微弱地昏厥过去，顾不上继续追打小雪，连忙折回电话亭抢救赵了。他在电话亭外的雪地里捡起小雪掉落的那支一次性注射器，凑到鼻尖前闻了闻，脸色骤变！ 荀未来把赵了送进医院急</w:t>
-              <w:br/>
-              <w:t>• 【18-3　内　酒店2388套房客厅·501室赵左右卧室与父母主卧 — 夜】2058年的实习客服林开颜（小雪）被麻绳结结实实地捆在客厅中央的椅子上，嘴上贴着一截宽大的白色封箱胶带；刚从医院回来的六十六岁赵了半躺在沙发上闭目养神；身穿黑西装的四十一岁荀未来双手抱胸站在小雪面前，俯身捏住封箱胶带的一角，“刺啦”一声撕了下来！小雪疼得龇牙咧嘴，抿了抿嘴唇嘟囔了一句。 荀未来居高临下地盯着她，冷冷地切入正题；沙发上的赵了也缓缓睁开眼看向小雪。 小雪眼珠子滴溜溜一转，发觉赵了还没认出自己就是电话里的客服小雪，在心底暗自盘算。 见小雪眼神闪烁不说话，荀未来轻咳一声，晃了晃手里那截封箱胶带威胁道：“不说（核心台词：林开颜（小雪）：“倒也没年代剧里那么野蛮嘛。” ／ 林开颜（小雪）（内心独白）：“原来姓赵的没有识破我！那他为什么要去见余博士触发紧急召回程序啊？” ／ 林开颜（小雪）：“哎！等会儿！我也是受人指使，我啥也不知道！”）</w:t>
-              <w:br/>
-              <w:t>• 【18-4　内/外　酒店2388套房·楼下路虎车内与套房卧室门前 — 夜】凌晨时分，酒店2388号套房客厅内，墙上的精工（SEIKO）挂钟滴答作响。六十六岁的赵了与四十一岁的荀未来湊在沙发前低声耳语商议；被绑在椅子上的小雪困得打了个大哈欠，转头看了一眼挂钟上的时间——距离早上六点飞霞路电话亭被拆除、公司保洁阿姨上班已经不到两个小时了！小雪急得满头大汗，大声朝两人喊道。 荀未来与赵了对视一眼，站起身整理了一下西装，慢条斯理地走到小雪面前摇了摇头。 沙发上的赵了淡定地补了一句：“在这之前，就辛苦你，在这当人质。”小雪急得差点跳起来！ 荀未来响亮地应了一声“好嘞”！一旦荀未来去电话亭打给高总，（核心台词：林开颜（小雪）：“两位哥啊，真没时间了！要是过了六点再回去的话，高总肯定会怀疑的！你们放我回去，我把你们接回来，帮你们指认高总，啊？” ／ 林开颜（小雪）：“你们怎么就那么倔呢？！不是，我是怕你们对付不了高总的人！还不如就装死，生活在2008年，就当……就当无事发生过，啊？” ／ 林开颜（小雪）：“赵爷爷，我错了，我对不起您！其实我犯了个错，只有让您回不去，高总才不会发现我犯过错，否则……否则我的工作就保不住了呀，赵爷爷！”）</w:t>
-              <w:br/>
-              <w:t>• 【18-5　内/外　酒店23楼走廊·2388套房卧室·2058年监控室与雪原木屋 — 夜/晨】就在余博士与66岁赵了四目相对的同一秒——公元2058年“人生（无限）有限公司”监控大厅内，刺目的红光再次疯狂爆闪！由于此前小雪用来卡住鼠标的胶带座只能挡住第一次召回，当余博士亲眼见到赵了并开口说话时，系统再次触发了最高级别的【最高警报：正在召回】！ 赵了见自己因为已被小雪“强制归档”而无法触发召回，索性定下心神，准备向余博士坦白（“既然咱们现在能够正式见面，那我就实话实说了”）。就在这时，2388号套房的里屋卧室内突然传出一阵激烈的椅子撞击声！ 余博士眼神一凛，一把推开两人冲进套房卧室！只见卧室里被绑在椅子上的2（核心台词：林开颜（小雪）：“余博士你快跑！永远都别回来！他们是个组织，为了阻止时空旅行的发明，要杀您！我就是从未来来的！您真的成功了！你看——三、二、一！” ／ 林开颜（小雪）：“保佑，让他们暂时见不到余博士！” ／ 赵了（电话音）：“这样，先不管余博士了。我身份证在你那儿吧？你赶紧去电话亭按星号键联络高总！路上我告诉你小雪和我坦白的情况。”）</w:t>
-              <w:br/>
-              <w:t>• 【18-6　外/内　和艺北街电话亭拆除现场·酒店套房与长林八中食堂 — 日】车内的荀未来焦急地追问：“如果这一切都是小雪策划好的，你还有什么办法向2058年求救吗？”赵了沉思片刻，给出了唯一的破局路径。（核心台词：赵了：“果然我猜得没错！这件事情的来龙去脉，我大概盘明白了。小雪早就想把我关在2008年，可是她没想到，昨天晚上我们去约见了余博士，触发了最高警报，才出了昨天一整晚的闹剧！” ／ 赵了：“既然小雪能够在2058年那边动手脚，那除了利用余博士的紧急召回机制，我也没想好别的办法。昨晚小雪应该是盗用了高总的权限，取消了系统对我的召回。但是，她不能一直盗用啊！只要找机会让我和余博士再见面一次，最好是白天，兴许会成功！” ／ 赵了：“你觉得小雪想不到吗？她回去以后，肯定也利用权限屏蔽了）</w:t>
-              <w:br/>
-              <w:t>• 【18-7　内　长林八中高一十班教室·五楼楼梯间·501室客厅与502室赵了家 — 日/夜】荀未来哭笑不得地看着把自己当跑腿小弟使唤的六十六岁自己，突然想起了被小雪骗得团团转又险些被害死的事，神色严肃地追问赵了。 躺在床上的赵了眼神微闪，提醒他提防小雪反扑，随即一把拉起格子棉被蒙住脑袋，翻身装睡逃避这个话题！ 公元2058年，“人生（无限）有限公司”开放办公区内，墙上印着“创造时空旅行服务的新时代”的标语。逃回2058年并锁死了2008年监测系统的林开颜（小雪）正坐在工位前对着电脑屏幕发呆。副总裁高尚端着咖啡杯走过来，关切地拍了拍她的肩膀。 小雪吓了一跳，连忙站起身揉了揉眼角掩饰：“没事，可能就是昨晚没睡（核心台词：荀未来：“哎，现在是有危险，我留下来帮你，你真把我当成马仔了？——对了，我就问你，对于小雪那个丫头，你良心到底会不会痛？” ／ 赵了：“那个小雪心机很深，没准哪天偷偷开个新的联络点回来灭我的口，所以一定要小心。——行了，这事就这样了，我睡了！” ／ 高尚：“小雪，怎么了？心不在焉的。”）</w:t>
-            </w:r>
-          </w:p>
-        </w:tc>
-      </w:tr>
-      <w:tr>
-        <w:trPr>
-          <w:cantSplit/>
-        </w:trPr>
-        <w:tc>
-          <w:tcPr>
-            <w:tcW w:type="dxa" w:w="2376"/>
-            <w:vAlign w:val="center"/>
-            <w:tcMar>
-              <w:top w:w="105" w:type="dxa"/>
-              <w:bottom w:w="105" w:type="dxa"/>
-              <w:left w:w="145" w:type="dxa"/>
-              <w:right w:w="145" w:type="dxa"/>
-            </w:tcMar>
-            <w:shd w:fill="F7FAFC"/>
-          </w:tcPr>
-          <w:p>
-            <w:pPr>
-              <w:spacing w:before="40" w:after="40" w:line="341" w:lineRule="auto"/>
-              <w:jc w:val="center"/>
-            </w:pPr>
-            <w:r/>
-            <w:r>
-              <w:rPr>
-                <w:rFonts w:ascii="Times New Roman" w:hAnsi="Times New Roman" w:eastAsia="宋体"/>
-                <w:b/>
-                <w:color w:val="191919"/>
-                <w:sz w:val="19"/>
-              </w:rPr>
-              <w:t>EP19《仁》</w:t>
-            </w:r>
-          </w:p>
-        </w:tc>
-        <w:tc>
-          <w:tcPr>
-            <w:tcW w:type="dxa" w:w="7992"/>
-            <w:vAlign w:val="center"/>
-            <w:tcMar>
-              <w:top w:w="105" w:type="dxa"/>
-              <w:bottom w:w="105" w:type="dxa"/>
-              <w:left w:w="145" w:type="dxa"/>
-              <w:right w:w="145" w:type="dxa"/>
-            </w:tcMar>
-            <w:shd w:fill="F7FAFC"/>
-          </w:tcPr>
-          <w:p>
-            <w:pPr>
-              <w:spacing w:before="40" w:after="40" w:line="341" w:lineRule="auto"/>
-              <w:jc w:val="left"/>
-            </w:pPr>
-            <w:r/>
-            <w:r>
-              <w:rPr>
-                <w:rFonts w:ascii="Times New Roman" w:hAnsi="Times New Roman" w:eastAsia="宋体"/>
-                <w:b w:val="0"/>
-                <w:color w:val="191919"/>
-                <w:sz w:val="19"/>
-              </w:rPr>
-              <w:t>• 【19-7　内/外　501室客厅·市二院住院病房·日用品批发仓与502室暗室 — 日】同一时刻，五零二室昏暗的卧室内，四十一岁的荀未来正坐在床沿上，用热毛巾一下下擦拭着植物人赵了的手臂，嘴里低声念叨着：“你可别这样啊老赵，我可不想这样度过晚年，你抓紧时间醒过来回到你的2058年去！”（画面与花店外赵左右买花的声音交叉剪辑——只见戴着黑框眼镜的2058年实习生林开颜/小雪，正捧着一盆白色菊花在马路对面故意搭讪赵左右：“同学，你要买花吗？送女朋友啊？”）。 片刻后，五零二室门外楼梯间，提着一大袋护理用品的赵左右领着怀抱白色菊花盆栽的林开颜（小雪）走上五楼！ 特地再次从2058年穿越过来试探赵了死活的小雪（核心台词：林开颜（小雪）：“不客气，送佛送到西，这花盆的摆放位置很讲究的，我帮你摆好再走。”）</w:t>
-            </w:r>
-          </w:p>
-        </w:tc>
-      </w:tr>
-      <w:tr>
-        <w:trPr>
-          <w:cantSplit/>
-        </w:trPr>
-        <w:tc>
-          <w:tcPr>
-            <w:tcW w:type="dxa" w:w="2376"/>
-            <w:vAlign w:val="center"/>
-            <w:tcMar>
-              <w:top w:w="105" w:type="dxa"/>
-              <w:bottom w:w="105" w:type="dxa"/>
-              <w:left w:w="145" w:type="dxa"/>
-              <w:right w:w="145" w:type="dxa"/>
-            </w:tcMar>
-          </w:tcPr>
-          <w:p>
-            <w:pPr>
-              <w:spacing w:before="40" w:after="40" w:line="341" w:lineRule="auto"/>
-              <w:jc w:val="center"/>
-            </w:pPr>
-            <w:r/>
-            <w:r>
-              <w:rPr>
-                <w:rFonts w:ascii="Times New Roman" w:hAnsi="Times New Roman" w:eastAsia="宋体"/>
-                <w:b/>
-                <w:color w:val="191919"/>
-                <w:sz w:val="19"/>
-              </w:rPr>
-              <w:t>EP20《涉过夏天》</w:t>
-            </w:r>
-          </w:p>
-        </w:tc>
-        <w:tc>
-          <w:tcPr>
-            <w:tcW w:type="dxa" w:w="7992"/>
-            <w:vAlign w:val="center"/>
-            <w:tcMar>
-              <w:top w:w="105" w:type="dxa"/>
-              <w:bottom w:w="105" w:type="dxa"/>
-              <w:left w:w="145" w:type="dxa"/>
-              <w:right w:w="145" w:type="dxa"/>
-            </w:tcMar>
-          </w:tcPr>
-          <w:p>
-            <w:pPr>
-              <w:spacing w:before="40" w:after="40" w:line="341" w:lineRule="auto"/>
-              <w:jc w:val="left"/>
-            </w:pPr>
-            <w:r/>
-            <w:r>
-              <w:rPr>
-                <w:rFonts w:ascii="Times New Roman" w:hAnsi="Times New Roman" w:eastAsia="宋体"/>
-                <w:b w:val="0"/>
-                <w:color w:val="191919"/>
-                <w:sz w:val="19"/>
-              </w:rPr>
-              <w:t>• 【20-1　内　502室秘密暗室与2058年人生无限有限公司高总办公室 — 日/夜】就在十六岁的赵左右因揭开三代同体真相而产生剧烈精神海啸的同一刹那——公元2058年，“人生（无限）有限公司”总部走廊与监控大厅内，由于小雪此前设置的“停机维护”期限已过，刺目的猩红色警报灯骤然疯狂闪烁！冰冷的系统广播声响彻整座大楼： 高尚死死盯着屏幕上的操作记录与监控画面里林开颜（小雪）鬼鬼祟祟的身影，缓缓摘下鼻梁上的金丝透明眼镜，抬手拔掉头顶的发簪，任由一头长发散落肩头。他双手捂了捂脸，再抬起头时，嘴角勾起一抹冰冷而玩味的笑意。</w:t>
-              <w:br/>
-              <w:t>• 【20-3　内/外　街边砂锅麻辣烫店·G54路公交车·2058办公区与荒村老宅 — 夜/日】十六岁的赵左右独自坐在小餐桌前，面前放着一碗未动的砂锅，眼神深沉而凝重（内心独白：“哪些是真的？什么才是真的？你们的目的是什么？为什么不告诉我？我一定要找到你们，问个明白”）。就在这时，门口的塑料门帘被掀开——再次从2058年穿过来的林开颜（小雪）端着一碗麻辣烫走了进来，径直坐到了赵左右的对面！ 刚才在五零二室亲眼目睹这个女人凭空消失、而回家后又发现荀哥和植物人赵爷爷已经连夜转移不知所踪的赵左右，不动声色地抬起头直视着小雪。 小雪双手交叠放在胸前，装出一副知恩图报的乖巧模样点头承认。 小雪在心底得意地冷笑了一声（内（核心台词：林开颜（小雪）：“小哥，你知道去哪里能找到他们，对吧？” ／ 林开颜（小雪）：“对。因为赵爷爷对我有恩，我一直想当面和他说声谢谢。我四处打听才知道他住在哪儿，下午看到你从他家出来，我才跟着你一直到超市的。听说他生病了，我就想着给他选束花，希望他能早日康复。” ／ 林开颜（小雪）：“我老家大暴雨发洪水的时候，赵爷爷捐了一大笔钱抗洪救灾。就是去年八月，台风帕布和蝴蝶的时候啊，我老家那好几个村子都被洪水淹掉了。”）</w:t>
-              <w:br/>
-              <w:t>• 【20-5　内/外　501室客厅与厨房·荒村老屋·东湖咖啡馆与徐图图家 — 夜/日】傍晚，赵左右掏钥匙走进五零一室（楼道拐角暗处，小雪正盯着他的背影腹诽：“看来这小子还是没去找他俩啊”）。五零一室客厅里，系着围裙的赵东来端着菜从厨房走出来，假装若无其事地对儿子说自己单位这两天“放假了”可以接送他补习；赵左右懂事地婉拒后，走到餐桌前看着那盘土豆丝和红烧肉，向厨房里的母亲刘美奕打听菜价。 伴随着深沉感伤的插曲《一路走》（“一路走，一边失去；一路走，一边证明……”），画面平行交叉剪辑十六岁赵左右与四十一岁荀未来在这个艰难夏天的双线挣扎：① 农贸菜市场里，曾经大手大脚的“荀老板”荀未来为了省一毛钱跟菜摊老</w:t>
-              <w:br/>
-              <w:t>• 【20-7　内/外　501室客厅与卧室·荒村老屋·5元快餐店·旧物仓库与2058办公区 — 夜】而此时躲在五零一室门外走廊偷听的2058年实习生林开颜（小雪），见苦等数月依然找不到老赵和荀未来，镜片后的眼中闪过一丝针对十六岁赵左右的歹毒念头！ 同一时刻，长林市一处昏暗杂乱的地下旧物仓库内，林开颜（小雪）快步走到角落一座百叶门电话亭前，拉开百叶门闪身进入返回了2058年；紧接着，一路悄悄跟踪小雪而来的十六岁赵左右从柱子后走了出来！他神色凝重地走到那扇百叶门前，一把拉开门，看到了里面那台连通着2058年的秘密投币公用电话机！ 公元2058年，熄灯后的“人生（无限）有限公司”办公区内，刚刚返回的林开颜（小雪）坐在工（核心台词：林开颜（小雪）（内心独白）：“都这么久了，看来是找不到那个老家伙了。要不，我直接对这个小的做点什么，改变一两个关键节点，或许未来，他就不会来我们公司购买时空旅行服务了呢！” ／ 林开颜（小雪）：“都这么久了，还没找到余博士触发最高警报。这老赵左右……不会是病死了吧？” ／ 高尚：“你刚才说“病死”了，是什么意思？小雪，别再自作聪明了。你现在最好把事情原原本本、一字不漏地都告诉我！”）</w:t>
-            </w:r>
-          </w:p>
-        </w:tc>
-      </w:tr>
-      <w:tr>
-        <w:trPr>
-          <w:cantSplit/>
-        </w:trPr>
-        <w:tc>
-          <w:tcPr>
-            <w:tcW w:type="dxa" w:w="2376"/>
-            <w:vAlign w:val="center"/>
-            <w:tcMar>
-              <w:top w:w="105" w:type="dxa"/>
-              <w:bottom w:w="105" w:type="dxa"/>
-              <w:left w:w="145" w:type="dxa"/>
-              <w:right w:w="145" w:type="dxa"/>
-            </w:tcMar>
-            <w:shd w:fill="F7FAFC"/>
-          </w:tcPr>
-          <w:p>
-            <w:pPr>
-              <w:spacing w:before="40" w:after="40" w:line="341" w:lineRule="auto"/>
-              <w:jc w:val="center"/>
-            </w:pPr>
-            <w:r/>
-            <w:r>
-              <w:rPr>
-                <w:rFonts w:ascii="Times New Roman" w:hAnsi="Times New Roman" w:eastAsia="宋体"/>
-                <w:b/>
-                <w:color w:val="191919"/>
-                <w:sz w:val="19"/>
-              </w:rPr>
-              <w:t>EP21《当雪落下》</w:t>
-            </w:r>
-          </w:p>
-        </w:tc>
-        <w:tc>
-          <w:tcPr>
-            <w:tcW w:type="dxa" w:w="7992"/>
-            <w:vAlign w:val="center"/>
-            <w:tcMar>
-              <w:top w:w="105" w:type="dxa"/>
-              <w:bottom w:w="105" w:type="dxa"/>
-              <w:left w:w="145" w:type="dxa"/>
-              <w:right w:w="145" w:type="dxa"/>
-            </w:tcMar>
-            <w:shd w:fill="F7FAFC"/>
-          </w:tcPr>
-          <w:p>
-            <w:pPr>
-              <w:spacing w:before="40" w:after="40" w:line="341" w:lineRule="auto"/>
-              <w:jc w:val="left"/>
-            </w:pPr>
-            <w:r/>
-            <w:r>
-              <w:rPr>
-                <w:rFonts w:ascii="Times New Roman" w:hAnsi="Times New Roman" w:eastAsia="宋体"/>
-                <w:b w:val="0"/>
-                <w:color w:val="191919"/>
-                <w:sz w:val="19"/>
-              </w:rPr>
-              <w:t>• 【21-1　内　2058年人生（无限）有限公司副总裁高尚办公室 — 日】片头龙标与“朝也 CHAO YE FILM”厂牌隐去。公元2058年，“人生（无限）有限公司”总部极简冷色调的副总裁办公室内，巨幅落地多屏显示器泛着幽冷蓝光。身穿黑色短袖衬衫、梳着半丸子头发髻、蓄着修剪整齐胡须的副总裁高尚（高总）端坐在流线型办公桌后；身穿黑色短袖衬衫配高腰深色牛仔裙、胸前挂着“小雪”工牌、戴着透明粗框眼镜的实习生林开颜（小雪）双手交叠，局促不安地低头站在办公桌前。 小雪缩了缩脖子，声音细若蚊呐地低头认错。 小雪焦急地抬起头，摆着手替自己辩解，无意间供出了2008年协助赵了的关键人物。 小雪咬了咬嘴（核心台词：高尚：“小雪，你在公司的表现一直都很好。观察你的这段时间，我睁一只眼闭一只眼，就是想给你一个弥补过错的机会。我以为你在解决问题，你倒好，你这是要把人给我解决了？” ／ 林开颜（小雪）：“对不起。” ／ 林开颜（小雪）：“那我、那我没想到事情会变成这样嘛。我想赵先生那么恋旧，留在2008年养老也挺好的。谁知道他们会去找余博士。”）</w:t>
-              <w:br/>
-              <w:t>• 【21-3　外/内　长林八中教学楼与高二（2）班教室·学校食堂 — 日】讲台上的戴娟朝着教室门外温和地招了招手：“进来吧。”全班同学齐刷刷望向门口——只见林开颜（小雪）戴着黑框大眼镜，身穿粉色连帽卫衣外搭八中蓝白校服外套、背着一个鼓鼓囊囊的红色双肩包，低眉顺眼地走进了教室！座位上的赵左右瞳孔骤然放大，整个人僵在原地！ 小雪双手抓着红色书包带，装出一副怯生生的乖学生模样鞠了一躬。 小雪背着红书包穿过过道，径直走到赵左右身旁的空位坐下。赵左右侧过头，用充满警惕与审视的冰冷目光死死盯着她，小雪则眼观鼻、鼻观心地假装整理书包，两人全程一言不发。 中午放学铃响后，长林八中食堂内人声鼎沸。赵左右独（核心台词：林开颜（小雪）：“大家好，我叫小雪。” ／ 戴娟：“小雪和荀未来一样，都是转校来的，就是比那小子内向得多。大家呢，多带她在学校转转，尽快熟悉熟悉新环境。你到那边坐去吧。” ／ 林开颜（小雪）：“你咋这么大火气呢？上回咱俩在麻辣烫店不聊得挺好吗？”）</w:t>
-              <w:br/>
-              <w:t>• 【21-4　内　学校食堂·体育馆看台·徐图图家1449室卧室·501室门前楼梯间 — 日/夜】学校食堂另一角，小雪独自垂头丧气地扒着饭；不远处的餐桌旁，徐图图正安静地吃着青菜，赵左右端着餐盘走过来坐到她对面，关切地问了一句。 同一片夜色下，赵左右家所在的老旧居民楼昏暗楼梯间内，单肩背着书包的赵左右正一步步走上水泥楼梯。刚走到四楼半拐角窗台旁，早已背着红书包守候在此的小雪突然跳出来喊住了他！ 小雪急忙拔腿追上五楼，在赵左右掏钥匙准备打开五零一室房门时一把拉住他的胳膊，哭丧着脸把自己干过的亏心事一股脑儿倒了出来！ 小雪双手合十，苦苦哀求道。 此言一出，赵左右如遭雷击！他此前只知道赵爷爷菠萝过敏住进了医院，万万没（核心台词：林开颜（小雪）：“大哥！” ／ 林开颜（小雪）：“哥……之前是我错了，我不应该拿菠萝汁害赵爷爷，我是真心来道歉接他回去的。” ／ 林开颜（小雪）：“原来你不知道啊……之前是我错，我是真心悔过的，求求你告诉他们在哪儿，我去给赵爷爷磕头都行！”）</w:t>
-              <w:br/>
-              <w:t>• 【21-5　内　超市零食货架·高二（2）班教室·学校图书馆书架过道 — 日】次日白天，超市零食货架旁，身穿校服的小雪忍痛掏出一张百元大钞递给收银员，将买来的一大堆辣条、果汁饮料和膨化食品使劲塞进自己的红色双肩包里。她抱起沉甸甸的书包叹了口气，肉疼地自言自语。 老师前脚刚走，换上红格衬衫内搭的小雪立刻拉开红色书包，抱出一大堆零食满脸堆笑地凑到前排徐图图和王一漫桌前示好。 讨了个没趣的小雪尴尬地转过身，将手里的零食递向后排贪吃的罗爱文。 罗爱文眼睛一亮刚想伸手去接，恰巧从前门走进教室的赵左右冷冷地瞪了他一眼并微微摇头示意。罗爱文瞬间缩回手，连连摆手拒绝！小雪只得灰溜溜地把零食塞回书包。前排的徐（核心台词：林开颜（小雪）（内心独白）：“唉，实习没工资还得花自己的钱，公司汇率又那么坑……够有诚意了吧。” ／ 林开颜（小雪）：“图图，你吃零食吗？图图……一漫……” ／ 林开颜（小雪）：“哎，爱文！”）</w:t>
-              <w:br/>
-              <w:t>• 【21-6　内　501室餐厅与玄关·赵左右卧室窗前·学校食堂与高二（2）班教室 — 夜/日】房门打开，只见小雪竟然换上了一身蓝黑配色的“长林速递”工作服，怀里抱着签收板，一本正经地递上一封牛皮纸快件！ 刘美奕摇了摇头表示不知道，门口扮作快递员的小雪立刻顺水推舟地替赵左右卖好。 老两口听闻是儿子买的，顿时乐开了花，刘美奕爽快地在签收单上签下名字递还给小雪，连声道谢后关上了房门。门外楼道里，小雪拍了拍签收板，得意洋洋地转身下楼。 赵左右瞬间明白了一切！他转身快步冲回自己卧室，一把推开临街的窗户往下望去——只见楼下夜色中，穿着“长林速递”工作服的小雪正背着手往街口走。赵左右趴在窗台上扯开嗓子冲楼下大喊！ 楼下的（核心台词：林开颜（小雪）：“赵左右？麻烦您拆开检查一下，没什么问题帮我签个字。” ／ 林开颜（小雪）：“大概是收件人赵左右先生在网上买的吧。” ／ 林开颜（小雪）（内心独白）：“果然太奶奶辈的，没有一个不喜欢费秦的。”）</w:t>
-              <w:br/>
-              <w:t>• 【21-7　外/内　冬日长林八中覆雪操场·荒村破屋·返城SUV车内与502室安全屋 — 日】时光流转，画面浮现字幕：三个月后·冬。鹅毛大雪将长林八中的操场装点成一片银白世界。篮球架下，身穿浅蓝色毛绒大衣的徐图图与身穿棕色棉服的罗爱文正使劲滚着一个大雪球当雪人身体，身穿深色大衣的王一漫则蹲在一旁，强迫症发作似的双手捧着一颗小雪球不停揉搓。 徐图图嫌弃地推了他一把（“哎呀，真没用，一边待着吧，我来”），一抬头，瞥见身穿军绿色羊羔毛领棉服的小雪正躲在不远处的树后羡慕地偷看他们。徐图图立刻高高挥起戴着白手套的手，热情洋溢地招呼她！ 小雪愣了一下，指了指自己，在徐图图连声催促和罗爱文“慢点别摔着”的叮嘱中，踩着积雪（核心台词：徐图图：“哎，小雪！小雪，快过来，快来快来！快来跟我们一起堆雪人啊！” ／ 林开颜（小雪）：“但是我从来没堆过雪人，不会搞砸了吧？” ／ 林开颜（小雪）：“手好冰，但是还蛮好玩的嘛。”）</w:t>
-              <w:br/>
-              <w:t>• 【21-8　外/内　八中红砖教学楼前雪地·第八中学电车站与54路有轨电车·大巴车烧烤摊 — 日/夜】雪后的长林八中红砖教学楼前广场上，身穿白色长款羽绒服、系着墨绿色针织围巾的十六岁赵左右正挥动铁锹清扫包干区的积雪；不远处，戴着黑框眼镜、身穿军绿色翻毛领工装外套的小雪也拿着一把铁锹卖力地铲着雪。赵左右停下动作，转头看了她一眼。 小雪一边铲雪一边老实地回答。 小雪擦了擦额头的汗，露出一个真心的笑容。 小雪停下铁锹，望着漫天洁白的雪景，语气平静而坦然地说出了自己这三个月的心境蜕变。 提到返程，赵了放下手里的烤串，神色严肃地问起了小雪的事。 十六岁的赵左右咽下嘴里的烤肉，把这几个月小雪转学进班、送礼赔罪的前后经过原原本本（核心台词：林开颜（小雪）：“她冻感冒了，有点低烧。” ／ 林开颜（小雪）：“没事，帮图图我开心。” ／ 林开颜（小雪）：“本来我也算是被流放的吧，我早就想清楚了，这都是我该付出的代价。反正……哪怕有万分之一的可能，也试试呗。”）</w:t>
-              <w:br/>
-              <w:t>• 【21-9　内　学校杂物间门前·502室卧室·地下旧物仓库黄色电话亭与2058高尚办公室 — 日】次日白天，长林八中堆满废旧课桌椅的杂物间铁栅栏门前。身穿白羽绒服内搭酒红格纹连帽卫衣的十六岁赵左右双手插兜靠门而立，按照三代人商定好的剧本，面沉似水地向小雪抛出了“赵爷爷已成植物人”的假消息！小雪惊得倒吸一口凉气。 小雪脸色煞白，嘴唇剧烈颤抖着追问。 小雪眼圈泛红，难以置信地望着赵左右。 十几分钟后，赵左右领着忐忑不安的小雪走上老居民楼五楼，掏出钥匙打开五零二室大门走进卧室。只见六十六岁的赵了鼻孔插着吸氧管、双目紧闭地“昏迷”在床上；身穿深墨绿色拉链毛衣的四十一岁荀未来守在床边，一见小雪进门便猛地站起身怒目而视！ （核心台词：林开颜（小雪）：“植物人？！” ／ 林开颜（小雪）：“那他……再也醒不过来了？” ／ 林开颜（小雪）：“你没骗我？”）</w:t>
-            </w:r>
-          </w:p>
-        </w:tc>
-      </w:tr>
-      <w:tr>
-        <w:trPr>
-          <w:cantSplit/>
-        </w:trPr>
-        <w:tc>
-          <w:tcPr>
-            <w:tcW w:type="dxa" w:w="2376"/>
-            <w:vAlign w:val="center"/>
-            <w:tcMar>
-              <w:top w:w="105" w:type="dxa"/>
-              <w:bottom w:w="105" w:type="dxa"/>
-              <w:left w:w="145" w:type="dxa"/>
-              <w:right w:w="145" w:type="dxa"/>
-            </w:tcMar>
-          </w:tcPr>
-          <w:p>
-            <w:pPr>
-              <w:spacing w:before="40" w:after="40" w:line="341" w:lineRule="auto"/>
-              <w:jc w:val="center"/>
-            </w:pPr>
-            <w:r/>
-            <w:r>
-              <w:rPr>
-                <w:rFonts w:ascii="Times New Roman" w:hAnsi="Times New Roman" w:eastAsia="宋体"/>
-                <w:b/>
-                <w:color w:val="191919"/>
-                <w:sz w:val="19"/>
-              </w:rPr>
-              <w:t>EP22《背对背，肩并肩》</w:t>
-            </w:r>
-          </w:p>
-        </w:tc>
-        <w:tc>
-          <w:tcPr>
-            <w:tcW w:type="dxa" w:w="7992"/>
-            <w:vAlign w:val="center"/>
-            <w:tcMar>
-              <w:top w:w="105" w:type="dxa"/>
-              <w:bottom w:w="105" w:type="dxa"/>
-              <w:left w:w="145" w:type="dxa"/>
-              <w:right w:w="145" w:type="dxa"/>
-            </w:tcMar>
-          </w:tcPr>
-          <w:p>
-            <w:pPr>
-              <w:spacing w:before="40" w:after="40" w:line="341" w:lineRule="auto"/>
-              <w:jc w:val="left"/>
-            </w:pPr>
-            <w:r/>
-            <w:r>
-              <w:rPr>
-                <w:rFonts w:ascii="Times New Roman" w:hAnsi="Times New Roman" w:eastAsia="宋体"/>
-                <w:b w:val="0"/>
-                <w:color w:val="191919"/>
-                <w:sz w:val="19"/>
-              </w:rPr>
-              <w:t>• 【22-4　内　2008地下旧物仓库电话亭与2058年人生无限有限公司办公区及高总办公室 — 日】同一时刻，2008年挂着“057-”门牌的昏暗地下旧物仓库内，急促的电话铃声突然响起。身穿卡其色双排扣风衣、戴着黑框眼镜的小雪（林开颜）快步跑进百叶门电话亭拿起听筒。 小雪应了声“好”，立刻通过电话亭通道返回了公元2058年。刚走出“人生（无限）有限公司（LIFE ONCE AGAIN）”电梯厅，只见大厅里一片鸡飞狗跳，一名客户正指着工作人员大发雷霆。 工作人员满头大汗地鞠躬赔罪。小雪快步走到等候在走廊的高尚面前，焦急地询问。 老奶奶缓缓转过身，手里习惯性地拿出一支银色触控笔咬在嘴角——小雪看清她眉眼与标志性动作的（核心台词：林开颜（小雪）：“喂，高总。” ／ 林开颜（小雪）：“高总，到底怎么了？” ／ 林开颜（小雪）：“您是……余博士？！”）</w:t>
-              <w:br/>
-              <w:t>• 【22-5　内　2008高二（2）班夕阳教室·502室客厅与楼道·2058高尚办公室 — 日】2008年冬日傍晚，暖黄色的夕阳洒满长林八中孔子雕像与高二（2）班教室。空荡的教室里，身穿校服外套内搭粉色连帽卫衣的小雪，正向身穿绿色毛衣的徐图图与身穿白色毛绒外套的王一漫道别。徐图图眼圈微红，不舍地拉着小雪的手。 小雪勉强挤出一丝微笑点了点头：“嗯，家里决定的。”王一漫关切地问：“马上就走吗？”徐图图鼻子一酸，细数着还没来得及一起实现的约定。 看着眼前两个真心待她的女孩，小雪眼眶泛红，发自肺腑地道出了这三个月在2008年收获的温暖。 想到一旦时空修正启动，徐图图和王一漫就会彻底忘记自己，小雪强忍着眼泪郑重许诺。 （核心台词：林开颜（小雪）：“和大家相处的这三个月，虽然也有焦虑的事情，但其实是我这几年最开心的一段日子了。我也不想就这么走了的。” ／ 林开颜（小雪）：“就算什么也留不住，我也会永远记得你们的。” ／ 林开颜（小雪）：“嗯！你教给我的颜文字，我也会一直用的。对了，我还学了几个新的。看，像不像我们三个？”）</w:t>
-              <w:br/>
-              <w:t>• 【22-7　内　地下旧物仓库公用电话亭前与仓库深处通道 — 夜】晚上十点半，昏暗空旷的地下旧物仓库中央，那座绿框黄顶的复古公用电话亭孤零零地立在灯光下。身穿浅棕色翻毛领棉服的小雪站在电话亭旁等候，看到三代赵左右走来，勉强挤出一丝笑容迎上前：“来了。” 十六岁的赵左右依依不舍地挥着手，还不忘叮嘱小雪回2058年替他尽孝。 小雪喉咙发紧，艰难地点了点头：“我会的。”赵了推开公用电话亭的门走了进去，拿起听筒，将那张通往2058年的芯片卡插入【仅限于IC卡】的插槽中。 看着电话亭里白发苍苍的赵了，站在外面的小雪脑海中骤然掀起惊涛骇浪——2058年老年余博士冰冷的宣判（“一旦时空修正启动（核心台词：赵左右：“小雪啊，回去替我请赵爷爷吃饭。上回食堂的鸡翅，我和图图可都分给你了。” ／ 林开颜（小雪）：“不行！你不能回去！图图会死！！” ／ 林开颜（小雪）：“余博士看过时空波动的备份，不光是你改命后的，就连赵左右原本的人生里，徐图图也死了。但是这一次，这一次她活了下来！你一回去，余博士和高总就会马上启动时空修正程序，你们来2008年做的一切就全都白费了！”）</w:t>
-            </w:r>
-          </w:p>
-        </w:tc>
-      </w:tr>
-      <w:tr>
-        <w:trPr>
-          <w:cantSplit/>
-        </w:trPr>
-        <w:tc>
-          <w:tcPr>
-            <w:tcW w:type="dxa" w:w="2376"/>
-            <w:vAlign w:val="center"/>
-            <w:tcMar>
-              <w:top w:w="105" w:type="dxa"/>
-              <w:bottom w:w="105" w:type="dxa"/>
-              <w:left w:w="145" w:type="dxa"/>
-              <w:right w:w="145" w:type="dxa"/>
-            </w:tcMar>
-            <w:shd w:fill="F7FAFC"/>
-          </w:tcPr>
-          <w:p>
-            <w:pPr>
-              <w:spacing w:before="40" w:after="40" w:line="341" w:lineRule="auto"/>
-              <w:jc w:val="center"/>
-            </w:pPr>
-            <w:r/>
-            <w:r>
-              <w:rPr>
-                <w:rFonts w:ascii="Times New Roman" w:hAnsi="Times New Roman" w:eastAsia="宋体"/>
-                <w:b/>
-                <w:color w:val="191919"/>
-                <w:sz w:val="19"/>
-              </w:rPr>
-              <w:t>EP23《不可战胜的敌人》</w:t>
-            </w:r>
-          </w:p>
-        </w:tc>
-        <w:tc>
-          <w:tcPr>
-            <w:tcW w:type="dxa" w:w="7992"/>
-            <w:vAlign w:val="center"/>
-            <w:tcMar>
-              <w:top w:w="105" w:type="dxa"/>
-              <w:bottom w:w="105" w:type="dxa"/>
-              <w:left w:w="145" w:type="dxa"/>
-              <w:right w:w="145" w:type="dxa"/>
-            </w:tcMar>
-            <w:shd w:fill="F7FAFC"/>
-          </w:tcPr>
-          <w:p>
-            <w:pPr>
-              <w:spacing w:before="40" w:after="40" w:line="341" w:lineRule="auto"/>
-              <w:jc w:val="left"/>
-            </w:pPr>
-            <w:r/>
-            <w:r>
-              <w:rPr>
-                <w:rFonts w:ascii="Times New Roman" w:hAnsi="Times New Roman" w:eastAsia="宋体"/>
-                <w:b w:val="0"/>
-                <w:color w:val="191919"/>
-                <w:sz w:val="19"/>
-              </w:rPr>
-              <w:t>• 【23-1　内/外　地下旧物仓库通道与冬夜雪林三角形铁架棚 — 夜】同一秒，小雪（林开颜）从侧面冲上来撞开一名保镖，拉着荀未来和赵左右冲出卷帘门与透明塑料门帘（“快跑！”），三人一路狂奔逃进积雪覆盖的白桦树林，钻进一座废弃的三角形铁架遮阳棚下躲避追兵。 确认暂时甩掉黑衣保镖后，气喘吁吁的赵左右焦急地转向小雪追问。 小雪一边警惕地望向树林外，一边语速飞快地向两人交代2058年时空管理局与余博士的围剿底牌，同时伸手进衣兜摸出了自己的2058年第二代居民身份证（员工卡）。 小雪刚把身份证递到半空，话还未说完，她的身体突然迸发出刺目的白色光粒，在零点一秒内凭空消散，被2058年总部强制召回（核心台词：赵左右：“小雪，这到底什么情况啊？” ／ 林开颜（小雪）：“我是公司员工，领导马上能把我强制召回，我长话短说。荀未来，余博士启动了信号屏蔽，你没办法在大雪地用巧克力饼干棒回2033年了。他们怕你回去大闹，影响时空旅行技术的研究。等他们把你和赵了都抓回2058年之后，就会马上启动时空修正程序。只要是未来的人，都会被这个时代的人忘记，之后一切的因也会被自然地掰回原本的果。你变回原来那副熊样也就算了，最关键的是舒图，也就是徐图图，就会在原本的节点遭遇意外死去。所以接下来，你们必须—）</w:t>
-              <w:br/>
-              <w:t>• 【23-3　外/内　远郊荒村破瓦房小院与室内 — 夜】荀未来沉默片刻，低声答道：“不知道，也许吧。”赵左右急得团团转，掏出兜里那张小雪留下的身份证（“一定有办法的，小雪给我们这张身份证一定有什么寓意”），荀未来随口调侃：“让你好好做回自我？”赵左右眼睛一亮（“有没有可能她是想让我记住此刻的我呢”），立刻冲到书桌前抓起水笔，在笔记本上奋笔疾书起来！ 赵左右握着笔的手停在半空，沮丧地放下笔，重新举起小雪的身份证仔细端详。 荀未来重重一拍手掌，迅速推导出了小雪留下这张员工身份证的真正用意！（核心台词：荀未来：“这次的敌人不是小雪，熬是没有用的。以他们公司的人手和手段，很快就会发现这里。” ／ 荀未来：“小雪不是说过吗，我和老赵留下来的痕迹都会消失。虽然我不知道是怎么消失的，但既然你都能想到，那公司的人肯定能想到啊。有屁用啊。” ／ 赵左右：“是哦。而且以小雪的脑子，应该也想不出这寓意。那这身份证，会不会有什么更实际的用处啊？”）</w:t>
-              <w:br/>
-              <w:t>• 【23-5　内　2058人生无限公司走廊·高尚办公室·2008旧物仓库与2058控制室及通风管 — 日】公元2058年，“人生（无限）有限公司”五楼科技感十足的纯白走廊内，墙面导览牌清晰标示着：【`5F 供电站 能源管理中心`】。高尚带着黑衣保镖押送四十一岁的荀未来走过办公区，迎面正巧遇上抱着离职纸箱、被公司开除的小雪（林开颜）！ 荀未来眼珠一转，在擦肩而过的瞬间故意停下脚步，指着小雪的鼻子破口大骂，将“三十分钟”的暗号精准夹带在辱骂声中！ 高尚不耐烦地推了荀未来一把：“走了。”抱着纸箱留在原地的小雪先是一愣，随即双眸骤亮，瞬间领悟了荀未来的暗号！ 搬运工人被勾起了好胜心，大手一挥让开路：“嘿，我还就不信这个邪了，你（核心台词：林开颜（小雪）（低语）：“三十分！” ／ 赵左右：“小雪！时空修正程序启动了吗？” ／ 林开颜（小雪）：“刚启动。再晚一分钟你都废了！”）</w:t>
-              <w:br/>
-              <w:t>• 【23-6　外/内　2008林海雪原电话亭·老居民楼道与501室·高二（2）班教室与微机室·杂志社火灾废墟与雪夜串串香餐车 — 日/夜】公元2008年，阳光穿透白雪皑皑的林海雪原，画面中央浮现出冰冷的特效数字：【`时空修正 82%`】。十六岁的赵左右推开蓝色公用电话亭的门走了出来，踩在厚厚的积雪上环顾四周明朗的街景，疑惑地喃喃自语： 然而当赵左右走回自家老居民楼水泥楼梯间时，迎面正巧看见母亲刘美奕正与五零二室真正的房东张叔站在门口寒暄。张叔乐呵呵地说北京生意不好做，准备把这套老房子收回来自己住。赵左右走上前打了声招呼（“张叔”），随口指着五零二室屋里说道：（核心台词：赵左右：“等会儿！还有我们大家一起堆雪人的视频，里面有录到小雪！”）</w:t>
-            </w:r>
-          </w:p>
-        </w:tc>
-      </w:tr>
-      <w:tr>
-        <w:trPr>
-          <w:cantSplit/>
-        </w:trPr>
-        <w:tc>
-          <w:tcPr>
-            <w:tcW w:type="dxa" w:w="2376"/>
-            <w:vAlign w:val="center"/>
-            <w:tcMar>
-              <w:top w:w="105" w:type="dxa"/>
-              <w:bottom w:w="105" w:type="dxa"/>
-              <w:left w:w="145" w:type="dxa"/>
-              <w:right w:w="145" w:type="dxa"/>
-            </w:tcMar>
-          </w:tcPr>
-          <w:p>
-            <w:pPr>
-              <w:spacing w:before="40" w:after="40" w:line="341" w:lineRule="auto"/>
-              <w:jc w:val="left"/>
-            </w:pPr>
-            <w:r/>
-            <w:r>
-              <w:rPr>
-                <w:rFonts w:ascii="Times New Roman" w:hAnsi="Times New Roman" w:eastAsia="宋体"/>
-                <w:b/>
-                <w:color w:val="191919"/>
-                <w:sz w:val="19"/>
-              </w:rPr>
-              <w:t>EP24《独自面对》（大结局）</w:t>
-            </w:r>
-          </w:p>
-        </w:tc>
-        <w:tc>
-          <w:tcPr>
-            <w:tcW w:type="dxa" w:w="7992"/>
-            <w:vAlign w:val="center"/>
-            <w:tcMar>
-              <w:top w:w="105" w:type="dxa"/>
-              <w:bottom w:w="105" w:type="dxa"/>
-              <w:left w:w="145" w:type="dxa"/>
-              <w:right w:w="145" w:type="dxa"/>
-            </w:tcMar>
-          </w:tcPr>
-          <w:p>
-            <w:pPr>
-              <w:spacing w:before="40" w:after="40" w:line="341" w:lineRule="auto"/>
-              <w:jc w:val="left"/>
-            </w:pPr>
-            <w:r/>
-            <w:r>
-              <w:rPr>
-                <w:rFonts w:ascii="Times New Roman" w:hAnsi="Times New Roman" w:eastAsia="宋体"/>
-                <w:b w:val="0"/>
-                <w:color w:val="191919"/>
-                <w:sz w:val="19"/>
-              </w:rPr>
-              <w:t>• 【24-10　外/内　长林八中覆雪操场与2058年老年余博士实验室（跨时空交叉） — 日】然而就在雪人合拢的同一秒——清脆而急促的时钟滴答声骤然响彻天地！荀未来看着眼前的青年赵左右，眼神中满是慈悲、不舍与决绝；而青年赵左右的眼神突然变得恍惚茫然，脑海中关于四十一岁荀未来、六十六岁赵了、小雪、五零二室时间线索墙、大巴烧烤摊、宇航员生日蛋糕的所有跨时空记忆画面，竟如一缕缕白色青烟般在强光中迅速消散！</w:t>
-            </w:r>
-          </w:p>
-        </w:tc>
-      </w:tr>
-    </w:tbl>
     <w:p>
       <w:pPr>
         <w:spacing w:before="240" w:after="80" w:line="384" w:lineRule="auto"/>

--- a/01_《三人行》全24集全流程标杆成品库/05_核心人物一人一档/人物12_林开颜_肖雪（2058人生无限公司实习生 ＆ 2008转校生）.docx
+++ b/01_《三人行》全24集全流程标杆成品库/05_核心人物一人一档/人物12_林开颜_肖雪（2058人生无限公司实习生 ＆ 2008转校生）.docx
@@ -879,7 +879,7 @@
           <w:color w:val="141414"/>
           <w:sz w:val="21"/>
         </w:rPr>
-        <w:t>小雪在2058年客服工位上坐姿拘谨、面对上司高尚时唯唯诺诺、频繁鞠躬点头；而在2008年初期潜行时步态鬼祟敏捷（如在电话亭旁递菠萝汁、在病房当着余博士面凭空消失、在502室袖口藏针）。转入高二（2）班后，她展现出大量充满喜剧感与温情的动作细节：在食堂被赵左右算“00后爸妈”气得猛拍餐桌站起叉腰；扮“长林速递”跑腿员在501门口点头哈腰递“Orz.”信封；在操场堆雪人时笨拙地团着人生第一个雪球；在夕阳下的课桌上用画笔一笔一画认真画下代表自己、徐图图、王一漫的三个可爱颜文字笑脸；在EP22旧物仓库电话亭前，像一头护崽的母狮般扑进电话亭死死按住挂断键。</w:t>
+        <w:t>小雪在2058年客服工位上坐姿拘谨、面对上司高尚时唯唯诺诺、频繁鞠躬点头；而在2008年初期潜行时步态鬼祟敏捷（如在电话亭旁递菠萝汁、在酒店2388套房卧室当着余博士面凭空消失、在502室袖口藏针）。转入高二（2）班后，她展现出大量充满喜剧感与温情的动作细节：在食堂被赵左右算“00后爸妈”气得猛拍餐桌站起叉腰；扮“长林速递”跑腿员在501门口点头哈腰递“Orz.”信封；在操场堆雪人时笨拙地团着人生第一个雪球；在夕阳下的课桌上用画笔一笔一画认真画下代表自己、徐图图、王一漫的三个可爱颜文字笑脸；在EP22旧物仓库电话亭前，像一头护崽的母狮般扑进电话亭死死按住挂断键。</w:t>
       </w:r>
     </w:p>
     <w:p>
@@ -910,7 +910,7 @@
           <w:color w:val="141414"/>
           <w:sz w:val="21"/>
         </w:rPr>
-        <w:t>1. 【2058年·人生（无限）有限公司58003号实习客服职场造型】：黑色齐刘海长直发、戴黑框眼镜；上身穿2058年公司制式纯黑色修身立领短袖/长袖职业衬衫，胸前挂着银色金属链条的【“小雪｜58003”员工工牌】；下穿深蓝色高腰包臀牛仔半身裙，脚穿黑色短靴，头戴单耳全息通信耳麦。</w:t>
+        <w:t>1. 【2058年·人生（无限）有限公司58003号实习客服职场造型（EP02/EP06/EP14/EP17–EP23）】：黑色齐刘海长直发、戴黑框眼镜；上身穿2058年公司制式纯黑色修身立领短袖/长袖职业衬衫，胸前挂着银色金属链条的【“小雪｜58003”员工工牌】；下穿深蓝色高腰包臀牛仔半身裙，脚穿黑色短靴，头戴单耳全息通信耳麦。</w:t>
       </w:r>
     </w:p>
     <w:p>
@@ -926,7 +926,7 @@
           <w:color w:val="141414"/>
           <w:sz w:val="21"/>
         </w:rPr>
-        <w:t>2. 【2008年春夏·跨时空违规潜行与暗算造型】：穿浅色休闲连帽衫配牛仔裤，或白衬衫配深色背带裙，手捧一束白菊花（EP19在502门外当着赵左右的面凭空消失）或手持插着吸管的透明塑料杯鲜榨菠萝汁。</w:t>
+        <w:t>2. 【2008年春夏·跨时空违规潜行与暗算造型（EP17–EP20）】：穿浅色休闲连帽衫配牛仔裤，或白衬衫配深色背带裙，手捧一束白菊花（EP19在502门外当着赵左右的面凭空消失）或手持插着吸管的透明塑料杯鲜榨菠萝汁。</w:t>
       </w:r>
     </w:p>
     <w:p>
@@ -942,7 +942,7 @@
           <w:color w:val="141414"/>
           <w:sz w:val="21"/>
         </w:rPr>
-        <w:t>3. 【2008年秋·高二（2）班转校生“林开颜”与“长林速递”跑腿造型】：扎乖巧马尾、戴黑框眼镜；在学校穿长林八中深蓝配白宽条纹运动校服套装，校服内搭一件亮眼的桃粉色连帽卫衣（帽兜外翻，试图模仿融入高中生），背着一只鲜红色双肩书包；在替赵左右给501室父母送演唱会门票时，全身换穿黄黑相间的“长林速递”快递员马甲工服并戴快递帽。</w:t>
+        <w:t>3. 【2008年秋·高二（2）班转校生“林开颜”与“长林速递”跑腿造型（EP21）】：扎乖巧马尾、戴黑框眼镜；在学校穿长林八中深蓝配白宽条纹运动校服套装，校服内搭一件亮眼的桃粉色连帽卫衣（帽兜外翻，试图模仿融入高中生），背着一只鲜红色双肩书包；在替赵左右给501室父母送演唱会门票时，全身换穿黄黑相间的“长林速递”快递员马甲工服并戴快递帽。</w:t>
       </w:r>
     </w:p>
     <w:p>
@@ -1018,7 +1018,7 @@
                 <w:color w:val="FFFFFF"/>
                 <w:sz w:val="19"/>
               </w:rPr>
-              <w:t>所处时期与阶段状态</w:t>
+              <w:t>所处时期与代表集数</w:t>
             </w:r>
           </w:p>
         </w:tc>
@@ -1149,6 +1149,8 @@
                 <w:sz w:val="19"/>
               </w:rPr>
               <w:t>2008春夏·跨时空潜行暗算态</w:t>
+              <w:br/>
+              <w:t>（EP17–EP20）</w:t>
             </w:r>
           </w:p>
         </w:tc>
@@ -1412,7 +1414,7 @@
           <w:color w:val="192D55"/>
           <w:sz w:val="25"/>
         </w:rPr>
-        <w:t>第四章　全剧人物命运轨迹与完整生平故事传记</w:t>
+        <w:t>第四章　全剧人物命运轨迹与逐集完整故事传记（EP01—EP24）</w:t>
       </w:r>
     </w:p>
     <w:p>
@@ -1427,7 +1429,7 @@
           <w:color w:val="141414"/>
           <w:sz w:val="22"/>
         </w:rPr>
-        <w:t>（一）从2058糊涂客服到2008不速之客</w:t>
+        <w:t>（一）从2058糊涂客服到2008不速之客（EP02/EP06/EP14/EP17–EP20）</w:t>
       </w:r>
     </w:p>
     <w:p>
@@ -1443,7 +1445,7 @@
           <w:color w:val="141414"/>
           <w:sz w:val="21"/>
         </w:rPr>
-        <w:t>作为2058年【人生（无限）有限公司】工号58003的实习生，小雪负责对接VIP客户66岁赵了。由于工作马虎，她多次把赵了在2008年引发的时空波动警报直接按“误判”消除。到了EP17–19，眼看赵了与荀未来找到32岁年轻余博士、即将捅破天大篓子，害怕被副总裁高尚开除的小雪私自潜入2008年：她先在飞霞路电话亭旁用一杯鲜榨菠萝汁诱发赵了过敏休克，接着假扮余博士学生骗走黑E·6T534路虎车，并在病房当着余博士的面被强制召回凭空消失，吓得余博士搬空古堡逃往荒岛；随后在EP19盛夏，她潜入502室用袖口毒针将赵了刺成植物人！在随后的日子里，高尚查出她盗用副总裁权限将赵左右归档并取消最高警报的记录；小雪再次潜回2008年在街边麻辣烫店向赵左右套话，谎称“去年八月台风帕布时赵爷爷捐款抗洪救灾”被赵左右当场识破，背后藏着的毒液注射器也惊走了赵左右；苦寻老赵数月无果的她竟动了直接对16岁赵左右下手的邪念，却在进入地下旧物仓库百叶门电话亭返回2058年时被一路反跟踪的赵左右锁定了秘密通道，回到2058年夜间工位嘀咕“这老赵左右不会是病死了吧”时更被高尚从暗处现身当场抓获！</w:t>
+        <w:t>作为2058年【人生（无限）有限公司】工号58003的实习生，小雪负责对接VIP客户66岁赵了。由于工作马虎，她多次把赵了在2008年引发的时空波动警报直接按“误判”消除（EP06/EP14）。到了EP17–19，眼看赵了与荀未来找到32岁年轻余博士、即将捅破天大篓子，害怕被副总裁高尚开除的小雪私自潜入2008年：她先在飞霞路电话亭旁用一杯鲜榨菠萝汁诱发赵了过敏休克（EP17），接着假扮余博士学生骗走黑E·6T534路虎车，并在酒店2388套房卧室当着余博士的面被强制召回凭空消失，吓得余博士搬空古堡逃往荒岛（EP18）；随后在EP19盛夏，她潜入502室用袖口毒针将赵了刺成植物人！在EP20《涉过夏天》中，高尚查出她盗用副总裁权限将赵左右归档并取消最高警报的记录；小雪再次潜回2008年在街边麻辣烫店向赵左右套话，谎称“去年八月台风帕布时赵爷爷捐款抗洪救灾”被赵左右当场识破，背后藏着的毒液注射器也惊走了赵左右；苦寻老赵数月无果的她竟动了直接对16岁赵左右下手的邪念，却在进入地下旧物仓库百叶门电话亭返回2058年时被一路反跟踪的赵左右锁定了秘密通道，回到2058年夜间工位嘀咕“这老赵左右不会是病死了吧”时更被高尚从暗处现身当场抓获！</w:t>
       </w:r>
     </w:p>
     <w:p>
@@ -1458,7 +1460,7 @@
           <w:color w:val="141414"/>
           <w:sz w:val="22"/>
         </w:rPr>
-        <w:t>（二）高二（2）班的破冰救赎与电话亭前的冲冠一怒</w:t>
+        <w:t>（二）高二（2）班的破冰救赎与电话亭前的冲冠一怒（EP21–EP23）</w:t>
       </w:r>
     </w:p>
     <w:p>
@@ -1474,7 +1476,7 @@
           <w:color w:val="141414"/>
           <w:sz w:val="21"/>
         </w:rPr>
-        <w:t>在随后的日子里，高尚逼小雪回2008年哪怕磕头也要让赵先生撤诉和解。小雪以转校生身份进入高二（2）班坐到赵左右同桌，中午在食堂被赵左右用“我92年的，算了算你爸你妈都是00后吧”的促狭算术激得拍桌爆出“我爸我妈00后咋的了？老娘大学都毕业了！”，又被赵左右举手佯装喊戴主任吓得扑过餐桌捂嘴求饶（“别搞我行吗？”）；当晚她堵在501室门口求原谅时不小心说漏嘴“我不应该拿菠萝汁害赵爷爷”，被得知下毒真相的赵左右怒骂“骗子”摔门拒之门外；次日她买了一书包零食讨好同学遭拒，去图书馆送徐图图粉色MP3又被路边小贩骗买成七八年前的旧款，还试图换上“长林速递”工作服替赵左右给501室父母送上两张写有“Orz.”颜文字的【2008费秦巡回演唱会门票】赔罪。真正融化小雪内心坚冰的，是16岁少女徐图图毫无保留的善意——徐图图不仅大方收下旧款粉色MP3暖心解围（“衣不如故，人不如新，新人送旧物，咱就是老朋友了”），还在食堂主动拉只吃白饭配辣条的小雪同桌请吃汉堡套餐，午休时将自己的蓝白校服披在熟睡的小雪肩上并悄悄塞回MP3，更在三个月后的冬日初雪操场上热情拉起躲在树后的小雪一起动手堆雪人！从未在2058年体会过真挚友情的小雪彻底被感化（“以前下雪的时候，我都是出门找别人堆好的雪人合个影发到网上等点赞，但我现在觉得，还是这样比较快乐”），并在雪后主动帮感冒低烧的徐图图清扫卫生区。随后，面对苏醒归来的66岁赵了与荀未来、赵左右在502室联手上演的“假植物人试探计”，看到赵了插着吸氧管“昏迷不醒”的小雪深感愧疚，非但没有趁机交差，反而主动提出带赵爷爷回2058年救治、愿掏出自己微薄的积蓄补贴医疗费，并交出了地下旧物仓库废弃电话亭的往返通道底牌！见小雪真心悔过，赵了拔掉吸氧管坐起身来与她达成和解；小雪满心欢喜地跑进地下旧物仓库电话亭向2058年的高尚报喜，却不料高尚刚刚从机密柜翻出【LO-01M1/009】黑色绝密档案盒，骇然揭穿了“荀未来和赵先生都是赵左右，有三个赵左右同时存在于2008年”的惊天真相！</w:t>
+        <w:t>在EP21《当雪落下》中，高尚逼小雪回2008年哪怕磕头也要让赵先生撤诉和解。小雪以转校生身份进入高二（2）班坐到赵左右同桌，中午在食堂被赵左右用“我92年的，算了算你爸你妈都是00后吧”的促狭算术激得拍桌爆出“我爸我妈00后咋的了？老娘大学都毕业了！”，又被赵左右举手佯装喊戴主任吓得扑过餐桌捂嘴求饶（“别搞我行吗？”）；当晚她堵在501室门口求原谅时不小心说漏嘴“我不应该拿菠萝汁害赵爷爷”，被得知下毒真相的赵左右怒骂“骗子”摔门拒之门外；次日她买了一书包零食讨好同学遭拒，去图书馆送徐图图粉色MP3又被路边小贩骗买成七八年前的旧款，还试图换上“长林速递”工作服替赵左右给501室父母送上两张写有“Orz.”颜文字的【2008费秦巡回演唱会门票】赔罪。真正融化小雪内心坚冰的，是16岁少女徐图图毫无保留的善意——徐图图不仅大方收下旧款粉色MP3暖心解围（“衣不如故，人不如新，新人送旧物，咱就是老朋友了”），还在食堂主动拉只吃白饭配辣条的小雪同桌请吃汉堡套餐，午休时将自己的蓝白校服披在熟睡的小雪肩上并悄悄塞回MP3，更在三个月后的冬日初雪操场上热情拉起躲在树后的小雪一起动手堆雪人！从未在2058年体会过真挚友情的小雪彻底被感化（“以前下雪的时候，我都是出门找别人堆好的雪人合个影发到网上等点赞，但我现在觉得，还是这样比较快乐”），并在雪后主动帮感冒低烧的徐图图清扫卫生区。随后，面对苏醒归来的66岁赵了与荀未来、赵左右在502室联手上演的“假植物人试探计”，看到赵了插着吸氧管“昏迷不醒”的小雪深感愧疚，非但没有趁机交差，反而主动提出带赵爷爷回2058年救治、愿掏出自己微薄的积蓄补贴医疗费，并交出了地下旧物仓库废弃电话亭的往返通道底牌！见小雪真心悔过，赵了拔掉吸氧管坐起身来与她达成和解；小雪满心欢喜地跑进地下旧物仓库电话亭向2058年的高尚报喜，却不料高尚刚刚从机密柜翻出【LO-01M1/009】黑色绝密档案盒，骇然揭穿了“荀未来和赵先生都是赵左右，有三个赵左右同时存在于2008年”的惊天真相！</w:t>
       </w:r>
     </w:p>
     <w:p>
@@ -1490,7 +1492,7 @@
           <w:color w:val="141414"/>
           <w:sz w:val="21"/>
         </w:rPr>
-        <w:t>在随后的日子里，小雪在502室门外偷听到老年余博士与赵了的对话，惊悉那个在未来必死的“舒图”竟然就是自己最珍惜的好友徐图图！当晚在旧物仓库电话亭前，当赵了准备妥协回2058启动修正时，小雪疯了一样冲进电话亭死死按住挂断键，对着赵了哭喊：“不行！你不能回去！图图会死！！”她公然反抗高尚与黑衣保镖，协助荀未来与小赵突围；在EP23雪林铁架棚下被强制召回前，她故意留下自己的58003号肖雪身份证；在2058年被带走审查前，她更默契配合荀未来的“三十分”暗号，帮助刷卡来到2058的16岁赵左右躲过记忆清洗，含泪向赵左右吼出最后的嘱托：“好好照顾徐图图，不许她受到一点伤害，听到没有？！”</w:t>
+        <w:t>在EP22《背对背，肩并肩》中，小雪在502室门外偷听到老年余博士与赵了的对话，惊悉那个在未来必死的“舒图”竟然就是自己最珍惜的好友徐图图！当晚在旧物仓库电话亭前，当赵了准备妥协回2058启动修正时，小雪疯了一样冲进电话亭死死按住挂断键，对着赵了哭喊：“不行！你不能回去！图图会死！！”她公然反抗高尚与黑衣保镖，协助荀未来与小赵突围；在EP23雪林铁架棚下被强制召回前，她故意留下自己的58003号肖雪身份证；在2058年被带走审查前，她更默契配合荀未来的“三十分”暗号，帮助刷卡来到2058的16岁赵左右躲过记忆清洗，含泪向赵左右吼出最后的嘱托：“好好照顾徐图图，不许她受到一点伤害，听到没有？！”</w:t>
       </w:r>
     </w:p>
     <w:p>
@@ -1797,7 +1799,7 @@
           <w:color w:val="141414"/>
           <w:sz w:val="21"/>
         </w:rPr>
-        <w:t>• “我爸我妈00后咋的了？老娘大学都毕业了！……别搞我行吗？”（EP21第21-3场，食堂里小雪被16岁赵左右算年龄逼急后的爆笑破防台词）</w:t>
+        <w:t>• “我爸我妈00后咋的了？老娘大学都毕业了！……别搞我行吗？”（EP21食堂里小雪被16岁赵左右算年龄逼急后的爆笑破防台词）</w:t>
       </w:r>
     </w:p>
     <w:p>
@@ -1812,7 +1814,7 @@
           <w:color w:val="141414"/>
           <w:sz w:val="21"/>
         </w:rPr>
-        <w:t>• “以前下雪的时候，我都是出门找别人堆好的雪人，然后合个影，发到网上去，朋友就会给我点赞。但我现在觉得，还是这样比较快乐。”（EP21第21-7场，初雪操场小雪与徐图图、王一漫、赵左右亲手堆雪人时的走心剖白）</w:t>
+        <w:t>• “以前下雪的时候，我都是出门找别人堆好的雪人，然后合个影，发到网上去，朋友就会给我点赞。但我现在觉得，还是这样比较快乐。”（EP21初雪操场小雪与徐图图、王一漫、赵左右亲手堆雪人时的走心剖白）</w:t>
       </w:r>
     </w:p>
     <w:p>
@@ -1827,7 +1829,7 @@
           <w:color w:val="141414"/>
           <w:sz w:val="21"/>
         </w:rPr>
-        <w:t>• “不行！你不能回去！图图会死！！”（EP22第22-7场，旧物仓库电话亭前小雪为了救徐图图冲冠反叛高尚的催泪嘶吼）</w:t>
+        <w:t>• “不行！你不能回去！图图会死！！”（EP22旧物仓库电话亭前小雪为了救徐图图冲冠反叛高尚的催泪嘶吼）</w:t>
       </w:r>
     </w:p>
     <w:p>
@@ -1842,7 +1844,7 @@
           <w:color w:val="141414"/>
           <w:sz w:val="21"/>
         </w:rPr>
-        <w:t>• “赵左右，你要是真想谢我，就给我好好照顾徐图图，不许她受到一点伤害，听到没有？！”（EP23第23-5场，2058年走廊里小雪被带走前对16岁赵左右的最后嘱托）</w:t>
+        <w:t>• “赵左右，你要是真想谢我，就给我好好照顾徐图图，不许她受到一点伤害，听到没有？！”（EP232058年走廊里小雪被带走前对16岁赵左右的最后嘱托）</w:t>
       </w:r>
     </w:p>
     <w:sectPr>

--- a/01_《三人行》全24集全流程标杆成品库/05_核心人物一人一档/人物12_林开颜_肖雪（2058人生无限公司实习生 ＆ 2008转校生）.docx
+++ b/01_《三人行》全24集全流程标杆成品库/05_核心人物一人一档/人物12_林开颜_肖雪（2058人生无限公司实习生 ＆ 2008转校生）.docx
@@ -1429,7 +1429,7 @@
           <w:color w:val="141414"/>
           <w:sz w:val="22"/>
         </w:rPr>
-        <w:t>（一）从2058糊涂客服到2008不速之客（EP02/EP06/EP14/EP17–EP20）</w:t>
+        <w:t>（一）从2058糊涂客服到2008不速之客：消除警报、菠萝汁与毒针暗算、2388套房白光召回与旧仓库暴露（EP02／EP06／EP14／EP17—EP20）</w:t>
       </w:r>
     </w:p>
     <w:p>
@@ -1445,22 +1445,7 @@
           <w:color w:val="141414"/>
           <w:sz w:val="21"/>
         </w:rPr>
-        <w:t>作为2058年【人生（无限）有限公司】工号58003的实习生，小雪负责对接VIP客户66岁赵了。由于工作马虎，她多次把赵了在2008年引发的时空波动警报直接按“误判”消除（EP06/EP14）。到了EP17–19，眼看赵了与荀未来找到32岁年轻余博士、即将捅破天大篓子，害怕被副总裁高尚开除的小雪私自潜入2008年：她先在飞霞路电话亭旁用一杯鲜榨菠萝汁诱发赵了过敏休克（EP17），接着假扮余博士学生骗走黑E·6T534路虎车，并在酒店2388套房卧室当着余博士的面被强制召回凭空消失，吓得余博士搬空古堡逃往荒岛（EP18）；随后在EP19盛夏，她潜入502室用袖口毒针将赵了刺成植物人！在EP20《涉过夏天》中，高尚查出她盗用副总裁权限将赵左右归档并取消最高警报的记录；小雪再次潜回2008年在街边麻辣烫店向赵左右套话，谎称“去年八月台风帕布时赵爷爷捐款抗洪救灾”被赵左右当场识破，背后藏着的毒液注射器也惊走了赵左右；苦寻老赵数月无果的她竟动了直接对16岁赵左右下手的邪念，却在进入地下旧物仓库百叶门电话亭返回2058年时被一路反跟踪的赵左右锁定了秘密通道，回到2058年夜间工位嘀咕“这老赵左右不会是病死了吧”时更被高尚从暗处现身当场抓获！</w:t>
-      </w:r>
-    </w:p>
-    <w:p>
-      <w:pPr>
-        <w:spacing w:before="120" w:after="60" w:line="384" w:lineRule="auto"/>
-        <w:jc w:val="left"/>
-      </w:pPr>
-      <w:r>
-        <w:rPr>
-          <w:rFonts w:ascii="Arial" w:hAnsi="Arial" w:eastAsia="黑体"/>
-          <w:b/>
-          <w:color w:val="141414"/>
-          <w:sz w:val="22"/>
-        </w:rPr>
-        <w:t>（二）高二（2）班的破冰救赎与电话亭前的冲冠一怒（EP21–EP23）</w:t>
+        <w:t>到了EP02《第三个雪人》、EP06《暖雪》与EP14《继承》，作为2058年【人生（无限）有限公司】工号58003的年轻实习生，林开颜（化名肖雪／小雪）坐在全息监控台前负责对接VIP客户66岁赵了。由于刚毕业贪玩马虎、害怕担责扣工资，每当66岁的赵了在2008年因接触16岁本体或送索尼DV而触发控制台红色时空波动警报时，小雪在电话里听赵了随口敷衍两句，便多次违规把警报直接按“设备误判”手动消除。</w:t>
       </w:r>
     </w:p>
     <w:p>
@@ -1476,7 +1461,7 @@
           <w:color w:val="141414"/>
           <w:sz w:val="21"/>
         </w:rPr>
-        <w:t>在EP21《当雪落下》中，高尚逼小雪回2008年哪怕磕头也要让赵先生撤诉和解。小雪以转校生身份进入高二（2）班坐到赵左右同桌，中午在食堂被赵左右用“我92年的，算了算你爸你妈都是00后吧”的促狭算术激得拍桌爆出“我爸我妈00后咋的了？老娘大学都毕业了！”，又被赵左右举手佯装喊戴主任吓得扑过餐桌捂嘴求饶（“别搞我行吗？”）；当晚她堵在501室门口求原谅时不小心说漏嘴“我不应该拿菠萝汁害赵爷爷”，被得知下毒真相的赵左右怒骂“骗子”摔门拒之门外；次日她买了一书包零食讨好同学遭拒，去图书馆送徐图图粉色MP3又被路边小贩骗买成七八年前的旧款，还试图换上“长林速递”工作服替赵左右给501室父母送上两张写有“Orz.”颜文字的【2008费秦巡回演唱会门票】赔罪。真正融化小雪内心坚冰的，是16岁少女徐图图毫无保留的善意——徐图图不仅大方收下旧款粉色MP3暖心解围（“衣不如故，人不如新，新人送旧物，咱就是老朋友了”），还在食堂主动拉只吃白饭配辣条的小雪同桌请吃汉堡套餐，午休时将自己的蓝白校服披在熟睡的小雪肩上并悄悄塞回MP3，更在三个月后的冬日初雪操场上热情拉起躲在树后的小雪一起动手堆雪人！从未在2058年体会过真挚友情的小雪彻底被感化（“以前下雪的时候，我都是出门找别人堆好的雪人合个影发到网上等点赞，但我现在觉得，还是这样比较快乐”），并在雪后主动帮感冒低烧的徐图图清扫卫生区。随后，面对苏醒归来的66岁赵了与荀未来、赵左右在502室联手上演的“假植物人试探计”，看到赵了插着吸氧管“昏迷不醒”的小雪深感愧疚，非但没有趁机交差，反而主动提出带赵爷爷回2058年救治、愿掏出自己微薄的积蓄补贴医疗费，并交出了地下旧物仓库废弃电话亭的往返通道底牌！见小雪真心悔过，赵了拔掉吸氧管坐起身来与她达成和解；小雪满心欢喜地跑进地下旧物仓库电话亭向2058年的高尚报喜，却不料高尚刚刚从机密柜翻出【LO-01M1/009】黑色绝密档案盒，骇然揭穿了“荀未来和赵先生都是赵左右，有三个赵左右同时存在于2008年”的惊天真相！</w:t>
+        <w:t>到了EP17《不速之客》、EP18《一夜剧变》与EP19《仁》，眼看赵了与荀未来深入林海雪原古堡找到32岁年轻余博士、即将捅破“老中青三代同处2008”的滔天篓子，极度害怕被铁腕副总裁高尚开除并追究法律责任的小雪，私自携带违禁药剂从2058年潜入2008年企图强行把赵了弄回未来！在EP17雪夜的飞霞路公用电话亭旁，小雪伪装成问路的可怜女孩，递给赵了一杯掺有高浓度鲜榨菠萝汁的热饮，诱发天生对菠萝严重过敏的赵了当场休克送医；在EP18中，她假扮余博士学生从荀未来手中骗走黑色路虎车（黑E·6T534），随后在市二院走廊被苏醒的赵了与荀未来设伏抓获并带回酒店2388号套房卧室捆绑审讯——不料追踪而至的32岁余博士敲开2388套房门走进卧室，就在余博士亲手撕开小雪嘴上封口胶带、小雪惊呼出“余博士？！”的同一秒钟，套房卧室内刺目白光暴涨，小雪当着32岁余博士的面被2058系统强制召回凭空消失（直接触发余博士搬空古堡逃往荒岛闭关发明时空机）！到了EP19盛夏（2008年8月），再次潜回2008年的小雪趁赵了准备陪父母去北京看奥运的清晨潜入502室，用袖口藏着的高浓度过敏神经毒针刺入赵了颈部，致66岁赵了心脏骤停沦为植物人！</w:t>
       </w:r>
     </w:p>
     <w:p>
@@ -1492,7 +1477,70 @@
           <w:color w:val="141414"/>
           <w:sz w:val="21"/>
         </w:rPr>
-        <w:t>在EP22《背对背，肩并肩》中，小雪在502室门外偷听到老年余博士与赵了的对话，惊悉那个在未来必死的“舒图”竟然就是自己最珍惜的好友徐图图！当晚在旧物仓库电话亭前，当赵了准备妥协回2058启动修正时，小雪疯了一样冲进电话亭死死按住挂断键，对着赵了哭喊：“不行！你不能回去！图图会死！！”她公然反抗高尚与黑衣保镖，协助荀未来与小赵突围；在EP23雪林铁架棚下被强制召回前，她故意留下自己的58003号肖雪身份证；在2058年被带走审查前，她更默契配合荀未来的“三十分”暗号，帮助刷卡来到2058的16岁赵左右躲过记忆清洗，含泪向赵左右吼出最后的嘱托：“好好照顾徐图图，不许她受到一点伤害，听到没有？！”</w:t>
+        <w:t>到了EP20《涉过夏天》，副总裁高尚在2058年后台查出小雪盗用权限将赵左右归档并取消最高警报的记录；慌不择路的小雪再次潜回2008年，在八中后街砂锅麻辣烫店假冒赵了孙女向16岁的赵左右套话索要502室钥匙，随口编造“去年（2007年8月）台风帕布时赵爷爷捐款抗洪救灾”，被早已看过502暗室时间板（深知赵了2008年1月才穿越）的赵左右当场识破，她藏在背后的毒液注射器也惊得赵左右跳上末班电车逃脱。苦寻植物人老赵数月无果的小雪竟动了直接对16岁赵左右下手的邪念，却在进入挂有“057-”门牌的地下旧物仓库百叶门公用电话亭返回2058年时，被一路反跟踪的赵左右锁定了秘密虫洞通道；而当她回到2058年夜间工位喃喃自语“这老赵左右不会是病死了吧”时，更被从阴影中现身的副总裁高尚抓了个正着！</w:t>
+      </w:r>
+    </w:p>
+    <w:p>
+      <w:pPr>
+        <w:spacing w:before="120" w:after="60" w:line="384" w:lineRule="auto"/>
+        <w:jc w:val="left"/>
+      </w:pPr>
+      <w:r>
+        <w:rPr>
+          <w:rFonts w:ascii="Arial" w:hAnsi="Arial" w:eastAsia="黑体"/>
+          <w:b/>
+          <w:color w:val="141414"/>
+          <w:sz w:val="22"/>
+        </w:rPr>
+        <w:t>（二）高二（2）班的破冰救赎、初雪堆雪人、502室假植物人试探与电话亭前冲冠反叛护图图（EP21—EP23）</w:t>
+      </w:r>
+    </w:p>
+    <w:p>
+      <w:pPr>
+        <w:spacing w:before="40" w:after="100" w:line="384" w:lineRule="auto"/>
+        <w:ind w:firstLine="420"/>
+        <w:jc w:val="left"/>
+      </w:pPr>
+      <w:r>
+        <w:rPr>
+          <w:rFonts w:ascii="Times New Roman" w:hAnsi="Times New Roman" w:eastAsia="宋体"/>
+          <w:b w:val="0"/>
+          <w:color w:val="141414"/>
+          <w:sz w:val="21"/>
+        </w:rPr>
+        <w:t>到了EP21《当雪落下》高二开学（2008年9月），面对赵先生家属可能在2058年发起巨额索赔的危机，高尚逼小雪重返2008年哪怕磕头认错也要让赵先生签下撤诉和解书。小雪遂以转校生身份进入长林八中高二（2）班，被戴娟安排坐在赵左右同桌。开学第一天中午在学校食堂，赵左右开门见山挑明看到她进过地下旧物仓库电话亭并冷冷让她“滚蛋”；当小雪端出未来大人的架子教训他“小朋友说话客气点”时，被赵左右用“我92年的，算了算你爸你妈都是00后吧”的促狭算术精准踩中痛脚，激得小雪猛拍餐桌大喊：“我爸我妈00后咋的了？老娘大学都毕业了！”紧接着又被赵左右举手佯装喊戴主任吓得扑过餐桌死死捂住他的嘴求饶（“别搞我行吗？”）。当晚在501室门前楼道里，小雪堵住赵左右苦苦哀求原谅时不小心说漏嘴“我不应该拿菠萝汁害赵爷爷”，被得知下毒真相的赵左右怒骂“骗子”摔门拒之门外；次日她买了一书包零食讨好罗爱文与王一漫遭拒，去图书馆送徐图图粉色MP3又被路边小贩骗买成七八年前的旧款，还换上“长林速递”工作服替赵左右给501室父母送上两张写有“Orz.”颜文字的【2008费秦巡回演唱会门票】赔罪（惹得赵左右推窗冲楼下大喊“你别再这样了！多少钱我给你！”）。</w:t>
+      </w:r>
+    </w:p>
+    <w:p>
+      <w:pPr>
+        <w:spacing w:before="40" w:after="100" w:line="384" w:lineRule="auto"/>
+        <w:ind w:firstLine="420"/>
+        <w:jc w:val="left"/>
+      </w:pPr>
+      <w:r>
+        <w:rPr>
+          <w:rFonts w:ascii="Times New Roman" w:hAnsi="Times New Roman" w:eastAsia="宋体"/>
+          <w:b w:val="0"/>
+          <w:color w:val="141414"/>
+          <w:sz w:val="21"/>
+        </w:rPr>
+        <w:t>真正融化这位2058年孤独社畜内心坚冰的，是16岁少女徐图图毫无保留的四件暖事：① 在图书馆大方收下旧款粉色MP3并用“衣不如故，人不如新，新人送旧物，咱就是老朋友了”暖心解围；② 在食堂见小雪只吃白饭配辣条，主动拉她同桌请吃汉堡套餐；③ 午休时将自己的蓝白校服披在熟睡的小雪肩上并悄悄塞回装满好歌的MP3；④ 在三个月后的2008年冬日初雪操场上，热情拉起躲在树后的小雪一起滚雪球堆雪人！从未在冷漠的2058年体会过真挚友情的小雪流下感动的眼泪（“以前下雪的时候，我都是出门找别人堆好的雪人合个影发到网上等点赞，但我现在觉得，还是这样比较快乐”），并在雪后主动帮感冒低烧的徐图图清扫包干区积雪。随后，面对苏醒归来的66岁赵了与荀未来、赵左右在502室联手上演的“假植物人试探计”，看到赵了插着吸氧管“昏迷不醒”的小雪深感愧疚，非但没有趁机交差，反而主动提出带赵爷爷回2058年救治、愿掏出自己微薄的积蓄补贴医疗费，并交出了地下旧物仓库废弃电话亭的往返通道底牌！见小雪真心悔过，赵了拔掉吸氧管坐起身来与她达成和解；小雪满心欢喜地跑进地下旧物仓库电话亭向2058年的高尚报喜，却不料高尚刚刚从机密柜翻出【LO-01M1/009】黑色绝密档案盒，骇然揭穿了“荀未来和赵先生都是赵左右，有三个赵左右同时存在于2008年”的惊天真相！</w:t>
+      </w:r>
+    </w:p>
+    <w:p>
+      <w:pPr>
+        <w:spacing w:before="40" w:after="100" w:line="384" w:lineRule="auto"/>
+        <w:ind w:firstLine="420"/>
+        <w:jc w:val="left"/>
+      </w:pPr>
+      <w:r>
+        <w:rPr>
+          <w:rFonts w:ascii="Times New Roman" w:hAnsi="Times New Roman" w:eastAsia="宋体"/>
+          <w:b w:val="0"/>
+          <w:color w:val="141414"/>
+          <w:sz w:val="21"/>
+        </w:rPr>
+        <w:t>到了EP22《背对背，肩并肩》与EP23《不可战胜的敌人》，小雪在502室门外偷听到82岁老年余博士与赵了的对话，惊悉那个在未来必死的“舒图”竟然就是自己最珍惜的高中好友徐图图！当晚十点半在地下旧物仓库电话亭前（EP22），当66岁的赵了准备向高尚妥协回2058启动修正时，小雪疯了一样冲进电话亭死死按住挂断键，对着赵了撕心裂肺地哭喊：“不行！你不能回去！图图会死！！”她公然反叛上司高尚与黑衣保镖队，拼死协助荀未来与16岁小赵突围；在EP23雪林铁架棚下被强制召回2058年前的最后一秒，她故意将自己的【58003号肖雪身份证】留在2008年塞给主角团作为反攻通行证；而在2058年五楼走廊被保安带走审查时，她更与刷卡穿来2058年的16岁赵左右迎面相遇，默契配合荀未来的“三十分”时间差奇谋，含泪向赵左右吼出最后的嘱托：“赵左右，你要是真想谢我，就给我好好照顾徐图图，不许她受到一点伤害，听到没有？！”完成了从糊涂反派到热血挚友的华丽蜕变。</w:t>
       </w:r>
     </w:p>
     <w:p>
@@ -1799,7 +1847,7 @@
           <w:color w:val="141414"/>
           <w:sz w:val="21"/>
         </w:rPr>
-        <w:t>• “我爸我妈00后咋的了？老娘大学都毕业了！……别搞我行吗？”（EP21食堂里小雪被16岁赵左右算年龄逼急后的爆笑破防台词）</w:t>
+        <w:t>• “我爸我妈00后咋的了？老娘大学都毕业了！……别搞我行吗？”（EP21，食堂里小雪被16岁赵左右算年龄逼急后的爆笑破防台词）</w:t>
       </w:r>
     </w:p>
     <w:p>
@@ -1814,7 +1862,7 @@
           <w:color w:val="141414"/>
           <w:sz w:val="21"/>
         </w:rPr>
-        <w:t>• “以前下雪的时候，我都是出门找别人堆好的雪人，然后合个影，发到网上去，朋友就会给我点赞。但我现在觉得，还是这样比较快乐。”（EP21初雪操场小雪与徐图图、王一漫、赵左右亲手堆雪人时的走心剖白）</w:t>
+        <w:t>• “以前下雪的时候，我都是出门找别人堆好的雪人，然后合个影，发到网上去，朋友就会给我点赞。但我现在觉得，还是这样比较快乐。”（EP21，初雪操场小雪与徐图图、王一漫、赵左右亲手堆雪人时的走心剖白）</w:t>
       </w:r>
     </w:p>
     <w:p>
@@ -1829,7 +1877,7 @@
           <w:color w:val="141414"/>
           <w:sz w:val="21"/>
         </w:rPr>
-        <w:t>• “不行！你不能回去！图图会死！！”（EP22旧物仓库电话亭前小雪为了救徐图图冲冠反叛高尚的催泪嘶吼）</w:t>
+        <w:t>• “不行！你不能回去！图图会死！！”（EP22，旧物仓库电话亭前小雪为了救徐图图冲冠反叛高尚的催泪嘶吼）</w:t>
       </w:r>
     </w:p>
     <w:p>
@@ -1844,7 +1892,7 @@
           <w:color w:val="141414"/>
           <w:sz w:val="21"/>
         </w:rPr>
-        <w:t>• “赵左右，你要是真想谢我，就给我好好照顾徐图图，不许她受到一点伤害，听到没有？！”（EP232058年走廊里小雪被带走前对16岁赵左右的最后嘱托）</w:t>
+        <w:t>• “赵左右，你要是真想谢我，就给我好好照顾徐图图，不许她受到一点伤害，听到没有？！”（EP23，2058年走廊里小雪被带走前对16岁赵左右的最后嘱托）</w:t>
       </w:r>
     </w:p>
     <w:sectPr>

--- a/01_《三人行》全24集全流程标杆成品库/05_核心人物一人一档/人物12_林开颜_肖雪（2058人生无限公司实习生 ＆ 2008转校生）.docx
+++ b/01_《三人行》全24集全流程标杆成品库/05_核心人物一人一档/人物12_林开颜_肖雪（2058人生无限公司实习生 ＆ 2008转校生）.docx
@@ -124,9 +124,7 @@
         </w:tc>
       </w:tr>
       <w:tr>
-        <w:trPr>
-          <w:cantSplit/>
-        </w:trPr>
+        <w:trPr/>
         <w:tc>
           <w:tcPr>
             <w:tcW w:type="dxa" w:w="2520"/>
@@ -185,9 +183,7 @@
         </w:tc>
       </w:tr>
       <w:tr>
-        <w:trPr>
-          <w:cantSplit/>
-        </w:trPr>
+        <w:trPr/>
         <w:tc>
           <w:tcPr>
             <w:tcW w:type="dxa" w:w="2520"/>
@@ -248,9 +244,7 @@
         </w:tc>
       </w:tr>
       <w:tr>
-        <w:trPr>
-          <w:cantSplit/>
-        </w:trPr>
+        <w:trPr/>
         <w:tc>
           <w:tcPr>
             <w:tcW w:type="dxa" w:w="2520"/>
@@ -309,9 +303,7 @@
         </w:tc>
       </w:tr>
       <w:tr>
-        <w:trPr>
-          <w:cantSplit/>
-        </w:trPr>
+        <w:trPr/>
         <w:tc>
           <w:tcPr>
             <w:tcW w:type="dxa" w:w="2520"/>
@@ -372,9 +364,7 @@
         </w:tc>
       </w:tr>
       <w:tr>
-        <w:trPr>
-          <w:cantSplit/>
-        </w:trPr>
+        <w:trPr/>
         <w:tc>
           <w:tcPr>
             <w:tcW w:type="dxa" w:w="2520"/>
@@ -433,9 +423,7 @@
         </w:tc>
       </w:tr>
       <w:tr>
-        <w:trPr>
-          <w:cantSplit/>
-        </w:trPr>
+        <w:trPr/>
         <w:tc>
           <w:tcPr>
             <w:tcW w:type="dxa" w:w="2520"/>
@@ -496,9 +484,7 @@
         </w:tc>
       </w:tr>
       <w:tr>
-        <w:trPr>
-          <w:cantSplit/>
-        </w:trPr>
+        <w:trPr/>
         <w:tc>
           <w:tcPr>
             <w:tcW w:type="dxa" w:w="2520"/>
@@ -557,9 +543,7 @@
         </w:tc>
       </w:tr>
       <w:tr>
-        <w:trPr>
-          <w:cantSplit/>
-        </w:trPr>
+        <w:trPr/>
         <w:tc>
           <w:tcPr>
             <w:tcW w:type="dxa" w:w="2520"/>
@@ -620,9 +604,7 @@
         </w:tc>
       </w:tr>
       <w:tr>
-        <w:trPr>
-          <w:cantSplit/>
-        </w:trPr>
+        <w:trPr/>
         <w:tc>
           <w:tcPr>
             <w:tcW w:type="dxa" w:w="2520"/>
@@ -681,9 +663,7 @@
         </w:tc>
       </w:tr>
       <w:tr>
-        <w:trPr>
-          <w:cantSplit/>
-        </w:trPr>
+        <w:trPr/>
         <w:tc>
           <w:tcPr>
             <w:tcW w:type="dxa" w:w="2520"/>
@@ -744,9 +724,7 @@
         </w:tc>
       </w:tr>
       <w:tr>
-        <w:trPr>
-          <w:cantSplit/>
-        </w:trPr>
+        <w:trPr/>
         <w:tc>
           <w:tcPr>
             <w:tcW w:type="dxa" w:w="2520"/>
@@ -1053,9 +1031,7 @@
         </w:tc>
       </w:tr>
       <w:tr>
-        <w:trPr>
-          <w:cantSplit/>
-        </w:trPr>
+        <w:trPr/>
         <w:tc>
           <w:tcPr>
             <w:tcW w:type="dxa" w:w="2520"/>
@@ -1120,9 +1096,7 @@
         </w:tc>
       </w:tr>
       <w:tr>
-        <w:trPr>
-          <w:cantSplit/>
-        </w:trPr>
+        <w:trPr/>
         <w:tc>
           <w:tcPr>
             <w:tcW w:type="dxa" w:w="2520"/>
@@ -1189,9 +1163,7 @@
         </w:tc>
       </w:tr>
       <w:tr>
-        <w:trPr>
-          <w:cantSplit/>
-        </w:trPr>
+        <w:trPr/>
         <w:tc>
           <w:tcPr>
             <w:tcW w:type="dxa" w:w="2520"/>
@@ -1256,9 +1228,7 @@
         </w:tc>
       </w:tr>
       <w:tr>
-        <w:trPr>
-          <w:cantSplit/>
-        </w:trPr>
+        <w:trPr/>
         <w:tc>
           <w:tcPr>
             <w:tcW w:type="dxa" w:w="2520"/>
@@ -1461,7 +1431,7 @@
           <w:color w:val="141414"/>
           <w:sz w:val="21"/>
         </w:rPr>
-        <w:t>到了EP17《不速之客》、EP18《一夜剧变》与EP19《仁》，眼看赵了与荀未来深入林海雪原古堡找到32岁年轻余博士、即将捅破“老中青三代同处2008”的滔天篓子，极度害怕被铁腕副总裁高尚开除并追究法律责任的小雪，私自携带违禁药剂从2058年潜入2008年企图强行把赵了弄回未来！在EP17雪夜的飞霞路公用电话亭旁，小雪伪装成问路的可怜女孩，递给赵了一杯掺有高浓度鲜榨菠萝汁的热饮，诱发天生对菠萝严重过敏的赵了当场休克送医；在EP18中，她假扮余博士学生从荀未来手中骗走黑色路虎车（黑E·6T534），随后在市二院走廊被苏醒的赵了与荀未来设伏抓获并带回酒店2388号套房卧室捆绑审讯——不料追踪而至的32岁余博士敲开2388套房门走进卧室，就在余博士亲手撕开小雪嘴上封口胶带、小雪惊呼出“余博士？！”的同一秒钟，套房卧室内刺目白光暴涨，小雪当着32岁余博士的面被2058系统强制召回凭空消失（直接触发余博士搬空古堡逃往荒岛闭关发明时空机）！到了EP19盛夏（2008年8月），再次潜回2008年的小雪趁赵了准备陪父母去北京看奥运的清晨潜入502室，用袖口藏着的高浓度过敏神经毒针刺入赵了颈部，致66岁赵了心脏骤停沦为植物人！</w:t>
+        <w:t>到了EP17《不速之客》、EP18《一夜剧变》与EP19《仁》，眼看赵了与荀未来深入林海雪原古堡找到32岁年轻余博士、即将捅破“老中青三代同处2008”的滔天篓子，极度害怕被铁腕副总裁高尚开除并追究法律责任的小雪，私自携带违禁药剂从2058年潜入2008年企图强行把赵了弄回未来！在EP17雪夜的飞霞路公用电话亭旁，小雪伪装成问路的可怜女孩，手持一支装满黄色鲜榨菠萝汁的一次性注射器猛地扎向赵了胸口，诱发天生对菠萝严重过敏的赵了当场休克送医；在EP18中，她假扮余博士学生从荀未来手中骗走黑色路虎车（黑E·6T534），随后在市二院走廊被苏醒的赵了与荀未来设伏抓获并带回酒店2388号套房卧室捆绑审讯——不料追踪而至的32岁余博士敲开2388套房门走进卧室，就在余博士亲手撕开小雪嘴上封口胶带、小雪惊呼出“余博士？！”的同一秒钟，套房卧室内刺目白光暴涨，小雪当着32岁余博士的面被2058系统强制召回凭空消失（直接触发余博士搬空古堡逃往荒岛闭关发明时空机）！到了EP19盛夏（2008年8月），再次潜回2008年的小雪趁赵了准备陪父母去北京看奥运的清晨潜入502室，用袖口藏着的高浓度过敏神经毒针刺入赵了颈部，致66岁赵了心脏骤停沦为植物人！</w:t>
       </w:r>
     </w:p>
     <w:p>
@@ -1635,9 +1605,7 @@
         </w:tc>
       </w:tr>
       <w:tr>
-        <w:trPr>
-          <w:cantSplit/>
-        </w:trPr>
+        <w:trPr/>
         <w:tc>
           <w:tcPr>
             <w:tcW w:type="dxa" w:w="2664"/>
@@ -1696,9 +1664,7 @@
         </w:tc>
       </w:tr>
       <w:tr>
-        <w:trPr>
-          <w:cantSplit/>
-        </w:trPr>
+        <w:trPr/>
         <w:tc>
           <w:tcPr>
             <w:tcW w:type="dxa" w:w="2664"/>
@@ -1759,9 +1725,7 @@
         </w:tc>
       </w:tr>
       <w:tr>
-        <w:trPr>
-          <w:cantSplit/>
-        </w:trPr>
+        <w:trPr/>
         <w:tc>
           <w:tcPr>
             <w:tcW w:type="dxa" w:w="2664"/>
